--- a/lessons/3-7/downloads/3-7-notes-teacher.docx
+++ b/lessons/3-7/downloads/3-7-notes-teacher.docx
@@ -1176,6 +1176,468 @@
         </w:tc>
       </w:tr>
     </w:tbl>
+    <w:tbl>
+      <w:tblPr>
+        <w:tblW w:type="pct" w:w="100%"/>
+        <w:tblBorders>
+          <w:top w:val="none" w:color="FFFFFF" w:sz="0"/>
+          <w:left w:val="none" w:color="FFFFFF" w:sz="0"/>
+          <w:bottom w:val="single" w:color="C7D2DD" w:sz="4"/>
+          <w:right w:val="none" w:color="FFFFFF" w:sz="0"/>
+          <w:insideH w:val="none" w:color="FFFFFF" w:sz="0"/>
+          <w:insideV w:val="none" w:color="FFFFFF" w:sz="0"/>
+        </w:tblBorders>
+      </w:tblPr>
+      <w:tblGrid>
+        <w:gridCol w:w="1800"/>
+        <w:gridCol w:w="7560"/>
+      </w:tblGrid>
+      <w:tr>
+        <w:trPr>
+          <w:cantSplit/>
+        </w:trPr>
+        <w:tc>
+          <w:tcPr>
+            <w:tcW w:type="dxa" w:w="1800"/>
+            <w:tcMar>
+              <w:top w:type="dxa" w:w="100"/>
+              <w:left w:type="dxa" w:w="40"/>
+              <w:bottom w:type="dxa" w:w="100"/>
+              <w:right w:type="dxa" w:w="120"/>
+            </w:tcMar>
+            <w:vAlign w:val="center"/>
+          </w:tcPr>
+          <w:p>
+            <w:pPr>
+              <w:spacing w:after="0"/>
+              <w:jc w:val="center"/>
+            </w:pPr>
+            <w:r>
+              <w:drawing>
+                <wp:inline distT="0" distB="0" distL="0" distR="0">
+                  <wp:extent cx="1047750" cy="790575"/>
+                  <wp:effectExtent t="0" r="0" b="0" l="0"/>
+                  <wp:docPr id="1" name="" descr="" title=""/>
+                  <wp:cNvGraphicFramePr>
+                    <a:graphicFrameLocks xmlns:a="http://schemas.openxmlformats.org/drawingml/2006/main" noChangeAspect="1"/>
+                  </wp:cNvGraphicFramePr>
+                  <a:graphic xmlns:a="http://schemas.openxmlformats.org/drawingml/2006/main">
+                    <a:graphicData uri="http://schemas.openxmlformats.org/drawingml/2006/picture">
+                      <pic:pic xmlns:pic="http://schemas.openxmlformats.org/drawingml/2006/picture">
+                        <pic:nvPicPr>
+                          <pic:cNvPr id="0" name="" descr=""/>
+                          <pic:cNvPicPr>
+                            <a:picLocks noChangeAspect="1" noChangeArrowheads="1"/>
+                          </pic:cNvPicPr>
+                        </pic:nvPicPr>
+                        <pic:blipFill>
+                          <a:blip r:embed="rId13" cstate="none"/>
+                          <a:srcRect/>
+                          <a:stretch>
+                            <a:fillRect/>
+                          </a:stretch>
+                        </pic:blipFill>
+                        <pic:spPr bwMode="auto">
+                          <a:xfrm>
+                            <a:off x="0" y="0"/>
+                            <a:ext cx="1047750" cy="790575"/>
+                          </a:xfrm>
+                          <a:prstGeom prst="rect">
+                            <a:avLst/>
+                          </a:prstGeom>
+                        </pic:spPr>
+                      </pic:pic>
+                    </a:graphicData>
+                  </a:graphic>
+                </wp:inline>
+              </w:drawing>
+            </w:r>
+          </w:p>
+        </w:tc>
+        <w:tc>
+          <w:tcPr>
+            <w:tcW w:type="dxa" w:w="7560"/>
+            <w:tcMar>
+              <w:top w:type="dxa" w:w="100"/>
+              <w:left w:type="dxa" w:w="40"/>
+              <w:bottom w:type="dxa" w:w="100"/>
+              <w:right w:type="dxa" w:w="40"/>
+            </w:tcMar>
+            <w:vAlign w:val="center"/>
+          </w:tcPr>
+          <w:p>
+            <w:pPr>
+              <w:spacing w:after="50"/>
+            </w:pPr>
+            <w:r>
+              <w:rPr>
+                <w:b/>
+                <w:bCs/>
+                <w:color w:val="12355B"/>
+                <w:sz w:val="24"/>
+                <w:szCs w:val="24"/>
+              </w:rPr>
+              <w:t xml:space="preserve">Reasonableness</w:t>
+            </w:r>
+            <w:r>
+              <w:rPr>
+                <w:i/>
+                <w:iCs/>
+                <w:color w:val="5F6F80"/>
+                <w:sz w:val="19"/>
+                <w:szCs w:val="19"/>
+              </w:rPr>
+              <w:t xml:space="preserve">   Sentido lógico</w:t>
+            </w:r>
+          </w:p>
+          <w:p>
+            <w:pPr>
+              <w:spacing w:after="40"/>
+            </w:pPr>
+            <w:r>
+              <w:rPr>
+                <w:sz w:val="21"/>
+                <w:szCs w:val="21"/>
+              </w:rPr>
+              <w:t xml:space="preserve">Checking that the size of an answer makes sense for the situation.</w:t>
+            </w:r>
+          </w:p>
+          <w:p>
+            <w:pPr>
+              <w:spacing w:after="0"/>
+            </w:pPr>
+            <w:r>
+              <w:rPr>
+                <w:b/>
+                <w:bCs/>
+                <w:color w:val="1FA6A2"/>
+                <w:sz w:val="18"/>
+                <w:szCs w:val="18"/>
+              </w:rPr>
+              <w:t xml:space="preserve">Example:  </w:t>
+            </w:r>
+            <w:r>
+              <w:rPr>
+                <w:i/>
+                <w:iCs/>
+                <w:color w:val="5F6F80"/>
+                <w:sz w:val="18"/>
+                <w:szCs w:val="18"/>
+              </w:rPr>
+              <w:t xml:space="preserve">A bigger unit should give a smaller number.</w:t>
+            </w:r>
+          </w:p>
+        </w:tc>
+      </w:tr>
+    </w:tbl>
+    <w:tbl>
+      <w:tblPr>
+        <w:tblW w:type="pct" w:w="100%"/>
+        <w:tblBorders>
+          <w:top w:val="none" w:color="FFFFFF" w:sz="0"/>
+          <w:left w:val="none" w:color="FFFFFF" w:sz="0"/>
+          <w:bottom w:val="single" w:color="C7D2DD" w:sz="4"/>
+          <w:right w:val="none" w:color="FFFFFF" w:sz="0"/>
+          <w:insideH w:val="none" w:color="FFFFFF" w:sz="0"/>
+          <w:insideV w:val="none" w:color="FFFFFF" w:sz="0"/>
+        </w:tblBorders>
+      </w:tblPr>
+      <w:tblGrid>
+        <w:gridCol w:w="1800"/>
+        <w:gridCol w:w="7560"/>
+      </w:tblGrid>
+      <w:tr>
+        <w:trPr>
+          <w:cantSplit/>
+        </w:trPr>
+        <w:tc>
+          <w:tcPr>
+            <w:tcW w:type="dxa" w:w="1800"/>
+            <w:tcMar>
+              <w:top w:type="dxa" w:w="100"/>
+              <w:left w:type="dxa" w:w="40"/>
+              <w:bottom w:type="dxa" w:w="100"/>
+              <w:right w:type="dxa" w:w="120"/>
+            </w:tcMar>
+            <w:vAlign w:val="center"/>
+          </w:tcPr>
+          <w:p>
+            <w:pPr>
+              <w:spacing w:after="0"/>
+              <w:jc w:val="center"/>
+            </w:pPr>
+            <w:r>
+              <w:drawing>
+                <wp:inline distT="0" distB="0" distL="0" distR="0">
+                  <wp:extent cx="1047750" cy="790575"/>
+                  <wp:effectExtent t="0" r="0" b="0" l="0"/>
+                  <wp:docPr id="1" name="" descr="" title=""/>
+                  <wp:cNvGraphicFramePr>
+                    <a:graphicFrameLocks xmlns:a="http://schemas.openxmlformats.org/drawingml/2006/main" noChangeAspect="1"/>
+                  </wp:cNvGraphicFramePr>
+                  <a:graphic xmlns:a="http://schemas.openxmlformats.org/drawingml/2006/main">
+                    <a:graphicData uri="http://schemas.openxmlformats.org/drawingml/2006/picture">
+                      <pic:pic xmlns:pic="http://schemas.openxmlformats.org/drawingml/2006/picture">
+                        <pic:nvPicPr>
+                          <pic:cNvPr id="0" name="" descr=""/>
+                          <pic:cNvPicPr>
+                            <a:picLocks noChangeAspect="1" noChangeArrowheads="1"/>
+                          </pic:cNvPicPr>
+                        </pic:nvPicPr>
+                        <pic:blipFill>
+                          <a:blip r:embed="rId14" cstate="none"/>
+                          <a:srcRect/>
+                          <a:stretch>
+                            <a:fillRect/>
+                          </a:stretch>
+                        </pic:blipFill>
+                        <pic:spPr bwMode="auto">
+                          <a:xfrm>
+                            <a:off x="0" y="0"/>
+                            <a:ext cx="1047750" cy="790575"/>
+                          </a:xfrm>
+                          <a:prstGeom prst="rect">
+                            <a:avLst/>
+                          </a:prstGeom>
+                        </pic:spPr>
+                      </pic:pic>
+                    </a:graphicData>
+                  </a:graphic>
+                </wp:inline>
+              </w:drawing>
+            </w:r>
+          </w:p>
+        </w:tc>
+        <w:tc>
+          <w:tcPr>
+            <w:tcW w:type="dxa" w:w="7560"/>
+            <w:tcMar>
+              <w:top w:type="dxa" w:w="100"/>
+              <w:left w:type="dxa" w:w="40"/>
+              <w:bottom w:type="dxa" w:w="100"/>
+              <w:right w:type="dxa" w:w="40"/>
+            </w:tcMar>
+            <w:vAlign w:val="center"/>
+          </w:tcPr>
+          <w:p>
+            <w:pPr>
+              <w:spacing w:after="50"/>
+            </w:pPr>
+            <w:r>
+              <w:rPr>
+                <w:b/>
+                <w:bCs/>
+                <w:color w:val="12355B"/>
+                <w:sz w:val="24"/>
+                <w:szCs w:val="24"/>
+              </w:rPr>
+              <w:t xml:space="preserve">Multi-step problem</w:t>
+            </w:r>
+            <w:r>
+              <w:rPr>
+                <w:i/>
+                <w:iCs/>
+                <w:color w:val="5F6F80"/>
+                <w:sz w:val="19"/>
+                <w:szCs w:val="19"/>
+              </w:rPr>
+              <w:t xml:space="preserve">   Problema de varios pasos</w:t>
+            </w:r>
+          </w:p>
+          <w:p>
+            <w:pPr>
+              <w:spacing w:after="40"/>
+            </w:pPr>
+            <w:r>
+              <w:rPr>
+                <w:sz w:val="21"/>
+                <w:szCs w:val="21"/>
+              </w:rPr>
+              <w:t xml:space="preserve">A problem that needs two or more operations done in order.</w:t>
+            </w:r>
+          </w:p>
+          <w:p>
+            <w:pPr>
+              <w:spacing w:after="0"/>
+            </w:pPr>
+            <w:r>
+              <w:rPr>
+                <w:b/>
+                <w:bCs/>
+                <w:color w:val="1FA6A2"/>
+                <w:sz w:val="18"/>
+                <w:szCs w:val="18"/>
+              </w:rPr>
+              <w:t xml:space="preserve">Example:  </w:t>
+            </w:r>
+            <w:r>
+              <w:rPr>
+                <w:i/>
+                <w:iCs/>
+                <w:color w:val="5F6F80"/>
+                <w:sz w:val="18"/>
+                <w:szCs w:val="18"/>
+              </w:rPr>
+              <w:t xml:space="preserve">Convert the unit, then multiply.</w:t>
+            </w:r>
+          </w:p>
+        </w:tc>
+      </w:tr>
+    </w:tbl>
+    <w:tbl>
+      <w:tblPr>
+        <w:tblW w:type="pct" w:w="100%"/>
+        <w:tblBorders>
+          <w:top w:val="none" w:color="FFFFFF" w:sz="0"/>
+          <w:left w:val="none" w:color="FFFFFF" w:sz="0"/>
+          <w:bottom w:val="single" w:color="C7D2DD" w:sz="4"/>
+          <w:right w:val="none" w:color="FFFFFF" w:sz="0"/>
+          <w:insideH w:val="none" w:color="FFFFFF" w:sz="0"/>
+          <w:insideV w:val="none" w:color="FFFFFF" w:sz="0"/>
+        </w:tblBorders>
+      </w:tblPr>
+      <w:tblGrid>
+        <w:gridCol w:w="1800"/>
+        <w:gridCol w:w="7560"/>
+      </w:tblGrid>
+      <w:tr>
+        <w:trPr>
+          <w:cantSplit/>
+        </w:trPr>
+        <w:tc>
+          <w:tcPr>
+            <w:tcW w:type="dxa" w:w="1800"/>
+            <w:tcMar>
+              <w:top w:type="dxa" w:w="100"/>
+              <w:left w:type="dxa" w:w="40"/>
+              <w:bottom w:type="dxa" w:w="100"/>
+              <w:right w:type="dxa" w:w="120"/>
+            </w:tcMar>
+            <w:vAlign w:val="center"/>
+          </w:tcPr>
+          <w:p>
+            <w:pPr>
+              <w:spacing w:after="0"/>
+              <w:jc w:val="center"/>
+            </w:pPr>
+            <w:r>
+              <w:drawing>
+                <wp:inline distT="0" distB="0" distL="0" distR="0">
+                  <wp:extent cx="1047750" cy="790575"/>
+                  <wp:effectExtent t="0" r="0" b="0" l="0"/>
+                  <wp:docPr id="1" name="" descr="" title=""/>
+                  <wp:cNvGraphicFramePr>
+                    <a:graphicFrameLocks xmlns:a="http://schemas.openxmlformats.org/drawingml/2006/main" noChangeAspect="1"/>
+                  </wp:cNvGraphicFramePr>
+                  <a:graphic xmlns:a="http://schemas.openxmlformats.org/drawingml/2006/main">
+                    <a:graphicData uri="http://schemas.openxmlformats.org/drawingml/2006/picture">
+                      <pic:pic xmlns:pic="http://schemas.openxmlformats.org/drawingml/2006/picture">
+                        <pic:nvPicPr>
+                          <pic:cNvPr id="0" name="" descr=""/>
+                          <pic:cNvPicPr>
+                            <a:picLocks noChangeAspect="1" noChangeArrowheads="1"/>
+                          </pic:cNvPicPr>
+                        </pic:nvPicPr>
+                        <pic:blipFill>
+                          <a:blip r:embed="rId15" cstate="none"/>
+                          <a:srcRect/>
+                          <a:stretch>
+                            <a:fillRect/>
+                          </a:stretch>
+                        </pic:blipFill>
+                        <pic:spPr bwMode="auto">
+                          <a:xfrm>
+                            <a:off x="0" y="0"/>
+                            <a:ext cx="1047750" cy="790575"/>
+                          </a:xfrm>
+                          <a:prstGeom prst="rect">
+                            <a:avLst/>
+                          </a:prstGeom>
+                        </pic:spPr>
+                      </pic:pic>
+                    </a:graphicData>
+                  </a:graphic>
+                </wp:inline>
+              </w:drawing>
+            </w:r>
+          </w:p>
+        </w:tc>
+        <w:tc>
+          <w:tcPr>
+            <w:tcW w:type="dxa" w:w="7560"/>
+            <w:tcMar>
+              <w:top w:type="dxa" w:w="100"/>
+              <w:left w:type="dxa" w:w="40"/>
+              <w:bottom w:type="dxa" w:w="100"/>
+              <w:right w:type="dxa" w:w="40"/>
+            </w:tcMar>
+            <w:vAlign w:val="center"/>
+          </w:tcPr>
+          <w:p>
+            <w:pPr>
+              <w:spacing w:after="50"/>
+            </w:pPr>
+            <w:r>
+              <w:rPr>
+                <w:b/>
+                <w:bCs/>
+                <w:color w:val="12355B"/>
+                <w:sz w:val="24"/>
+                <w:szCs w:val="24"/>
+              </w:rPr>
+              <w:t xml:space="preserve">Dose</w:t>
+            </w:r>
+            <w:r>
+              <w:rPr>
+                <w:i/>
+                <w:iCs/>
+                <w:color w:val="5F6F80"/>
+                <w:sz w:val="19"/>
+                <w:szCs w:val="19"/>
+              </w:rPr>
+              <w:t xml:space="preserve">   Dosis</w:t>
+            </w:r>
+          </w:p>
+          <w:p>
+            <w:pPr>
+              <w:spacing w:after="40"/>
+            </w:pPr>
+            <w:r>
+              <w:rPr>
+                <w:sz w:val="21"/>
+                <w:szCs w:val="21"/>
+              </w:rPr>
+              <w:t xml:space="preserve">The amount of medicine a patient should get.</w:t>
+            </w:r>
+          </w:p>
+          <w:p>
+            <w:pPr>
+              <w:spacing w:after="0"/>
+            </w:pPr>
+            <w:r>
+              <w:rPr>
+                <w:b/>
+                <w:bCs/>
+                <w:color w:val="1FA6A2"/>
+                <w:sz w:val="18"/>
+                <w:szCs w:val="18"/>
+              </w:rPr>
+              <w:t xml:space="preserve">Example:  </w:t>
+            </w:r>
+            <w:r>
+              <w:rPr>
+                <w:i/>
+                <w:iCs/>
+                <w:color w:val="5F6F80"/>
+                <w:sz w:val="18"/>
+                <w:szCs w:val="18"/>
+              </w:rPr>
+              <w:t xml:space="preserve">120 mg</w:t>
+            </w:r>
+          </w:p>
+        </w:tc>
+      </w:tr>
+    </w:tbl>
     <w:p>
       <w:pPr>
         <w:pStyle w:val="Heading1"/>
@@ -1264,7 +1726,7 @@
                 <w:sz w:val="21"/>
                 <w:szCs w:val="21"/>
               </w:rPr>
-              <w:t xml:space="preserve">Convert Measurements Between Systems      •      Conversion factor      •      Customary system      •      Metric system      •      Approximately      •      Ratio table</w:t>
+              <w:t xml:space="preserve">Convert Measurements Between Systems      •      Conversion factor      •      Customary system      •      Metric system      •      Approximately      •      Ratio table      •      Reasonableness      •      Multi-step problem      •      Dose</w:t>
             </w:r>
           </w:p>
         </w:tc>
@@ -1512,6 +1974,117 @@
           <w:szCs w:val="22"/>
         </w:rPr>
         <w:t xml:space="preserve"> </w:t>
+      </w:r>
+      <w:r>
+        <w:rPr>
+          <w:sz w:val="22"/>
+          <w:szCs w:val="22"/>
+        </w:rPr>
+        <w:t xml:space="preserve">________________</w:t>
+      </w:r>
+      <w:r>
+        <w:rPr>
+          <w:sz w:val="22"/>
+          <w:szCs w:val="22"/>
+        </w:rPr>
+        <w:t xml:space="preserve">.</w:t>
+      </w:r>
+    </w:p>
+    <w:p>
+      <w:pPr>
+        <w:keepLines/>
+        <w:spacing w:after="260" w:before="200"/>
+      </w:pPr>
+      <w:r>
+        <w:rPr>
+          <w:b/>
+          <w:bCs/>
+          <w:color w:val="12355B"/>
+          <w:sz w:val="22"/>
+          <w:szCs w:val="22"/>
+        </w:rPr>
+        <w:t xml:space="preserve">7.  </w:t>
+      </w:r>
+      <w:r>
+        <w:rPr>
+          <w:sz w:val="22"/>
+          <w:szCs w:val="22"/>
+        </w:rPr>
+        <w:t xml:space="preserve">Checking that an answer's size makes sense is checking its </w:t>
+      </w:r>
+      <w:r>
+        <w:rPr>
+          <w:sz w:val="22"/>
+          <w:szCs w:val="22"/>
+        </w:rPr>
+        <w:t xml:space="preserve">________________</w:t>
+      </w:r>
+      <w:r>
+        <w:rPr>
+          <w:sz w:val="22"/>
+          <w:szCs w:val="22"/>
+        </w:rPr>
+        <w:t xml:space="preserve">.</w:t>
+      </w:r>
+    </w:p>
+    <w:p>
+      <w:pPr>
+        <w:keepLines/>
+        <w:spacing w:after="260" w:before="200"/>
+      </w:pPr>
+      <w:r>
+        <w:rPr>
+          <w:b/>
+          <w:bCs/>
+          <w:color w:val="12355B"/>
+          <w:sz w:val="22"/>
+          <w:szCs w:val="22"/>
+        </w:rPr>
+        <w:t xml:space="preserve">8.  </w:t>
+      </w:r>
+      <w:r>
+        <w:rPr>
+          <w:sz w:val="22"/>
+          <w:szCs w:val="22"/>
+        </w:rPr>
+        <w:t xml:space="preserve">A problem that needs two or more operations in order is a </w:t>
+      </w:r>
+      <w:r>
+        <w:rPr>
+          <w:sz w:val="22"/>
+          <w:szCs w:val="22"/>
+        </w:rPr>
+        <w:t xml:space="preserve">________________</w:t>
+      </w:r>
+      <w:r>
+        <w:rPr>
+          <w:sz w:val="22"/>
+          <w:szCs w:val="22"/>
+        </w:rPr>
+        <w:t xml:space="preserve">.</w:t>
+      </w:r>
+    </w:p>
+    <w:p>
+      <w:pPr>
+        <w:keepLines/>
+        <w:spacing w:after="260" w:before="200"/>
+      </w:pPr>
+      <w:r>
+        <w:rPr>
+          <w:b/>
+          <w:bCs/>
+          <w:color w:val="12355B"/>
+          <w:sz w:val="22"/>
+          <w:szCs w:val="22"/>
+        </w:rPr>
+        <w:t xml:space="preserve">9.  </w:t>
+      </w:r>
+      <w:r>
+        <w:rPr>
+          <w:sz w:val="22"/>
+          <w:szCs w:val="22"/>
+        </w:rPr>
+        <w:t xml:space="preserve">The amount of medicine a patient should get is the </w:t>
       </w:r>
       <w:r>
         <w:rPr>
@@ -3532,7 +4105,7 @@
           <w:sz w:val="20"/>
           <w:szCs w:val="20"/>
         </w:rPr>
-        <w:t xml:space="preserve">A)  Miles and kilometers</w:t>
+        <w:t xml:space="preserve">A)  Inches and feet</w:t>
       </w:r>
     </w:p>
     <w:p>
@@ -3545,7 +4118,7 @@
           <w:sz w:val="20"/>
           <w:szCs w:val="20"/>
         </w:rPr>
-        <w:t xml:space="preserve">B)  Inches and feet</w:t>
+        <w:t xml:space="preserve">B)  Cups and quarts</w:t>
       </w:r>
     </w:p>
     <w:p>
@@ -3558,7 +4131,7 @@
           <w:sz w:val="20"/>
           <w:szCs w:val="20"/>
         </w:rPr>
-        <w:t xml:space="preserve">C)  Cups and quarts</w:t>
+        <w:t xml:space="preserve">C)  Grams and kilograms</w:t>
       </w:r>
     </w:p>
     <w:p>
@@ -3571,7 +4144,7 @@
           <w:sz w:val="20"/>
           <w:szCs w:val="20"/>
         </w:rPr>
-        <w:t xml:space="preserve">D)  Grams and kilograms</w:t>
+        <w:t xml:space="preserve">D)  Miles and kilometers</w:t>
       </w:r>
     </w:p>
     <w:p>
@@ -3662,7 +4235,7 @@
           <w:sz w:val="20"/>
           <w:szCs w:val="20"/>
         </w:rPr>
-        <w:t xml:space="preserve">A)  About 48 miles</w:t>
+        <w:t xml:space="preserve">A)  About 8 miles</w:t>
       </w:r>
     </w:p>
     <w:p>
@@ -3675,7 +4248,7 @@
           <w:sz w:val="20"/>
           <w:szCs w:val="20"/>
         </w:rPr>
-        <w:t xml:space="preserve">B)  About 80 miles</w:t>
+        <w:t xml:space="preserve">B)  About 48 miles</w:t>
       </w:r>
     </w:p>
     <w:p>
@@ -3688,7 +4261,7 @@
           <w:sz w:val="20"/>
           <w:szCs w:val="20"/>
         </w:rPr>
-        <w:t xml:space="preserve">C)  About 133 miles</w:t>
+        <w:t xml:space="preserve">C)  About 80 miles</w:t>
       </w:r>
     </w:p>
     <w:p>
@@ -3701,7 +4274,7 @@
           <w:sz w:val="20"/>
           <w:szCs w:val="20"/>
         </w:rPr>
-        <w:t xml:space="preserve">D)  About 8 miles</w:t>
+        <w:t xml:space="preserve">D)  About 133 miles</w:t>
       </w:r>
     </w:p>
     <w:p>
@@ -3818,7 +4391,7 @@
           <w:sz w:val="20"/>
           <w:szCs w:val="20"/>
         </w:rPr>
-        <w:t xml:space="preserve">A)  The 10–25 kg package</w:t>
+        <w:t xml:space="preserve">A)  The 4–10 kg package</w:t>
       </w:r>
     </w:p>
     <w:p>
@@ -3831,7 +4404,7 @@
           <w:sz w:val="20"/>
           <w:szCs w:val="20"/>
         </w:rPr>
-        <w:t xml:space="preserve">B)  The 4–10 kg package</w:t>
+        <w:t xml:space="preserve">B)  The 10–25 kg package</w:t>
       </w:r>
     </w:p>
     <w:p>
@@ -4179,7 +4752,7 @@
           <w:sz w:val="21"/>
           <w:szCs w:val="21"/>
         </w:rPr>
-        <w:t xml:space="preserve">A)  Slower — 100 km/h is about 60 mi/h</w:t>
+        <w:t xml:space="preserve">A)  Faster — 100 km/h is about 160 mi/h</w:t>
       </w:r>
     </w:p>
     <w:p>
@@ -4192,7 +4765,7 @@
           <w:sz w:val="21"/>
           <w:szCs w:val="21"/>
         </w:rPr>
-        <w:t xml:space="preserve">B)  Faster — 100 km/h is about 160 mi/h</w:t>
+        <w:t xml:space="preserve">B)  The same, because both numbers are 100</w:t>
       </w:r>
     </w:p>
     <w:p>
@@ -4205,7 +4778,7 @@
           <w:sz w:val="21"/>
           <w:szCs w:val="21"/>
         </w:rPr>
-        <w:t xml:space="preserve">C)  The same, because both numbers are 100</w:t>
+        <w:t xml:space="preserve">C)  Slower — 100 km/h is about 60 mi/h</w:t>
       </w:r>
     </w:p>
     <w:p>
@@ -4410,6 +4983,69 @@
     </w:p>
     <w:p>
       <w:pPr>
+        <w:spacing w:after="80"/>
+      </w:pPr>
+      <w:r>
+        <w:rPr>
+          <w:b/>
+          <w:bCs/>
+          <w:sz w:val="21"/>
+          <w:szCs w:val="21"/>
+        </w:rPr>
+        <w:t xml:space="preserve">Notes 7:  </w:t>
+      </w:r>
+      <w:r>
+        <w:rPr>
+          <w:sz w:val="21"/>
+          <w:szCs w:val="21"/>
+        </w:rPr>
+        <w:t xml:space="preserve">Reasonableness</w:t>
+      </w:r>
+    </w:p>
+    <w:p>
+      <w:pPr>
+        <w:spacing w:after="80"/>
+      </w:pPr>
+      <w:r>
+        <w:rPr>
+          <w:b/>
+          <w:bCs/>
+          <w:sz w:val="21"/>
+          <w:szCs w:val="21"/>
+        </w:rPr>
+        <w:t xml:space="preserve">Notes 8:  </w:t>
+      </w:r>
+      <w:r>
+        <w:rPr>
+          <w:sz w:val="21"/>
+          <w:szCs w:val="21"/>
+        </w:rPr>
+        <w:t xml:space="preserve">Multi-step problem</w:t>
+      </w:r>
+    </w:p>
+    <w:p>
+      <w:pPr>
+        <w:spacing w:after="80"/>
+      </w:pPr>
+      <w:r>
+        <w:rPr>
+          <w:b/>
+          <w:bCs/>
+          <w:sz w:val="21"/>
+          <w:szCs w:val="21"/>
+        </w:rPr>
+        <w:t xml:space="preserve">Notes 9:  </w:t>
+      </w:r>
+      <w:r>
+        <w:rPr>
+          <w:sz w:val="21"/>
+          <w:szCs w:val="21"/>
+        </w:rPr>
+        <w:t xml:space="preserve">Dose</w:t>
+      </w:r>
+    </w:p>
+    <w:p>
+      <w:pPr>
         <w:pStyle w:val="Heading2"/>
         <w:spacing w:after="80" w:before="180"/>
       </w:pPr>
@@ -4541,7 +5177,7 @@
           <w:sz w:val="21"/>
           <w:szCs w:val="21"/>
         </w:rPr>
-        <w:t xml:space="preserve">A)  Miles and kilometers</w:t>
+        <w:t xml:space="preserve">D)  Miles and kilometers</w:t>
       </w:r>
       <w:r>
         <w:rPr>
@@ -4572,7 +5208,7 @@
           <w:sz w:val="21"/>
           <w:szCs w:val="21"/>
         </w:rPr>
-        <w:t xml:space="preserve">A)  About 48 miles</w:t>
+        <w:t xml:space="preserve">B)  About 48 miles</w:t>
       </w:r>
       <w:r>
         <w:rPr>
@@ -4619,7 +5255,7 @@
           <w:sz w:val="21"/>
           <w:szCs w:val="21"/>
         </w:rPr>
-        <w:t xml:space="preserve">A)  The 10–25 kg package</w:t>
+        <w:t xml:space="preserve">B)  The 10–25 kg package</w:t>
       </w:r>
       <w:r>
         <w:rPr>
@@ -4728,7 +5364,7 @@
           <w:sz w:val="21"/>
           <w:szCs w:val="21"/>
         </w:rPr>
-        <w:t xml:space="preserve">A)  Slower — 100 km/h is about 60 mi/h</w:t>
+        <w:t xml:space="preserve">C)  Slower — 100 km/h is about 60 mi/h</w:t>
       </w:r>
       <w:r>
         <w:rPr>

--- a/lessons/3-7/downloads/3-7-notes-teacher.docx
+++ b/lessons/3-7/downloads/3-7-notes-teacher.docx
@@ -14,7 +14,7 @@
           <w:sz w:val="18"/>
           <w:szCs w:val="18"/>
         </w:rPr>
-        <w:t xml:space="preserve">UNIT 3  ·  LESSON 7      STANDARD 6.AT.3</w:t>
+        <w:t xml:space="preserve">UNIT 3  ·  LESSON 7      STANDARD 6.AT.3C</w:t>
       </w:r>
     </w:p>
     <w:p>
@@ -249,49 +249,269 @@
           <w:sz w:val="19"/>
           <w:szCs w:val="19"/>
         </w:rPr>
-        <w:t xml:space="preserve">Look at the picture, read the word, then read what it means.</w:t>
+        <w:t xml:space="preserve">Review each concept term, definition, non-example, and visual clue.</w:t>
       </w:r>
     </w:p>
     <w:tbl>
       <w:tblPr>
-        <w:tblW w:type="pct" w:w="100%"/>
+        <w:tblW w:type="dxa" w:w="9360"/>
         <w:tblBorders>
-          <w:top w:val="none" w:color="FFFFFF" w:sz="0"/>
-          <w:left w:val="none" w:color="FFFFFF" w:sz="0"/>
-          <w:bottom w:val="single" w:color="C7D2DD" w:sz="4"/>
-          <w:right w:val="none" w:color="FFFFFF" w:sz="0"/>
-          <w:insideH w:val="none" w:color="FFFFFF" w:sz="0"/>
-          <w:insideV w:val="none" w:color="FFFFFF" w:sz="0"/>
+          <w:top w:val="single" w:color="C7D2DD" w:sz="6"/>
+          <w:left w:val="single" w:color="C7D2DD" w:sz="6"/>
+          <w:bottom w:val="single" w:color="C7D2DD" w:sz="6"/>
+          <w:right w:val="single" w:color="C7D2DD" w:sz="6"/>
+          <w:insideH w:val="single" w:color="C7D2DD" w:sz="6"/>
+          <w:insideV w:val="single" w:color="C7D2DD" w:sz="6"/>
         </w:tblBorders>
       </w:tblPr>
       <w:tblGrid>
         <w:gridCol w:w="1800"/>
-        <w:gridCol w:w="7560"/>
+        <w:gridCol w:w="3160"/>
+        <w:gridCol w:w="2200"/>
+        <w:gridCol w:w="2200"/>
       </w:tblGrid>
       <w:tr>
         <w:trPr>
           <w:cantSplit/>
+          <w:tblHeader/>
         </w:trPr>
         <w:tc>
           <w:tcPr>
             <w:tcW w:type="dxa" w:w="1800"/>
-            <w:tcMar>
-              <w:top w:type="dxa" w:w="100"/>
-              <w:left w:type="dxa" w:w="40"/>
-              <w:bottom w:type="dxa" w:w="100"/>
-              <w:right w:type="dxa" w:w="120"/>
-            </w:tcMar>
-            <w:vAlign w:val="center"/>
+            <w:shd w:fill="EEF4F8" w:color="auto" w:val="clear"/>
+            <w:tcMar>
+              <w:top w:type="dxa" w:w="80"/>
+              <w:left w:type="dxa" w:w="100"/>
+              <w:bottom w:type="dxa" w:w="80"/>
+              <w:right w:type="dxa" w:w="100"/>
+            </w:tcMar>
           </w:tcPr>
           <w:p>
             <w:pPr>
               <w:spacing w:after="0"/>
+            </w:pPr>
+            <w:r>
+              <w:rPr>
+                <w:b/>
+                <w:bCs/>
+                <w:color w:val="12355B"/>
+                <w:sz w:val="19"/>
+                <w:szCs w:val="19"/>
+              </w:rPr>
+              <w:t xml:space="preserve">Concept Term</w:t>
+            </w:r>
+          </w:p>
+        </w:tc>
+        <w:tc>
+          <w:tcPr>
+            <w:tcW w:type="dxa" w:w="3160"/>
+            <w:shd w:fill="EEF4F8" w:color="auto" w:val="clear"/>
+            <w:tcMar>
+              <w:top w:type="dxa" w:w="80"/>
+              <w:left w:type="dxa" w:w="100"/>
+              <w:bottom w:type="dxa" w:w="80"/>
+              <w:right w:type="dxa" w:w="100"/>
+            </w:tcMar>
+          </w:tcPr>
+          <w:p>
+            <w:pPr>
+              <w:spacing w:after="0"/>
+            </w:pPr>
+            <w:r>
+              <w:rPr>
+                <w:b/>
+                <w:bCs/>
+                <w:color w:val="12355B"/>
+                <w:sz w:val="19"/>
+                <w:szCs w:val="19"/>
+              </w:rPr>
+              <w:t xml:space="preserve">Student-Friendly Definition</w:t>
+            </w:r>
+          </w:p>
+        </w:tc>
+        <w:tc>
+          <w:tcPr>
+            <w:tcW w:type="dxa" w:w="2200"/>
+            <w:shd w:fill="EEF4F8" w:color="auto" w:val="clear"/>
+            <w:tcMar>
+              <w:top w:type="dxa" w:w="80"/>
+              <w:left w:type="dxa" w:w="100"/>
+              <w:bottom w:type="dxa" w:w="80"/>
+              <w:right w:type="dxa" w:w="100"/>
+            </w:tcMar>
+          </w:tcPr>
+          <w:p>
+            <w:pPr>
+              <w:spacing w:after="0"/>
+            </w:pPr>
+            <w:r>
+              <w:rPr>
+                <w:b/>
+                <w:bCs/>
+                <w:color w:val="12355B"/>
+                <w:sz w:val="19"/>
+                <w:szCs w:val="19"/>
+              </w:rPr>
+              <w:t xml:space="preserve">Non-Example</w:t>
+            </w:r>
+          </w:p>
+        </w:tc>
+        <w:tc>
+          <w:tcPr>
+            <w:tcW w:type="dxa" w:w="2200"/>
+            <w:shd w:fill="EEF4F8" w:color="auto" w:val="clear"/>
+            <w:tcMar>
+              <w:top w:type="dxa" w:w="80"/>
+              <w:left w:type="dxa" w:w="100"/>
+              <w:bottom w:type="dxa" w:w="80"/>
+              <w:right w:type="dxa" w:w="100"/>
+            </w:tcMar>
+          </w:tcPr>
+          <w:p>
+            <w:pPr>
+              <w:spacing w:after="0"/>
+            </w:pPr>
+            <w:r>
+              <w:rPr>
+                <w:b/>
+                <w:bCs/>
+                <w:color w:val="12355B"/>
+                <w:sz w:val="19"/>
+                <w:szCs w:val="19"/>
+              </w:rPr>
+              <w:t xml:space="preserve">Visual Clue</w:t>
+            </w:r>
+          </w:p>
+        </w:tc>
+      </w:tr>
+      <w:tr>
+        <w:trPr>
+          <w:cantSplit/>
+        </w:trPr>
+        <w:tc>
+          <w:tcPr>
+            <w:tcW w:type="dxa" w:w="1800"/>
+            <w:tcMar>
+              <w:top w:type="dxa" w:w="80"/>
+              <w:left w:type="dxa" w:w="100"/>
+              <w:bottom w:type="dxa" w:w="80"/>
+              <w:right w:type="dxa" w:w="100"/>
+            </w:tcMar>
+            <w:vAlign w:val="top"/>
+          </w:tcPr>
+          <w:p>
+            <w:pPr>
+              <w:spacing w:after="30"/>
+            </w:pPr>
+            <w:r>
+              <w:rPr>
+                <w:b/>
+                <w:bCs/>
+                <w:color w:val="12355B"/>
+                <w:sz w:val="21"/>
+                <w:szCs w:val="21"/>
+              </w:rPr>
+              <w:t xml:space="preserve">Convert Measurements Between Systems</w:t>
+            </w:r>
+          </w:p>
+          <w:p>
+            <w:pPr>
+              <w:spacing w:after="0"/>
+            </w:pPr>
+            <w:r>
+              <w:rPr>
+                <w:i/>
+                <w:iCs/>
+                <w:color w:val="5F6F80"/>
+                <w:sz w:val="18"/>
+                <w:szCs w:val="18"/>
+              </w:rPr>
+              <w:t xml:space="preserve">Convertir medidas entre sistemas</w:t>
+            </w:r>
+          </w:p>
+        </w:tc>
+        <w:tc>
+          <w:tcPr>
+            <w:tcW w:type="dxa" w:w="3160"/>
+            <w:tcMar>
+              <w:top w:type="dxa" w:w="80"/>
+              <w:left w:type="dxa" w:w="100"/>
+              <w:bottom w:type="dxa" w:w="80"/>
+              <w:right w:type="dxa" w:w="100"/>
+            </w:tcMar>
+            <w:vAlign w:val="top"/>
+          </w:tcPr>
+          <w:p>
+            <w:pPr>
+              <w:spacing w:after="0"/>
+            </w:pPr>
+            <w:r>
+              <w:rPr>
+                <w:sz w:val="20"/>
+                <w:szCs w:val="20"/>
+              </w:rPr>
+              <w:t xml:space="preserve">Rewriting a customary measurement as a metric one, or the reverse, so two amounts can be compared.</w:t>
+            </w:r>
+          </w:p>
+        </w:tc>
+        <w:tc>
+          <w:tcPr>
+            <w:tcW w:type="dxa" w:w="2200"/>
+            <w:tcMar>
+              <w:top w:type="dxa" w:w="80"/>
+              <w:left w:type="dxa" w:w="100"/>
+              <w:bottom w:type="dxa" w:w="80"/>
+              <w:right w:type="dxa" w:w="100"/>
+            </w:tcMar>
+            <w:vAlign w:val="top"/>
+          </w:tcPr>
+          <w:p>
+            <w:pPr>
+              <w:spacing w:after="40"/>
+            </w:pPr>
+            <w:r>
+              <w:rPr>
+                <w:i/>
+                <w:iCs/>
+                <w:color w:val="5F6F80"/>
+                <w:sz w:val="19"/>
+                <w:szCs w:val="19"/>
+              </w:rPr>
+              <w:t xml:space="preserve">Not Convert Measurements Between Systems: write a counter-example that breaks the definition.</w:t>
+            </w:r>
+          </w:p>
+          <w:p>
+            <w:pPr>
+              <w:pBdr>
+                <w:bottom w:val="single" w:color="AFBECC" w:sz="6"/>
+              </w:pBdr>
+              <w:spacing w:after="30" w:before="150"/>
+            </w:pPr>
+            <w:r>
+              <w:t xml:space="preserve"/>
+            </w:r>
+          </w:p>
+        </w:tc>
+        <w:tc>
+          <w:tcPr>
+            <w:tcW w:type="dxa" w:w="2200"/>
+            <w:tcMar>
+              <w:top w:type="dxa" w:w="80"/>
+              <w:left w:type="dxa" w:w="100"/>
+              <w:bottom w:type="dxa" w:w="80"/>
+              <w:right w:type="dxa" w:w="100"/>
+            </w:tcMar>
+            <w:vAlign w:val="top"/>
+          </w:tcPr>
+          <w:p>
+            <w:pPr>
+              <w:spacing w:after="40"/>
               <w:jc w:val="center"/>
             </w:pPr>
             <w:r>
               <w:drawing>
                 <wp:inline distT="0" distB="0" distL="0" distR="0">
-                  <wp:extent cx="1047750" cy="790575"/>
+                  <wp:extent cx="876300" cy="657225"/>
                   <wp:effectExtent t="0" r="0" b="0" l="0"/>
                   <wp:docPr id="1" name="" descr="" title=""/>
                   <wp:cNvGraphicFramePr>
@@ -316,7 +536,7 @@
                         <pic:spPr bwMode="auto">
                           <a:xfrm>
                             <a:off x="0" y="0"/>
-                            <a:ext cx="1047750" cy="790575"/>
+                            <a:ext cx="876300" cy="657225"/>
                           </a:xfrm>
                           <a:prstGeom prst="rect">
                             <a:avLst/>
@@ -329,69 +549,10 @@
               </w:drawing>
             </w:r>
           </w:p>
-        </w:tc>
-        <w:tc>
-          <w:tcPr>
-            <w:tcW w:type="dxa" w:w="7560"/>
-            <w:tcMar>
-              <w:top w:type="dxa" w:w="100"/>
-              <w:left w:type="dxa" w:w="40"/>
-              <w:bottom w:type="dxa" w:w="100"/>
-              <w:right w:type="dxa" w:w="40"/>
-            </w:tcMar>
-            <w:vAlign w:val="center"/>
-          </w:tcPr>
-          <w:p>
-            <w:pPr>
-              <w:spacing w:after="50"/>
-            </w:pPr>
-            <w:r>
-              <w:rPr>
-                <w:b/>
-                <w:bCs/>
-                <w:color w:val="12355B"/>
-                <w:sz w:val="24"/>
-                <w:szCs w:val="24"/>
-              </w:rPr>
-              <w:t xml:space="preserve">Convert Measurements Between Systems</w:t>
-            </w:r>
-            <w:r>
-              <w:rPr>
-                <w:i/>
-                <w:iCs/>
-                <w:color w:val="5F6F80"/>
-                <w:sz w:val="19"/>
-                <w:szCs w:val="19"/>
-              </w:rPr>
-              <w:t xml:space="preserve">   Convertir medidas entre sistemas</w:t>
-            </w:r>
-          </w:p>
-          <w:p>
-            <w:pPr>
-              <w:spacing w:after="40"/>
-            </w:pPr>
-            <w:r>
-              <w:rPr>
-                <w:sz w:val="21"/>
-                <w:szCs w:val="21"/>
-              </w:rPr>
-              <w:t xml:space="preserve">Rewriting a customary measurement as a metric one, or the reverse, so two amounts can be compared.</w:t>
-            </w:r>
-          </w:p>
           <w:p>
             <w:pPr>
               <w:spacing w:after="0"/>
             </w:pPr>
-            <w:r>
-              <w:rPr>
-                <w:b/>
-                <w:bCs/>
-                <w:color w:val="1FA6A2"/>
-                <w:sz w:val="18"/>
-                <w:szCs w:val="18"/>
-              </w:rPr>
-              <w:t xml:space="preserve">Example:  </w:t>
-            </w:r>
             <w:r>
               <w:rPr>
                 <w:i/>
@@ -405,23 +566,6 @@
           </w:p>
         </w:tc>
       </w:tr>
-    </w:tbl>
-    <w:tbl>
-      <w:tblPr>
-        <w:tblW w:type="pct" w:w="100%"/>
-        <w:tblBorders>
-          <w:top w:val="none" w:color="FFFFFF" w:sz="0"/>
-          <w:left w:val="none" w:color="FFFFFF" w:sz="0"/>
-          <w:bottom w:val="single" w:color="C7D2DD" w:sz="4"/>
-          <w:right w:val="none" w:color="FFFFFF" w:sz="0"/>
-          <w:insideH w:val="none" w:color="FFFFFF" w:sz="0"/>
-          <w:insideV w:val="none" w:color="FFFFFF" w:sz="0"/>
-        </w:tblBorders>
-      </w:tblPr>
-      <w:tblGrid>
-        <w:gridCol w:w="1800"/>
-        <w:gridCol w:w="7560"/>
-      </w:tblGrid>
       <w:tr>
         <w:trPr>
           <w:cantSplit/>
@@ -430,22 +574,126 @@
           <w:tcPr>
             <w:tcW w:type="dxa" w:w="1800"/>
             <w:tcMar>
-              <w:top w:type="dxa" w:w="100"/>
-              <w:left w:type="dxa" w:w="40"/>
-              <w:bottom w:type="dxa" w:w="100"/>
-              <w:right w:type="dxa" w:w="120"/>
-            </w:tcMar>
-            <w:vAlign w:val="center"/>
-          </w:tcPr>
+              <w:top w:type="dxa" w:w="80"/>
+              <w:left w:type="dxa" w:w="100"/>
+              <w:bottom w:type="dxa" w:w="80"/>
+              <w:right w:type="dxa" w:w="100"/>
+            </w:tcMar>
+            <w:vAlign w:val="top"/>
+          </w:tcPr>
+          <w:p>
+            <w:pPr>
+              <w:spacing w:after="30"/>
+            </w:pPr>
+            <w:r>
+              <w:rPr>
+                <w:b/>
+                <w:bCs/>
+                <w:color w:val="12355B"/>
+                <w:sz w:val="21"/>
+                <w:szCs w:val="21"/>
+              </w:rPr>
+              <w:t xml:space="preserve">Conversion factor</w:t>
+            </w:r>
+          </w:p>
           <w:p>
             <w:pPr>
               <w:spacing w:after="0"/>
+            </w:pPr>
+            <w:r>
+              <w:rPr>
+                <w:i/>
+                <w:iCs/>
+                <w:color w:val="5F6F80"/>
+                <w:sz w:val="18"/>
+                <w:szCs w:val="18"/>
+              </w:rPr>
+              <w:t xml:space="preserve">Factor de conversión</w:t>
+            </w:r>
+          </w:p>
+        </w:tc>
+        <w:tc>
+          <w:tcPr>
+            <w:tcW w:type="dxa" w:w="3160"/>
+            <w:tcMar>
+              <w:top w:type="dxa" w:w="80"/>
+              <w:left w:type="dxa" w:w="100"/>
+              <w:bottom w:type="dxa" w:w="80"/>
+              <w:right w:type="dxa" w:w="100"/>
+            </w:tcMar>
+            <w:vAlign w:val="top"/>
+          </w:tcPr>
+          <w:p>
+            <w:pPr>
+              <w:spacing w:after="0"/>
+            </w:pPr>
+            <w:r>
+              <w:rPr>
+                <w:sz w:val="20"/>
+                <w:szCs w:val="20"/>
+              </w:rPr>
+              <w:t xml:space="preserve">The ratio that links a unit in one system to a unit in the other, such as 1 mile to about 1.609 kilometers.</w:t>
+            </w:r>
+          </w:p>
+        </w:tc>
+        <w:tc>
+          <w:tcPr>
+            <w:tcW w:type="dxa" w:w="2200"/>
+            <w:tcMar>
+              <w:top w:type="dxa" w:w="80"/>
+              <w:left w:type="dxa" w:w="100"/>
+              <w:bottom w:type="dxa" w:w="80"/>
+              <w:right w:type="dxa" w:w="100"/>
+            </w:tcMar>
+            <w:vAlign w:val="top"/>
+          </w:tcPr>
+          <w:p>
+            <w:pPr>
+              <w:spacing w:after="40"/>
+            </w:pPr>
+            <w:r>
+              <w:rPr>
+                <w:i/>
+                <w:iCs/>
+                <w:color w:val="5F6F80"/>
+                <w:sz w:val="19"/>
+                <w:szCs w:val="19"/>
+              </w:rPr>
+              <w:t xml:space="preserve">Not Conversion factor: write a counter-example that breaks the definition.</w:t>
+            </w:r>
+          </w:p>
+          <w:p>
+            <w:pPr>
+              <w:pBdr>
+                <w:bottom w:val="single" w:color="AFBECC" w:sz="6"/>
+              </w:pBdr>
+              <w:spacing w:after="30" w:before="150"/>
+            </w:pPr>
+            <w:r>
+              <w:t xml:space="preserve"/>
+            </w:r>
+          </w:p>
+        </w:tc>
+        <w:tc>
+          <w:tcPr>
+            <w:tcW w:type="dxa" w:w="2200"/>
+            <w:tcMar>
+              <w:top w:type="dxa" w:w="80"/>
+              <w:left w:type="dxa" w:w="100"/>
+              <w:bottom w:type="dxa" w:w="80"/>
+              <w:right w:type="dxa" w:w="100"/>
+            </w:tcMar>
+            <w:vAlign w:val="top"/>
+          </w:tcPr>
+          <w:p>
+            <w:pPr>
+              <w:spacing w:after="40"/>
               <w:jc w:val="center"/>
             </w:pPr>
             <w:r>
               <w:drawing>
                 <wp:inline distT="0" distB="0" distL="0" distR="0">
-                  <wp:extent cx="1047750" cy="790575"/>
+                  <wp:extent cx="876300" cy="657225"/>
                   <wp:effectExtent t="0" r="0" b="0" l="0"/>
                   <wp:docPr id="1" name="" descr="" title=""/>
                   <wp:cNvGraphicFramePr>
@@ -470,7 +718,7 @@
                         <pic:spPr bwMode="auto">
                           <a:xfrm>
                             <a:off x="0" y="0"/>
-                            <a:ext cx="1047750" cy="790575"/>
+                            <a:ext cx="876300" cy="657225"/>
                           </a:xfrm>
                           <a:prstGeom prst="rect">
                             <a:avLst/>
@@ -483,69 +731,10 @@
               </w:drawing>
             </w:r>
           </w:p>
-        </w:tc>
-        <w:tc>
-          <w:tcPr>
-            <w:tcW w:type="dxa" w:w="7560"/>
-            <w:tcMar>
-              <w:top w:type="dxa" w:w="100"/>
-              <w:left w:type="dxa" w:w="40"/>
-              <w:bottom w:type="dxa" w:w="100"/>
-              <w:right w:type="dxa" w:w="40"/>
-            </w:tcMar>
-            <w:vAlign w:val="center"/>
-          </w:tcPr>
-          <w:p>
-            <w:pPr>
-              <w:spacing w:after="50"/>
-            </w:pPr>
-            <w:r>
-              <w:rPr>
-                <w:b/>
-                <w:bCs/>
-                <w:color w:val="12355B"/>
-                <w:sz w:val="24"/>
-                <w:szCs w:val="24"/>
-              </w:rPr>
-              <w:t xml:space="preserve">Conversion factor</w:t>
-            </w:r>
-            <w:r>
-              <w:rPr>
-                <w:i/>
-                <w:iCs/>
-                <w:color w:val="5F6F80"/>
-                <w:sz w:val="19"/>
-                <w:szCs w:val="19"/>
-              </w:rPr>
-              <w:t xml:space="preserve">   Factor de conversión</w:t>
-            </w:r>
-          </w:p>
-          <w:p>
-            <w:pPr>
-              <w:spacing w:after="40"/>
-            </w:pPr>
-            <w:r>
-              <w:rPr>
-                <w:sz w:val="21"/>
-                <w:szCs w:val="21"/>
-              </w:rPr>
-              <w:t xml:space="preserve">The ratio that links a unit in one system to a unit in the other, such as 1 mile to about 1.609 kilometers.</w:t>
-            </w:r>
-          </w:p>
           <w:p>
             <w:pPr>
               <w:spacing w:after="0"/>
             </w:pPr>
-            <w:r>
-              <w:rPr>
-                <w:b/>
-                <w:bCs/>
-                <w:color w:val="1FA6A2"/>
-                <w:sz w:val="18"/>
-                <w:szCs w:val="18"/>
-              </w:rPr>
-              <w:t xml:space="preserve">Example:  </w:t>
-            </w:r>
             <w:r>
               <w:rPr>
                 <w:i/>
@@ -554,28 +743,11 @@
                 <w:sz w:val="18"/>
                 <w:szCs w:val="18"/>
               </w:rPr>
-              <w:t xml:space="preserve">1 lb ≈ 0.45 kg · 1 in ≈ 2.54 cm</w:t>
+              <w:t xml:space="preserve">1 lb ≈ 0.45 kg · 1 in = 2.54 cm</w:t>
             </w:r>
           </w:p>
         </w:tc>
       </w:tr>
-    </w:tbl>
-    <w:tbl>
-      <w:tblPr>
-        <w:tblW w:type="pct" w:w="100%"/>
-        <w:tblBorders>
-          <w:top w:val="none" w:color="FFFFFF" w:sz="0"/>
-          <w:left w:val="none" w:color="FFFFFF" w:sz="0"/>
-          <w:bottom w:val="single" w:color="C7D2DD" w:sz="4"/>
-          <w:right w:val="none" w:color="FFFFFF" w:sz="0"/>
-          <w:insideH w:val="none" w:color="FFFFFF" w:sz="0"/>
-          <w:insideV w:val="none" w:color="FFFFFF" w:sz="0"/>
-        </w:tblBorders>
-      </w:tblPr>
-      <w:tblGrid>
-        <w:gridCol w:w="1800"/>
-        <w:gridCol w:w="7560"/>
-      </w:tblGrid>
       <w:tr>
         <w:trPr>
           <w:cantSplit/>
@@ -584,22 +756,126 @@
           <w:tcPr>
             <w:tcW w:type="dxa" w:w="1800"/>
             <w:tcMar>
-              <w:top w:type="dxa" w:w="100"/>
-              <w:left w:type="dxa" w:w="40"/>
-              <w:bottom w:type="dxa" w:w="100"/>
-              <w:right w:type="dxa" w:w="120"/>
-            </w:tcMar>
-            <w:vAlign w:val="center"/>
-          </w:tcPr>
+              <w:top w:type="dxa" w:w="80"/>
+              <w:left w:type="dxa" w:w="100"/>
+              <w:bottom w:type="dxa" w:w="80"/>
+              <w:right w:type="dxa" w:w="100"/>
+            </w:tcMar>
+            <w:vAlign w:val="top"/>
+          </w:tcPr>
+          <w:p>
+            <w:pPr>
+              <w:spacing w:after="30"/>
+            </w:pPr>
+            <w:r>
+              <w:rPr>
+                <w:b/>
+                <w:bCs/>
+                <w:color w:val="12355B"/>
+                <w:sz w:val="21"/>
+                <w:szCs w:val="21"/>
+              </w:rPr>
+              <w:t xml:space="preserve">Customary system</w:t>
+            </w:r>
+          </w:p>
           <w:p>
             <w:pPr>
               <w:spacing w:after="0"/>
+            </w:pPr>
+            <w:r>
+              <w:rPr>
+                <w:i/>
+                <w:iCs/>
+                <w:color w:val="5F6F80"/>
+                <w:sz w:val="18"/>
+                <w:szCs w:val="18"/>
+              </w:rPr>
+              <w:t xml:space="preserve">Sistema usual</w:t>
+            </w:r>
+          </w:p>
+        </w:tc>
+        <w:tc>
+          <w:tcPr>
+            <w:tcW w:type="dxa" w:w="3160"/>
+            <w:tcMar>
+              <w:top w:type="dxa" w:w="80"/>
+              <w:left w:type="dxa" w:w="100"/>
+              <w:bottom w:type="dxa" w:w="80"/>
+              <w:right w:type="dxa" w:w="100"/>
+            </w:tcMar>
+            <w:vAlign w:val="top"/>
+          </w:tcPr>
+          <w:p>
+            <w:pPr>
+              <w:spacing w:after="0"/>
+            </w:pPr>
+            <w:r>
+              <w:rPr>
+                <w:sz w:val="20"/>
+                <w:szCs w:val="20"/>
+              </w:rPr>
+              <w:t xml:space="preserve">The measurement system used in the United States: inches, feet, miles, ounces, pounds, cups, quarts, gallons.</w:t>
+            </w:r>
+          </w:p>
+        </w:tc>
+        <w:tc>
+          <w:tcPr>
+            <w:tcW w:type="dxa" w:w="2200"/>
+            <w:tcMar>
+              <w:top w:type="dxa" w:w="80"/>
+              <w:left w:type="dxa" w:w="100"/>
+              <w:bottom w:type="dxa" w:w="80"/>
+              <w:right w:type="dxa" w:w="100"/>
+            </w:tcMar>
+            <w:vAlign w:val="top"/>
+          </w:tcPr>
+          <w:p>
+            <w:pPr>
+              <w:spacing w:after="40"/>
+            </w:pPr>
+            <w:r>
+              <w:rPr>
+                <w:i/>
+                <w:iCs/>
+                <w:color w:val="5F6F80"/>
+                <w:sz w:val="19"/>
+                <w:szCs w:val="19"/>
+              </w:rPr>
+              <w:t xml:space="preserve">Not Customary system: write a counter-example that breaks the definition.</w:t>
+            </w:r>
+          </w:p>
+          <w:p>
+            <w:pPr>
+              <w:pBdr>
+                <w:bottom w:val="single" w:color="AFBECC" w:sz="6"/>
+              </w:pBdr>
+              <w:spacing w:after="30" w:before="150"/>
+            </w:pPr>
+            <w:r>
+              <w:t xml:space="preserve"/>
+            </w:r>
+          </w:p>
+        </w:tc>
+        <w:tc>
+          <w:tcPr>
+            <w:tcW w:type="dxa" w:w="2200"/>
+            <w:tcMar>
+              <w:top w:type="dxa" w:w="80"/>
+              <w:left w:type="dxa" w:w="100"/>
+              <w:bottom w:type="dxa" w:w="80"/>
+              <w:right w:type="dxa" w:w="100"/>
+            </w:tcMar>
+            <w:vAlign w:val="top"/>
+          </w:tcPr>
+          <w:p>
+            <w:pPr>
+              <w:spacing w:after="40"/>
               <w:jc w:val="center"/>
             </w:pPr>
             <w:r>
               <w:drawing>
                 <wp:inline distT="0" distB="0" distL="0" distR="0">
-                  <wp:extent cx="1047750" cy="790575"/>
+                  <wp:extent cx="876300" cy="657225"/>
                   <wp:effectExtent t="0" r="0" b="0" l="0"/>
                   <wp:docPr id="1" name="" descr="" title=""/>
                   <wp:cNvGraphicFramePr>
@@ -624,7 +900,7 @@
                         <pic:spPr bwMode="auto">
                           <a:xfrm>
                             <a:off x="0" y="0"/>
-                            <a:ext cx="1047750" cy="790575"/>
+                            <a:ext cx="876300" cy="657225"/>
                           </a:xfrm>
                           <a:prstGeom prst="rect">
                             <a:avLst/>
@@ -637,69 +913,10 @@
               </w:drawing>
             </w:r>
           </w:p>
-        </w:tc>
-        <w:tc>
-          <w:tcPr>
-            <w:tcW w:type="dxa" w:w="7560"/>
-            <w:tcMar>
-              <w:top w:type="dxa" w:w="100"/>
-              <w:left w:type="dxa" w:w="40"/>
-              <w:bottom w:type="dxa" w:w="100"/>
-              <w:right w:type="dxa" w:w="40"/>
-            </w:tcMar>
-            <w:vAlign w:val="center"/>
-          </w:tcPr>
-          <w:p>
-            <w:pPr>
-              <w:spacing w:after="50"/>
-            </w:pPr>
-            <w:r>
-              <w:rPr>
-                <w:b/>
-                <w:bCs/>
-                <w:color w:val="12355B"/>
-                <w:sz w:val="24"/>
-                <w:szCs w:val="24"/>
-              </w:rPr>
-              <w:t xml:space="preserve">Customary system</w:t>
-            </w:r>
-            <w:r>
-              <w:rPr>
-                <w:i/>
-                <w:iCs/>
-                <w:color w:val="5F6F80"/>
-                <w:sz w:val="19"/>
-                <w:szCs w:val="19"/>
-              </w:rPr>
-              <w:t xml:space="preserve">   Sistema usual</w:t>
-            </w:r>
-          </w:p>
-          <w:p>
-            <w:pPr>
-              <w:spacing w:after="40"/>
-            </w:pPr>
-            <w:r>
-              <w:rPr>
-                <w:sz w:val="21"/>
-                <w:szCs w:val="21"/>
-              </w:rPr>
-              <w:t xml:space="preserve">The measurement system used in the United States: inches, feet, miles, ounces, pounds, cups, quarts, gallons.</w:t>
-            </w:r>
-          </w:p>
           <w:p>
             <w:pPr>
               <w:spacing w:after="0"/>
             </w:pPr>
-            <w:r>
-              <w:rPr>
-                <w:b/>
-                <w:bCs/>
-                <w:color w:val="1FA6A2"/>
-                <w:sz w:val="18"/>
-                <w:szCs w:val="18"/>
-              </w:rPr>
-              <w:t xml:space="preserve">Example:  </w:t>
-            </w:r>
             <w:r>
               <w:rPr>
                 <w:i/>
@@ -713,23 +930,6 @@
           </w:p>
         </w:tc>
       </w:tr>
-    </w:tbl>
-    <w:tbl>
-      <w:tblPr>
-        <w:tblW w:type="pct" w:w="100%"/>
-        <w:tblBorders>
-          <w:top w:val="none" w:color="FFFFFF" w:sz="0"/>
-          <w:left w:val="none" w:color="FFFFFF" w:sz="0"/>
-          <w:bottom w:val="single" w:color="C7D2DD" w:sz="4"/>
-          <w:right w:val="none" w:color="FFFFFF" w:sz="0"/>
-          <w:insideH w:val="none" w:color="FFFFFF" w:sz="0"/>
-          <w:insideV w:val="none" w:color="FFFFFF" w:sz="0"/>
-        </w:tblBorders>
-      </w:tblPr>
-      <w:tblGrid>
-        <w:gridCol w:w="1800"/>
-        <w:gridCol w:w="7560"/>
-      </w:tblGrid>
       <w:tr>
         <w:trPr>
           <w:cantSplit/>
@@ -738,22 +938,126 @@
           <w:tcPr>
             <w:tcW w:type="dxa" w:w="1800"/>
             <w:tcMar>
-              <w:top w:type="dxa" w:w="100"/>
-              <w:left w:type="dxa" w:w="40"/>
-              <w:bottom w:type="dxa" w:w="100"/>
-              <w:right w:type="dxa" w:w="120"/>
-            </w:tcMar>
-            <w:vAlign w:val="center"/>
-          </w:tcPr>
+              <w:top w:type="dxa" w:w="80"/>
+              <w:left w:type="dxa" w:w="100"/>
+              <w:bottom w:type="dxa" w:w="80"/>
+              <w:right w:type="dxa" w:w="100"/>
+            </w:tcMar>
+            <w:vAlign w:val="top"/>
+          </w:tcPr>
+          <w:p>
+            <w:pPr>
+              <w:spacing w:after="30"/>
+            </w:pPr>
+            <w:r>
+              <w:rPr>
+                <w:b/>
+                <w:bCs/>
+                <w:color w:val="12355B"/>
+                <w:sz w:val="21"/>
+                <w:szCs w:val="21"/>
+              </w:rPr>
+              <w:t xml:space="preserve">Metric system</w:t>
+            </w:r>
+          </w:p>
           <w:p>
             <w:pPr>
               <w:spacing w:after="0"/>
+            </w:pPr>
+            <w:r>
+              <w:rPr>
+                <w:i/>
+                <w:iCs/>
+                <w:color w:val="5F6F80"/>
+                <w:sz w:val="18"/>
+                <w:szCs w:val="18"/>
+              </w:rPr>
+              <w:t xml:space="preserve">Sistema métrico</w:t>
+            </w:r>
+          </w:p>
+        </w:tc>
+        <w:tc>
+          <w:tcPr>
+            <w:tcW w:type="dxa" w:w="3160"/>
+            <w:tcMar>
+              <w:top w:type="dxa" w:w="80"/>
+              <w:left w:type="dxa" w:w="100"/>
+              <w:bottom w:type="dxa" w:w="80"/>
+              <w:right w:type="dxa" w:w="100"/>
+            </w:tcMar>
+            <w:vAlign w:val="top"/>
+          </w:tcPr>
+          <w:p>
+            <w:pPr>
+              <w:spacing w:after="0"/>
+            </w:pPr>
+            <w:r>
+              <w:rPr>
+                <w:sz w:val="20"/>
+                <w:szCs w:val="20"/>
+              </w:rPr>
+              <w:t xml:space="preserve">The measurement system used in most of the world, built on tens: centimeters, meters, kilometers, grams, kilograms, liters.</w:t>
+            </w:r>
+          </w:p>
+        </w:tc>
+        <w:tc>
+          <w:tcPr>
+            <w:tcW w:type="dxa" w:w="2200"/>
+            <w:tcMar>
+              <w:top w:type="dxa" w:w="80"/>
+              <w:left w:type="dxa" w:w="100"/>
+              <w:bottom w:type="dxa" w:w="80"/>
+              <w:right w:type="dxa" w:w="100"/>
+            </w:tcMar>
+            <w:vAlign w:val="top"/>
+          </w:tcPr>
+          <w:p>
+            <w:pPr>
+              <w:spacing w:after="40"/>
+            </w:pPr>
+            <w:r>
+              <w:rPr>
+                <w:i/>
+                <w:iCs/>
+                <w:color w:val="5F6F80"/>
+                <w:sz w:val="19"/>
+                <w:szCs w:val="19"/>
+              </w:rPr>
+              <w:t xml:space="preserve">Not Metric system: write a counter-example that breaks the definition.</w:t>
+            </w:r>
+          </w:p>
+          <w:p>
+            <w:pPr>
+              <w:pBdr>
+                <w:bottom w:val="single" w:color="AFBECC" w:sz="6"/>
+              </w:pBdr>
+              <w:spacing w:after="30" w:before="150"/>
+            </w:pPr>
+            <w:r>
+              <w:t xml:space="preserve"/>
+            </w:r>
+          </w:p>
+        </w:tc>
+        <w:tc>
+          <w:tcPr>
+            <w:tcW w:type="dxa" w:w="2200"/>
+            <w:tcMar>
+              <w:top w:type="dxa" w:w="80"/>
+              <w:left w:type="dxa" w:w="100"/>
+              <w:bottom w:type="dxa" w:w="80"/>
+              <w:right w:type="dxa" w:w="100"/>
+            </w:tcMar>
+            <w:vAlign w:val="top"/>
+          </w:tcPr>
+          <w:p>
+            <w:pPr>
+              <w:spacing w:after="40"/>
               <w:jc w:val="center"/>
             </w:pPr>
             <w:r>
               <w:drawing>
                 <wp:inline distT="0" distB="0" distL="0" distR="0">
-                  <wp:extent cx="1047750" cy="790575"/>
+                  <wp:extent cx="876300" cy="657225"/>
                   <wp:effectExtent t="0" r="0" b="0" l="0"/>
                   <wp:docPr id="1" name="" descr="" title=""/>
                   <wp:cNvGraphicFramePr>
@@ -778,7 +1082,7 @@
                         <pic:spPr bwMode="auto">
                           <a:xfrm>
                             <a:off x="0" y="0"/>
-                            <a:ext cx="1047750" cy="790575"/>
+                            <a:ext cx="876300" cy="657225"/>
                           </a:xfrm>
                           <a:prstGeom prst="rect">
                             <a:avLst/>
@@ -791,69 +1095,10 @@
               </w:drawing>
             </w:r>
           </w:p>
-        </w:tc>
-        <w:tc>
-          <w:tcPr>
-            <w:tcW w:type="dxa" w:w="7560"/>
-            <w:tcMar>
-              <w:top w:type="dxa" w:w="100"/>
-              <w:left w:type="dxa" w:w="40"/>
-              <w:bottom w:type="dxa" w:w="100"/>
-              <w:right w:type="dxa" w:w="40"/>
-            </w:tcMar>
-            <w:vAlign w:val="center"/>
-          </w:tcPr>
-          <w:p>
-            <w:pPr>
-              <w:spacing w:after="50"/>
-            </w:pPr>
-            <w:r>
-              <w:rPr>
-                <w:b/>
-                <w:bCs/>
-                <w:color w:val="12355B"/>
-                <w:sz w:val="24"/>
-                <w:szCs w:val="24"/>
-              </w:rPr>
-              <w:t xml:space="preserve">Metric system</w:t>
-            </w:r>
-            <w:r>
-              <w:rPr>
-                <w:i/>
-                <w:iCs/>
-                <w:color w:val="5F6F80"/>
-                <w:sz w:val="19"/>
-                <w:szCs w:val="19"/>
-              </w:rPr>
-              <w:t xml:space="preserve">   Sistema métrico</w:t>
-            </w:r>
-          </w:p>
-          <w:p>
-            <w:pPr>
-              <w:spacing w:after="40"/>
-            </w:pPr>
-            <w:r>
-              <w:rPr>
-                <w:sz w:val="21"/>
-                <w:szCs w:val="21"/>
-              </w:rPr>
-              <w:t xml:space="preserve">The measurement system used in most of the world, built on tens: centimeters, meters, kilometers, grams, kilograms, liters.</w:t>
-            </w:r>
-          </w:p>
           <w:p>
             <w:pPr>
               <w:spacing w:after="0"/>
             </w:pPr>
-            <w:r>
-              <w:rPr>
-                <w:b/>
-                <w:bCs/>
-                <w:color w:val="1FA6A2"/>
-                <w:sz w:val="18"/>
-                <w:szCs w:val="18"/>
-              </w:rPr>
-              <w:t xml:space="preserve">Example:  </w:t>
-            </w:r>
             <w:r>
               <w:rPr>
                 <w:i/>
@@ -867,23 +1112,6 @@
           </w:p>
         </w:tc>
       </w:tr>
-    </w:tbl>
-    <w:tbl>
-      <w:tblPr>
-        <w:tblW w:type="pct" w:w="100%"/>
-        <w:tblBorders>
-          <w:top w:val="none" w:color="FFFFFF" w:sz="0"/>
-          <w:left w:val="none" w:color="FFFFFF" w:sz="0"/>
-          <w:bottom w:val="single" w:color="C7D2DD" w:sz="4"/>
-          <w:right w:val="none" w:color="FFFFFF" w:sz="0"/>
-          <w:insideH w:val="none" w:color="FFFFFF" w:sz="0"/>
-          <w:insideV w:val="none" w:color="FFFFFF" w:sz="0"/>
-        </w:tblBorders>
-      </w:tblPr>
-      <w:tblGrid>
-        <w:gridCol w:w="1800"/>
-        <w:gridCol w:w="7560"/>
-      </w:tblGrid>
       <w:tr>
         <w:trPr>
           <w:cantSplit/>
@@ -892,22 +1120,126 @@
           <w:tcPr>
             <w:tcW w:type="dxa" w:w="1800"/>
             <w:tcMar>
-              <w:top w:type="dxa" w:w="100"/>
-              <w:left w:type="dxa" w:w="40"/>
-              <w:bottom w:type="dxa" w:w="100"/>
-              <w:right w:type="dxa" w:w="120"/>
-            </w:tcMar>
-            <w:vAlign w:val="center"/>
-          </w:tcPr>
+              <w:top w:type="dxa" w:w="80"/>
+              <w:left w:type="dxa" w:w="100"/>
+              <w:bottom w:type="dxa" w:w="80"/>
+              <w:right w:type="dxa" w:w="100"/>
+            </w:tcMar>
+            <w:vAlign w:val="top"/>
+          </w:tcPr>
+          <w:p>
+            <w:pPr>
+              <w:spacing w:after="30"/>
+            </w:pPr>
+            <w:r>
+              <w:rPr>
+                <w:b/>
+                <w:bCs/>
+                <w:color w:val="12355B"/>
+                <w:sz w:val="21"/>
+                <w:szCs w:val="21"/>
+              </w:rPr>
+              <w:t xml:space="preserve">Approximately</w:t>
+            </w:r>
+          </w:p>
           <w:p>
             <w:pPr>
               <w:spacing w:after="0"/>
+            </w:pPr>
+            <w:r>
+              <w:rPr>
+                <w:i/>
+                <w:iCs/>
+                <w:color w:val="5F6F80"/>
+                <w:sz w:val="18"/>
+                <w:szCs w:val="18"/>
+              </w:rPr>
+              <w:t xml:space="preserve">Aproximadamente</w:t>
+            </w:r>
+          </w:p>
+        </w:tc>
+        <w:tc>
+          <w:tcPr>
+            <w:tcW w:type="dxa" w:w="3160"/>
+            <w:tcMar>
+              <w:top w:type="dxa" w:w="80"/>
+              <w:left w:type="dxa" w:w="100"/>
+              <w:bottom w:type="dxa" w:w="80"/>
+              <w:right w:type="dxa" w:w="100"/>
+            </w:tcMar>
+            <w:vAlign w:val="top"/>
+          </w:tcPr>
+          <w:p>
+            <w:pPr>
+              <w:spacing w:after="0"/>
+            </w:pPr>
+            <w:r>
+              <w:rPr>
+                <w:sz w:val="20"/>
+                <w:szCs w:val="20"/>
+              </w:rPr>
+              <w:t xml:space="preserve">Close to, but not exactly equal. A rounded conversion factor gives an approximate result, written with ≈; an exact conversion uses =.</w:t>
+            </w:r>
+          </w:p>
+        </w:tc>
+        <w:tc>
+          <w:tcPr>
+            <w:tcW w:type="dxa" w:w="2200"/>
+            <w:tcMar>
+              <w:top w:type="dxa" w:w="80"/>
+              <w:left w:type="dxa" w:w="100"/>
+              <w:bottom w:type="dxa" w:w="80"/>
+              <w:right w:type="dxa" w:w="100"/>
+            </w:tcMar>
+            <w:vAlign w:val="top"/>
+          </w:tcPr>
+          <w:p>
+            <w:pPr>
+              <w:spacing w:after="40"/>
+            </w:pPr>
+            <w:r>
+              <w:rPr>
+                <w:i/>
+                <w:iCs/>
+                <w:color w:val="5F6F80"/>
+                <w:sz w:val="19"/>
+                <w:szCs w:val="19"/>
+              </w:rPr>
+              <w:t xml:space="preserve">Not Approximately: write a counter-example that breaks the definition.</w:t>
+            </w:r>
+          </w:p>
+          <w:p>
+            <w:pPr>
+              <w:pBdr>
+                <w:bottom w:val="single" w:color="AFBECC" w:sz="6"/>
+              </w:pBdr>
+              <w:spacing w:after="30" w:before="150"/>
+            </w:pPr>
+            <w:r>
+              <w:t xml:space="preserve"/>
+            </w:r>
+          </w:p>
+        </w:tc>
+        <w:tc>
+          <w:tcPr>
+            <w:tcW w:type="dxa" w:w="2200"/>
+            <w:tcMar>
+              <w:top w:type="dxa" w:w="80"/>
+              <w:left w:type="dxa" w:w="100"/>
+              <w:bottom w:type="dxa" w:w="80"/>
+              <w:right w:type="dxa" w:w="100"/>
+            </w:tcMar>
+            <w:vAlign w:val="top"/>
+          </w:tcPr>
+          <w:p>
+            <w:pPr>
+              <w:spacing w:after="40"/>
               <w:jc w:val="center"/>
             </w:pPr>
             <w:r>
               <w:drawing>
                 <wp:inline distT="0" distB="0" distL="0" distR="0">
-                  <wp:extent cx="1047750" cy="790575"/>
+                  <wp:extent cx="876300" cy="657225"/>
                   <wp:effectExtent t="0" r="0" b="0" l="0"/>
                   <wp:docPr id="1" name="" descr="" title=""/>
                   <wp:cNvGraphicFramePr>
@@ -932,7 +1264,7 @@
                         <pic:spPr bwMode="auto">
                           <a:xfrm>
                             <a:off x="0" y="0"/>
-                            <a:ext cx="1047750" cy="790575"/>
+                            <a:ext cx="876300" cy="657225"/>
                           </a:xfrm>
                           <a:prstGeom prst="rect">
                             <a:avLst/>
@@ -945,69 +1277,10 @@
               </w:drawing>
             </w:r>
           </w:p>
-        </w:tc>
-        <w:tc>
-          <w:tcPr>
-            <w:tcW w:type="dxa" w:w="7560"/>
-            <w:tcMar>
-              <w:top w:type="dxa" w:w="100"/>
-              <w:left w:type="dxa" w:w="40"/>
-              <w:bottom w:type="dxa" w:w="100"/>
-              <w:right w:type="dxa" w:w="40"/>
-            </w:tcMar>
-            <w:vAlign w:val="center"/>
-          </w:tcPr>
-          <w:p>
-            <w:pPr>
-              <w:spacing w:after="50"/>
-            </w:pPr>
-            <w:r>
-              <w:rPr>
-                <w:b/>
-                <w:bCs/>
-                <w:color w:val="12355B"/>
-                <w:sz w:val="24"/>
-                <w:szCs w:val="24"/>
-              </w:rPr>
-              <w:t xml:space="preserve">Approximately</w:t>
-            </w:r>
-            <w:r>
-              <w:rPr>
-                <w:i/>
-                <w:iCs/>
-                <w:color w:val="5F6F80"/>
-                <w:sz w:val="19"/>
-                <w:szCs w:val="19"/>
-              </w:rPr>
-              <w:t xml:space="preserve">   Aproximadamente</w:t>
-            </w:r>
-          </w:p>
-          <w:p>
-            <w:pPr>
-              <w:spacing w:after="40"/>
-            </w:pPr>
-            <w:r>
-              <w:rPr>
-                <w:sz w:val="21"/>
-                <w:szCs w:val="21"/>
-              </w:rPr>
-              <w:t xml:space="preserve">Close to, but not exactly equal. Conversions between systems are almost always approximate, so they use the ≈ sign.</w:t>
-            </w:r>
-          </w:p>
           <w:p>
             <w:pPr>
               <w:spacing w:after="0"/>
             </w:pPr>
-            <w:r>
-              <w:rPr>
-                <w:b/>
-                <w:bCs/>
-                <w:color w:val="1FA6A2"/>
-                <w:sz w:val="18"/>
-                <w:szCs w:val="18"/>
-              </w:rPr>
-              <w:t xml:space="preserve">Example:  </w:t>
-            </w:r>
             <w:r>
               <w:rPr>
                 <w:i/>
@@ -1021,23 +1294,6 @@
           </w:p>
         </w:tc>
       </w:tr>
-    </w:tbl>
-    <w:tbl>
-      <w:tblPr>
-        <w:tblW w:type="pct" w:w="100%"/>
-        <w:tblBorders>
-          <w:top w:val="none" w:color="FFFFFF" w:sz="0"/>
-          <w:left w:val="none" w:color="FFFFFF" w:sz="0"/>
-          <w:bottom w:val="single" w:color="C7D2DD" w:sz="4"/>
-          <w:right w:val="none" w:color="FFFFFF" w:sz="0"/>
-          <w:insideH w:val="none" w:color="FFFFFF" w:sz="0"/>
-          <w:insideV w:val="none" w:color="FFFFFF" w:sz="0"/>
-        </w:tblBorders>
-      </w:tblPr>
-      <w:tblGrid>
-        <w:gridCol w:w="1800"/>
-        <w:gridCol w:w="7560"/>
-      </w:tblGrid>
       <w:tr>
         <w:trPr>
           <w:cantSplit/>
@@ -1046,22 +1302,126 @@
           <w:tcPr>
             <w:tcW w:type="dxa" w:w="1800"/>
             <w:tcMar>
-              <w:top w:type="dxa" w:w="100"/>
-              <w:left w:type="dxa" w:w="40"/>
-              <w:bottom w:type="dxa" w:w="100"/>
-              <w:right w:type="dxa" w:w="120"/>
-            </w:tcMar>
-            <w:vAlign w:val="center"/>
-          </w:tcPr>
+              <w:top w:type="dxa" w:w="80"/>
+              <w:left w:type="dxa" w:w="100"/>
+              <w:bottom w:type="dxa" w:w="80"/>
+              <w:right w:type="dxa" w:w="100"/>
+            </w:tcMar>
+            <w:vAlign w:val="top"/>
+          </w:tcPr>
+          <w:p>
+            <w:pPr>
+              <w:spacing w:after="30"/>
+            </w:pPr>
+            <w:r>
+              <w:rPr>
+                <w:b/>
+                <w:bCs/>
+                <w:color w:val="12355B"/>
+                <w:sz w:val="21"/>
+                <w:szCs w:val="21"/>
+              </w:rPr>
+              <w:t xml:space="preserve">Ratio table</w:t>
+            </w:r>
+          </w:p>
           <w:p>
             <w:pPr>
               <w:spacing w:after="0"/>
+            </w:pPr>
+            <w:r>
+              <w:rPr>
+                <w:i/>
+                <w:iCs/>
+                <w:color w:val="5F6F80"/>
+                <w:sz w:val="18"/>
+                <w:szCs w:val="18"/>
+              </w:rPr>
+              <w:t xml:space="preserve">Tabla de razones</w:t>
+            </w:r>
+          </w:p>
+        </w:tc>
+        <w:tc>
+          <w:tcPr>
+            <w:tcW w:type="dxa" w:w="3160"/>
+            <w:tcMar>
+              <w:top w:type="dxa" w:w="80"/>
+              <w:left w:type="dxa" w:w="100"/>
+              <w:bottom w:type="dxa" w:w="80"/>
+              <w:right w:type="dxa" w:w="100"/>
+            </w:tcMar>
+            <w:vAlign w:val="top"/>
+          </w:tcPr>
+          <w:p>
+            <w:pPr>
+              <w:spacing w:after="0"/>
+            </w:pPr>
+            <w:r>
+              <w:rPr>
+                <w:sz w:val="20"/>
+                <w:szCs w:val="20"/>
+              </w:rPr>
+              <w:t xml:space="preserve">A table of equal ratios used to scale a conversion factor up to the amount you actually need.</w:t>
+            </w:r>
+          </w:p>
+        </w:tc>
+        <w:tc>
+          <w:tcPr>
+            <w:tcW w:type="dxa" w:w="2200"/>
+            <w:tcMar>
+              <w:top w:type="dxa" w:w="80"/>
+              <w:left w:type="dxa" w:w="100"/>
+              <w:bottom w:type="dxa" w:w="80"/>
+              <w:right w:type="dxa" w:w="100"/>
+            </w:tcMar>
+            <w:vAlign w:val="top"/>
+          </w:tcPr>
+          <w:p>
+            <w:pPr>
+              <w:spacing w:after="40"/>
+            </w:pPr>
+            <w:r>
+              <w:rPr>
+                <w:i/>
+                <w:iCs/>
+                <w:color w:val="5F6F80"/>
+                <w:sz w:val="19"/>
+                <w:szCs w:val="19"/>
+              </w:rPr>
+              <w:t xml:space="preserve">Not Ratio table: write a counter-example that breaks the definition.</w:t>
+            </w:r>
+          </w:p>
+          <w:p>
+            <w:pPr>
+              <w:pBdr>
+                <w:bottom w:val="single" w:color="AFBECC" w:sz="6"/>
+              </w:pBdr>
+              <w:spacing w:after="30" w:before="150"/>
+            </w:pPr>
+            <w:r>
+              <w:t xml:space="preserve"/>
+            </w:r>
+          </w:p>
+        </w:tc>
+        <w:tc>
+          <w:tcPr>
+            <w:tcW w:type="dxa" w:w="2200"/>
+            <w:tcMar>
+              <w:top w:type="dxa" w:w="80"/>
+              <w:left w:type="dxa" w:w="100"/>
+              <w:bottom w:type="dxa" w:w="80"/>
+              <w:right w:type="dxa" w:w="100"/>
+            </w:tcMar>
+            <w:vAlign w:val="top"/>
+          </w:tcPr>
+          <w:p>
+            <w:pPr>
+              <w:spacing w:after="40"/>
               <w:jc w:val="center"/>
             </w:pPr>
             <w:r>
               <w:drawing>
                 <wp:inline distT="0" distB="0" distL="0" distR="0">
-                  <wp:extent cx="1047750" cy="790575"/>
+                  <wp:extent cx="876300" cy="657225"/>
                   <wp:effectExtent t="0" r="0" b="0" l="0"/>
                   <wp:docPr id="1" name="" descr="" title=""/>
                   <wp:cNvGraphicFramePr>
@@ -1086,7 +1446,7 @@
                         <pic:spPr bwMode="auto">
                           <a:xfrm>
                             <a:off x="0" y="0"/>
-                            <a:ext cx="1047750" cy="790575"/>
+                            <a:ext cx="876300" cy="657225"/>
                           </a:xfrm>
                           <a:prstGeom prst="rect">
                             <a:avLst/>
@@ -1099,69 +1459,10 @@
               </w:drawing>
             </w:r>
           </w:p>
-        </w:tc>
-        <w:tc>
-          <w:tcPr>
-            <w:tcW w:type="dxa" w:w="7560"/>
-            <w:tcMar>
-              <w:top w:type="dxa" w:w="100"/>
-              <w:left w:type="dxa" w:w="40"/>
-              <w:bottom w:type="dxa" w:w="100"/>
-              <w:right w:type="dxa" w:w="40"/>
-            </w:tcMar>
-            <w:vAlign w:val="center"/>
-          </w:tcPr>
-          <w:p>
-            <w:pPr>
-              <w:spacing w:after="50"/>
-            </w:pPr>
-            <w:r>
-              <w:rPr>
-                <w:b/>
-                <w:bCs/>
-                <w:color w:val="12355B"/>
-                <w:sz w:val="24"/>
-                <w:szCs w:val="24"/>
-              </w:rPr>
-              <w:t xml:space="preserve">Ratio table</w:t>
-            </w:r>
-            <w:r>
-              <w:rPr>
-                <w:i/>
-                <w:iCs/>
-                <w:color w:val="5F6F80"/>
-                <w:sz w:val="19"/>
-                <w:szCs w:val="19"/>
-              </w:rPr>
-              <w:t xml:space="preserve">   Tabla de razones</w:t>
-            </w:r>
-          </w:p>
-          <w:p>
-            <w:pPr>
-              <w:spacing w:after="40"/>
-            </w:pPr>
-            <w:r>
-              <w:rPr>
-                <w:sz w:val="21"/>
-                <w:szCs w:val="21"/>
-              </w:rPr>
-              <w:t xml:space="preserve">A table of equal ratios used to scale a conversion factor up to the amount you actually need.</w:t>
-            </w:r>
-          </w:p>
           <w:p>
             <w:pPr>
               <w:spacing w:after="0"/>
             </w:pPr>
-            <w:r>
-              <w:rPr>
-                <w:b/>
-                <w:bCs/>
-                <w:color w:val="1FA6A2"/>
-                <w:sz w:val="18"/>
-                <w:szCs w:val="18"/>
-              </w:rPr>
-              <w:t xml:space="preserve">Example:  </w:t>
-            </w:r>
             <w:r>
               <w:rPr>
                 <w:i/>
@@ -1175,23 +1476,6 @@
           </w:p>
         </w:tc>
       </w:tr>
-    </w:tbl>
-    <w:tbl>
-      <w:tblPr>
-        <w:tblW w:type="pct" w:w="100%"/>
-        <w:tblBorders>
-          <w:top w:val="none" w:color="FFFFFF" w:sz="0"/>
-          <w:left w:val="none" w:color="FFFFFF" w:sz="0"/>
-          <w:bottom w:val="single" w:color="C7D2DD" w:sz="4"/>
-          <w:right w:val="none" w:color="FFFFFF" w:sz="0"/>
-          <w:insideH w:val="none" w:color="FFFFFF" w:sz="0"/>
-          <w:insideV w:val="none" w:color="FFFFFF" w:sz="0"/>
-        </w:tblBorders>
-      </w:tblPr>
-      <w:tblGrid>
-        <w:gridCol w:w="1800"/>
-        <w:gridCol w:w="7560"/>
-      </w:tblGrid>
       <w:tr>
         <w:trPr>
           <w:cantSplit/>
@@ -1200,22 +1484,126 @@
           <w:tcPr>
             <w:tcW w:type="dxa" w:w="1800"/>
             <w:tcMar>
-              <w:top w:type="dxa" w:w="100"/>
-              <w:left w:type="dxa" w:w="40"/>
-              <w:bottom w:type="dxa" w:w="100"/>
-              <w:right w:type="dxa" w:w="120"/>
-            </w:tcMar>
-            <w:vAlign w:val="center"/>
-          </w:tcPr>
+              <w:top w:type="dxa" w:w="80"/>
+              <w:left w:type="dxa" w:w="100"/>
+              <w:bottom w:type="dxa" w:w="80"/>
+              <w:right w:type="dxa" w:w="100"/>
+            </w:tcMar>
+            <w:vAlign w:val="top"/>
+          </w:tcPr>
+          <w:p>
+            <w:pPr>
+              <w:spacing w:after="30"/>
+            </w:pPr>
+            <w:r>
+              <w:rPr>
+                <w:b/>
+                <w:bCs/>
+                <w:color w:val="12355B"/>
+                <w:sz w:val="21"/>
+                <w:szCs w:val="21"/>
+              </w:rPr>
+              <w:t xml:space="preserve">Reasonableness</w:t>
+            </w:r>
+          </w:p>
           <w:p>
             <w:pPr>
               <w:spacing w:after="0"/>
+            </w:pPr>
+            <w:r>
+              <w:rPr>
+                <w:i/>
+                <w:iCs/>
+                <w:color w:val="5F6F80"/>
+                <w:sz w:val="18"/>
+                <w:szCs w:val="18"/>
+              </w:rPr>
+              <w:t xml:space="preserve">Sentido lógico</w:t>
+            </w:r>
+          </w:p>
+        </w:tc>
+        <w:tc>
+          <w:tcPr>
+            <w:tcW w:type="dxa" w:w="3160"/>
+            <w:tcMar>
+              <w:top w:type="dxa" w:w="80"/>
+              <w:left w:type="dxa" w:w="100"/>
+              <w:bottom w:type="dxa" w:w="80"/>
+              <w:right w:type="dxa" w:w="100"/>
+            </w:tcMar>
+            <w:vAlign w:val="top"/>
+          </w:tcPr>
+          <w:p>
+            <w:pPr>
+              <w:spacing w:after="0"/>
+            </w:pPr>
+            <w:r>
+              <w:rPr>
+                <w:sz w:val="20"/>
+                <w:szCs w:val="20"/>
+              </w:rPr>
+              <w:t xml:space="preserve">Checking that the size of an answer makes sense for the situation.</w:t>
+            </w:r>
+          </w:p>
+        </w:tc>
+        <w:tc>
+          <w:tcPr>
+            <w:tcW w:type="dxa" w:w="2200"/>
+            <w:tcMar>
+              <w:top w:type="dxa" w:w="80"/>
+              <w:left w:type="dxa" w:w="100"/>
+              <w:bottom w:type="dxa" w:w="80"/>
+              <w:right w:type="dxa" w:w="100"/>
+            </w:tcMar>
+            <w:vAlign w:val="top"/>
+          </w:tcPr>
+          <w:p>
+            <w:pPr>
+              <w:spacing w:after="40"/>
+            </w:pPr>
+            <w:r>
+              <w:rPr>
+                <w:i/>
+                <w:iCs/>
+                <w:color w:val="5F6F80"/>
+                <w:sz w:val="19"/>
+                <w:szCs w:val="19"/>
+              </w:rPr>
+              <w:t xml:space="preserve">Not Reasonableness: write a counter-example that breaks the definition.</w:t>
+            </w:r>
+          </w:p>
+          <w:p>
+            <w:pPr>
+              <w:pBdr>
+                <w:bottom w:val="single" w:color="AFBECC" w:sz="6"/>
+              </w:pBdr>
+              <w:spacing w:after="30" w:before="150"/>
+            </w:pPr>
+            <w:r>
+              <w:t xml:space="preserve"/>
+            </w:r>
+          </w:p>
+        </w:tc>
+        <w:tc>
+          <w:tcPr>
+            <w:tcW w:type="dxa" w:w="2200"/>
+            <w:tcMar>
+              <w:top w:type="dxa" w:w="80"/>
+              <w:left w:type="dxa" w:w="100"/>
+              <w:bottom w:type="dxa" w:w="80"/>
+              <w:right w:type="dxa" w:w="100"/>
+            </w:tcMar>
+            <w:vAlign w:val="top"/>
+          </w:tcPr>
+          <w:p>
+            <w:pPr>
+              <w:spacing w:after="40"/>
               <w:jc w:val="center"/>
             </w:pPr>
             <w:r>
               <w:drawing>
                 <wp:inline distT="0" distB="0" distL="0" distR="0">
-                  <wp:extent cx="1047750" cy="790575"/>
+                  <wp:extent cx="876300" cy="657225"/>
                   <wp:effectExtent t="0" r="0" b="0" l="0"/>
                   <wp:docPr id="1" name="" descr="" title=""/>
                   <wp:cNvGraphicFramePr>
@@ -1240,7 +1628,7 @@
                         <pic:spPr bwMode="auto">
                           <a:xfrm>
                             <a:off x="0" y="0"/>
-                            <a:ext cx="1047750" cy="790575"/>
+                            <a:ext cx="876300" cy="657225"/>
                           </a:xfrm>
                           <a:prstGeom prst="rect">
                             <a:avLst/>
@@ -1253,69 +1641,10 @@
               </w:drawing>
             </w:r>
           </w:p>
-        </w:tc>
-        <w:tc>
-          <w:tcPr>
-            <w:tcW w:type="dxa" w:w="7560"/>
-            <w:tcMar>
-              <w:top w:type="dxa" w:w="100"/>
-              <w:left w:type="dxa" w:w="40"/>
-              <w:bottom w:type="dxa" w:w="100"/>
-              <w:right w:type="dxa" w:w="40"/>
-            </w:tcMar>
-            <w:vAlign w:val="center"/>
-          </w:tcPr>
-          <w:p>
-            <w:pPr>
-              <w:spacing w:after="50"/>
-            </w:pPr>
-            <w:r>
-              <w:rPr>
-                <w:b/>
-                <w:bCs/>
-                <w:color w:val="12355B"/>
-                <w:sz w:val="24"/>
-                <w:szCs w:val="24"/>
-              </w:rPr>
-              <w:t xml:space="preserve">Reasonableness</w:t>
-            </w:r>
-            <w:r>
-              <w:rPr>
-                <w:i/>
-                <w:iCs/>
-                <w:color w:val="5F6F80"/>
-                <w:sz w:val="19"/>
-                <w:szCs w:val="19"/>
-              </w:rPr>
-              <w:t xml:space="preserve">   Sentido lógico</w:t>
-            </w:r>
-          </w:p>
-          <w:p>
-            <w:pPr>
-              <w:spacing w:after="40"/>
-            </w:pPr>
-            <w:r>
-              <w:rPr>
-                <w:sz w:val="21"/>
-                <w:szCs w:val="21"/>
-              </w:rPr>
-              <w:t xml:space="preserve">Checking that the size of an answer makes sense for the situation.</w:t>
-            </w:r>
-          </w:p>
           <w:p>
             <w:pPr>
               <w:spacing w:after="0"/>
             </w:pPr>
-            <w:r>
-              <w:rPr>
-                <w:b/>
-                <w:bCs/>
-                <w:color w:val="1FA6A2"/>
-                <w:sz w:val="18"/>
-                <w:szCs w:val="18"/>
-              </w:rPr>
-              <w:t xml:space="preserve">Example:  </w:t>
-            </w:r>
             <w:r>
               <w:rPr>
                 <w:i/>
@@ -1329,23 +1658,6 @@
           </w:p>
         </w:tc>
       </w:tr>
-    </w:tbl>
-    <w:tbl>
-      <w:tblPr>
-        <w:tblW w:type="pct" w:w="100%"/>
-        <w:tblBorders>
-          <w:top w:val="none" w:color="FFFFFF" w:sz="0"/>
-          <w:left w:val="none" w:color="FFFFFF" w:sz="0"/>
-          <w:bottom w:val="single" w:color="C7D2DD" w:sz="4"/>
-          <w:right w:val="none" w:color="FFFFFF" w:sz="0"/>
-          <w:insideH w:val="none" w:color="FFFFFF" w:sz="0"/>
-          <w:insideV w:val="none" w:color="FFFFFF" w:sz="0"/>
-        </w:tblBorders>
-      </w:tblPr>
-      <w:tblGrid>
-        <w:gridCol w:w="1800"/>
-        <w:gridCol w:w="7560"/>
-      </w:tblGrid>
       <w:tr>
         <w:trPr>
           <w:cantSplit/>
@@ -1354,22 +1666,126 @@
           <w:tcPr>
             <w:tcW w:type="dxa" w:w="1800"/>
             <w:tcMar>
-              <w:top w:type="dxa" w:w="100"/>
-              <w:left w:type="dxa" w:w="40"/>
-              <w:bottom w:type="dxa" w:w="100"/>
-              <w:right w:type="dxa" w:w="120"/>
-            </w:tcMar>
-            <w:vAlign w:val="center"/>
-          </w:tcPr>
+              <w:top w:type="dxa" w:w="80"/>
+              <w:left w:type="dxa" w:w="100"/>
+              <w:bottom w:type="dxa" w:w="80"/>
+              <w:right w:type="dxa" w:w="100"/>
+            </w:tcMar>
+            <w:vAlign w:val="top"/>
+          </w:tcPr>
+          <w:p>
+            <w:pPr>
+              <w:spacing w:after="30"/>
+            </w:pPr>
+            <w:r>
+              <w:rPr>
+                <w:b/>
+                <w:bCs/>
+                <w:color w:val="12355B"/>
+                <w:sz w:val="21"/>
+                <w:szCs w:val="21"/>
+              </w:rPr>
+              <w:t xml:space="preserve">Multi-step problem</w:t>
+            </w:r>
+          </w:p>
           <w:p>
             <w:pPr>
               <w:spacing w:after="0"/>
+            </w:pPr>
+            <w:r>
+              <w:rPr>
+                <w:i/>
+                <w:iCs/>
+                <w:color w:val="5F6F80"/>
+                <w:sz w:val="18"/>
+                <w:szCs w:val="18"/>
+              </w:rPr>
+              <w:t xml:space="preserve">Problema de varios pasos</w:t>
+            </w:r>
+          </w:p>
+        </w:tc>
+        <w:tc>
+          <w:tcPr>
+            <w:tcW w:type="dxa" w:w="3160"/>
+            <w:tcMar>
+              <w:top w:type="dxa" w:w="80"/>
+              <w:left w:type="dxa" w:w="100"/>
+              <w:bottom w:type="dxa" w:w="80"/>
+              <w:right w:type="dxa" w:w="100"/>
+            </w:tcMar>
+            <w:vAlign w:val="top"/>
+          </w:tcPr>
+          <w:p>
+            <w:pPr>
+              <w:spacing w:after="0"/>
+            </w:pPr>
+            <w:r>
+              <w:rPr>
+                <w:sz w:val="20"/>
+                <w:szCs w:val="20"/>
+              </w:rPr>
+              <w:t xml:space="preserve">A problem that needs two or more operations done in order.</w:t>
+            </w:r>
+          </w:p>
+        </w:tc>
+        <w:tc>
+          <w:tcPr>
+            <w:tcW w:type="dxa" w:w="2200"/>
+            <w:tcMar>
+              <w:top w:type="dxa" w:w="80"/>
+              <w:left w:type="dxa" w:w="100"/>
+              <w:bottom w:type="dxa" w:w="80"/>
+              <w:right w:type="dxa" w:w="100"/>
+            </w:tcMar>
+            <w:vAlign w:val="top"/>
+          </w:tcPr>
+          <w:p>
+            <w:pPr>
+              <w:spacing w:after="40"/>
+            </w:pPr>
+            <w:r>
+              <w:rPr>
+                <w:i/>
+                <w:iCs/>
+                <w:color w:val="5F6F80"/>
+                <w:sz w:val="19"/>
+                <w:szCs w:val="19"/>
+              </w:rPr>
+              <w:t xml:space="preserve">Not Multi-step problem: write a counter-example that breaks the definition.</w:t>
+            </w:r>
+          </w:p>
+          <w:p>
+            <w:pPr>
+              <w:pBdr>
+                <w:bottom w:val="single" w:color="AFBECC" w:sz="6"/>
+              </w:pBdr>
+              <w:spacing w:after="30" w:before="150"/>
+            </w:pPr>
+            <w:r>
+              <w:t xml:space="preserve"/>
+            </w:r>
+          </w:p>
+        </w:tc>
+        <w:tc>
+          <w:tcPr>
+            <w:tcW w:type="dxa" w:w="2200"/>
+            <w:tcMar>
+              <w:top w:type="dxa" w:w="80"/>
+              <w:left w:type="dxa" w:w="100"/>
+              <w:bottom w:type="dxa" w:w="80"/>
+              <w:right w:type="dxa" w:w="100"/>
+            </w:tcMar>
+            <w:vAlign w:val="top"/>
+          </w:tcPr>
+          <w:p>
+            <w:pPr>
+              <w:spacing w:after="40"/>
               <w:jc w:val="center"/>
             </w:pPr>
             <w:r>
               <w:drawing>
                 <wp:inline distT="0" distB="0" distL="0" distR="0">
-                  <wp:extent cx="1047750" cy="790575"/>
+                  <wp:extent cx="876300" cy="657225"/>
                   <wp:effectExtent t="0" r="0" b="0" l="0"/>
                   <wp:docPr id="1" name="" descr="" title=""/>
                   <wp:cNvGraphicFramePr>
@@ -1394,7 +1810,7 @@
                         <pic:spPr bwMode="auto">
                           <a:xfrm>
                             <a:off x="0" y="0"/>
-                            <a:ext cx="1047750" cy="790575"/>
+                            <a:ext cx="876300" cy="657225"/>
                           </a:xfrm>
                           <a:prstGeom prst="rect">
                             <a:avLst/>
@@ -1407,69 +1823,10 @@
               </w:drawing>
             </w:r>
           </w:p>
-        </w:tc>
-        <w:tc>
-          <w:tcPr>
-            <w:tcW w:type="dxa" w:w="7560"/>
-            <w:tcMar>
-              <w:top w:type="dxa" w:w="100"/>
-              <w:left w:type="dxa" w:w="40"/>
-              <w:bottom w:type="dxa" w:w="100"/>
-              <w:right w:type="dxa" w:w="40"/>
-            </w:tcMar>
-            <w:vAlign w:val="center"/>
-          </w:tcPr>
-          <w:p>
-            <w:pPr>
-              <w:spacing w:after="50"/>
-            </w:pPr>
-            <w:r>
-              <w:rPr>
-                <w:b/>
-                <w:bCs/>
-                <w:color w:val="12355B"/>
-                <w:sz w:val="24"/>
-                <w:szCs w:val="24"/>
-              </w:rPr>
-              <w:t xml:space="preserve">Multi-step problem</w:t>
-            </w:r>
-            <w:r>
-              <w:rPr>
-                <w:i/>
-                <w:iCs/>
-                <w:color w:val="5F6F80"/>
-                <w:sz w:val="19"/>
-                <w:szCs w:val="19"/>
-              </w:rPr>
-              <w:t xml:space="preserve">   Problema de varios pasos</w:t>
-            </w:r>
-          </w:p>
-          <w:p>
-            <w:pPr>
-              <w:spacing w:after="40"/>
-            </w:pPr>
-            <w:r>
-              <w:rPr>
-                <w:sz w:val="21"/>
-                <w:szCs w:val="21"/>
-              </w:rPr>
-              <w:t xml:space="preserve">A problem that needs two or more operations done in order.</w:t>
-            </w:r>
-          </w:p>
           <w:p>
             <w:pPr>
               <w:spacing w:after="0"/>
             </w:pPr>
-            <w:r>
-              <w:rPr>
-                <w:b/>
-                <w:bCs/>
-                <w:color w:val="1FA6A2"/>
-                <w:sz w:val="18"/>
-                <w:szCs w:val="18"/>
-              </w:rPr>
-              <w:t xml:space="preserve">Example:  </w:t>
-            </w:r>
             <w:r>
               <w:rPr>
                 <w:i/>
@@ -1479,160 +1836,6 @@
                 <w:szCs w:val="18"/>
               </w:rPr>
               <w:t xml:space="preserve">Convert the unit, then multiply.</w:t>
-            </w:r>
-          </w:p>
-        </w:tc>
-      </w:tr>
-    </w:tbl>
-    <w:tbl>
-      <w:tblPr>
-        <w:tblW w:type="pct" w:w="100%"/>
-        <w:tblBorders>
-          <w:top w:val="none" w:color="FFFFFF" w:sz="0"/>
-          <w:left w:val="none" w:color="FFFFFF" w:sz="0"/>
-          <w:bottom w:val="single" w:color="C7D2DD" w:sz="4"/>
-          <w:right w:val="none" w:color="FFFFFF" w:sz="0"/>
-          <w:insideH w:val="none" w:color="FFFFFF" w:sz="0"/>
-          <w:insideV w:val="none" w:color="FFFFFF" w:sz="0"/>
-        </w:tblBorders>
-      </w:tblPr>
-      <w:tblGrid>
-        <w:gridCol w:w="1800"/>
-        <w:gridCol w:w="7560"/>
-      </w:tblGrid>
-      <w:tr>
-        <w:trPr>
-          <w:cantSplit/>
-        </w:trPr>
-        <w:tc>
-          <w:tcPr>
-            <w:tcW w:type="dxa" w:w="1800"/>
-            <w:tcMar>
-              <w:top w:type="dxa" w:w="100"/>
-              <w:left w:type="dxa" w:w="40"/>
-              <w:bottom w:type="dxa" w:w="100"/>
-              <w:right w:type="dxa" w:w="120"/>
-            </w:tcMar>
-            <w:vAlign w:val="center"/>
-          </w:tcPr>
-          <w:p>
-            <w:pPr>
-              <w:spacing w:after="0"/>
-              <w:jc w:val="center"/>
-            </w:pPr>
-            <w:r>
-              <w:drawing>
-                <wp:inline distT="0" distB="0" distL="0" distR="0">
-                  <wp:extent cx="1047750" cy="790575"/>
-                  <wp:effectExtent t="0" r="0" b="0" l="0"/>
-                  <wp:docPr id="1" name="" descr="" title=""/>
-                  <wp:cNvGraphicFramePr>
-                    <a:graphicFrameLocks xmlns:a="http://schemas.openxmlformats.org/drawingml/2006/main" noChangeAspect="1"/>
-                  </wp:cNvGraphicFramePr>
-                  <a:graphic xmlns:a="http://schemas.openxmlformats.org/drawingml/2006/main">
-                    <a:graphicData uri="http://schemas.openxmlformats.org/drawingml/2006/picture">
-                      <pic:pic xmlns:pic="http://schemas.openxmlformats.org/drawingml/2006/picture">
-                        <pic:nvPicPr>
-                          <pic:cNvPr id="0" name="" descr=""/>
-                          <pic:cNvPicPr>
-                            <a:picLocks noChangeAspect="1" noChangeArrowheads="1"/>
-                          </pic:cNvPicPr>
-                        </pic:nvPicPr>
-                        <pic:blipFill>
-                          <a:blip r:embed="rId15" cstate="none"/>
-                          <a:srcRect/>
-                          <a:stretch>
-                            <a:fillRect/>
-                          </a:stretch>
-                        </pic:blipFill>
-                        <pic:spPr bwMode="auto">
-                          <a:xfrm>
-                            <a:off x="0" y="0"/>
-                            <a:ext cx="1047750" cy="790575"/>
-                          </a:xfrm>
-                          <a:prstGeom prst="rect">
-                            <a:avLst/>
-                          </a:prstGeom>
-                        </pic:spPr>
-                      </pic:pic>
-                    </a:graphicData>
-                  </a:graphic>
-                </wp:inline>
-              </w:drawing>
-            </w:r>
-          </w:p>
-        </w:tc>
-        <w:tc>
-          <w:tcPr>
-            <w:tcW w:type="dxa" w:w="7560"/>
-            <w:tcMar>
-              <w:top w:type="dxa" w:w="100"/>
-              <w:left w:type="dxa" w:w="40"/>
-              <w:bottom w:type="dxa" w:w="100"/>
-              <w:right w:type="dxa" w:w="40"/>
-            </w:tcMar>
-            <w:vAlign w:val="center"/>
-          </w:tcPr>
-          <w:p>
-            <w:pPr>
-              <w:spacing w:after="50"/>
-            </w:pPr>
-            <w:r>
-              <w:rPr>
-                <w:b/>
-                <w:bCs/>
-                <w:color w:val="12355B"/>
-                <w:sz w:val="24"/>
-                <w:szCs w:val="24"/>
-              </w:rPr>
-              <w:t xml:space="preserve">Dose</w:t>
-            </w:r>
-            <w:r>
-              <w:rPr>
-                <w:i/>
-                <w:iCs/>
-                <w:color w:val="5F6F80"/>
-                <w:sz w:val="19"/>
-                <w:szCs w:val="19"/>
-              </w:rPr>
-              <w:t xml:space="preserve">   Dosis</w:t>
-            </w:r>
-          </w:p>
-          <w:p>
-            <w:pPr>
-              <w:spacing w:after="40"/>
-            </w:pPr>
-            <w:r>
-              <w:rPr>
-                <w:sz w:val="21"/>
-                <w:szCs w:val="21"/>
-              </w:rPr>
-              <w:t xml:space="preserve">The amount of medicine a patient should get.</w:t>
-            </w:r>
-          </w:p>
-          <w:p>
-            <w:pPr>
-              <w:spacing w:after="0"/>
-            </w:pPr>
-            <w:r>
-              <w:rPr>
-                <w:b/>
-                <w:bCs/>
-                <w:color w:val="1FA6A2"/>
-                <w:sz w:val="18"/>
-                <w:szCs w:val="18"/>
-              </w:rPr>
-              <w:t xml:space="preserve">Example:  </w:t>
-            </w:r>
-            <w:r>
-              <w:rPr>
-                <w:i/>
-                <w:iCs/>
-                <w:color w:val="5F6F80"/>
-                <w:sz w:val="18"/>
-                <w:szCs w:val="18"/>
-              </w:rPr>
-              <w:t xml:space="preserve">120 mg</w:t>
             </w:r>
           </w:p>
         </w:tc>
@@ -1726,7 +1929,7 @@
                 <w:sz w:val="21"/>
                 <w:szCs w:val="21"/>
               </w:rPr>
-              <w:t xml:space="preserve">Convert Measurements Between Systems      •      Conversion factor      •      Customary system      •      Metric system      •      Approximately      •      Ratio table      •      Reasonableness      •      Multi-step problem      •      Dose</w:t>
+              <w:t xml:space="preserve">Convert Measurements Between Systems      •      Conversion factor      •      Customary system      •      Metric system      •      Approximately      •      Ratio table      •      Reasonableness      •      Multi-step problem</w:t>
             </w:r>
           </w:p>
         </w:tc>
@@ -1760,7 +1963,7 @@
           <w:sz w:val="22"/>
           <w:szCs w:val="22"/>
         </w:rPr>
-        <w:t xml:space="preserve">Rewriting a customary measurement as a metric one gives an </w:t>
+        <w:t xml:space="preserve">Using a rounded conversion factor gives an </w:t>
       </w:r>
       <w:r>
         <w:rPr>
@@ -1774,7 +1977,7 @@
           <w:sz w:val="22"/>
           <w:szCs w:val="22"/>
         </w:rPr>
-        <w:t xml:space="preserve"> answer, not an exact one.</w:t>
+        <w:t xml:space="preserve"> answer.</w:t>
       </w:r>
     </w:p>
     <w:p>
@@ -2048,43 +2251,6 @@
           <w:szCs w:val="22"/>
         </w:rPr>
         <w:t xml:space="preserve">A problem that needs two or more operations in order is a </w:t>
-      </w:r>
-      <w:r>
-        <w:rPr>
-          <w:sz w:val="22"/>
-          <w:szCs w:val="22"/>
-        </w:rPr>
-        <w:t xml:space="preserve">________________</w:t>
-      </w:r>
-      <w:r>
-        <w:rPr>
-          <w:sz w:val="22"/>
-          <w:szCs w:val="22"/>
-        </w:rPr>
-        <w:t xml:space="preserve">.</w:t>
-      </w:r>
-    </w:p>
-    <w:p>
-      <w:pPr>
-        <w:keepLines/>
-        <w:spacing w:after="260" w:before="200"/>
-      </w:pPr>
-      <w:r>
-        <w:rPr>
-          <w:b/>
-          <w:bCs/>
-          <w:color w:val="12355B"/>
-          <w:sz w:val="22"/>
-          <w:szCs w:val="22"/>
-        </w:rPr>
-        <w:t xml:space="preserve">9.  </w:t>
-      </w:r>
-      <w:r>
-        <w:rPr>
-          <w:sz w:val="22"/>
-          <w:szCs w:val="22"/>
-        </w:rPr>
-        <w:t xml:space="preserve">The amount of medicine a patient should get is the </w:t>
       </w:r>
       <w:r>
         <w:rPr>
@@ -3015,7 +3181,7 @@
                 <w:sz w:val="21"/>
                 <w:szCs w:val="21"/>
               </w:rPr>
-              <w:t xml:space="preserve">The academy's kitchen orders from suppliers in two different countries. One ships in pounds and quarts, the other in kilograms and liters. Recipes, highway signs, and even medicine doses can be written in either system — and comparing them means converting between systems first, using a conversion factor that is almost always approximate.</w:t>
+              <w:t xml:space="preserve">The academy's kitchen orders from suppliers in two different countries. One ships in pounds and quarts, the other in kilograms and liters. Compare measurements by converting with the appropriate factor. Some factors are exact; rounded factors give approximate results. One supplier ships 10 pounds of rice and the other ships 5 kilograms. Use 1 pound ≈ 0.45 kilogram to find which shipment is more.</w:t>
             </w:r>
           </w:p>
         </w:tc>
@@ -4026,7 +4192,7 @@
           <w:sz w:val="19"/>
           <w:szCs w:val="19"/>
         </w:rPr>
-        <w:t xml:space="preserve">   You Do — show your work</w:t>
+        <w:t xml:space="preserve">   You Do — show your work and reasoning</w:t>
       </w:r>
     </w:p>
     <w:p>
@@ -4041,7 +4207,7 @@
           <w:sz w:val="19"/>
           <w:szCs w:val="19"/>
         </w:rPr>
-        <w:t xml:space="preserve">Solve each problem. Show your thinking in the work box.</w:t>
+        <w:t xml:space="preserve">Solve each problem in the middle column and explain your reasoning using the sentence starters on the right.</w:t>
       </w:r>
     </w:p>
     <w:p>
@@ -4070,120 +4236,258 @@
         <w:t xml:space="preserve">   extra scaffolding</w:t>
       </w:r>
     </w:p>
-    <w:p>
-      <w:pPr>
-        <w:keepNext/>
-        <w:spacing w:after="60" w:before="160"/>
-      </w:pPr>
-      <w:r>
-        <w:rPr>
-          <w:b/>
-          <w:bCs/>
-          <w:color w:val="12355B"/>
-          <w:sz w:val="22"/>
-          <w:szCs w:val="22"/>
-        </w:rPr>
-        <w:t xml:space="preserve">1.  </w:t>
-      </w:r>
-      <w:r>
-        <w:rPr>
-          <w:b/>
-          <w:bCs/>
-          <w:sz w:val="21"/>
-          <w:szCs w:val="21"/>
-        </w:rPr>
-        <w:t xml:space="preserve">Which pair of units comes from two DIFFERENT measurement systems?</w:t>
-      </w:r>
-    </w:p>
-    <w:p>
-      <w:pPr>
-        <w:spacing w:after="40"/>
-        <w:ind w:left="420"/>
-      </w:pPr>
-      <w:r>
-        <w:rPr>
-          <w:sz w:val="20"/>
-          <w:szCs w:val="20"/>
-        </w:rPr>
-        <w:t xml:space="preserve">A)  Inches and feet</w:t>
-      </w:r>
-    </w:p>
-    <w:p>
-      <w:pPr>
-        <w:spacing w:after="40"/>
-        <w:ind w:left="420"/>
-      </w:pPr>
-      <w:r>
-        <w:rPr>
-          <w:sz w:val="20"/>
-          <w:szCs w:val="20"/>
-        </w:rPr>
-        <w:t xml:space="preserve">B)  Cups and quarts</w:t>
-      </w:r>
-    </w:p>
-    <w:p>
-      <w:pPr>
-        <w:spacing w:after="40"/>
-        <w:ind w:left="420"/>
-      </w:pPr>
-      <w:r>
-        <w:rPr>
-          <w:sz w:val="20"/>
-          <w:szCs w:val="20"/>
-        </w:rPr>
-        <w:t xml:space="preserve">C)  Grams and kilograms</w:t>
-      </w:r>
-    </w:p>
-    <w:p>
-      <w:pPr>
-        <w:spacing w:after="40"/>
-        <w:ind w:left="420"/>
-      </w:pPr>
-      <w:r>
-        <w:rPr>
-          <w:sz w:val="20"/>
-          <w:szCs w:val="20"/>
-        </w:rPr>
-        <w:t xml:space="preserve">D)  Miles and kilometers</w:t>
-      </w:r>
-    </w:p>
-    <w:p>
-      <w:pPr>
-        <w:spacing w:after="20"/>
-      </w:pPr>
-      <w:r>
-        <w:t xml:space="preserve"/>
-      </w:r>
-    </w:p>
     <w:tbl>
       <w:tblPr>
-        <w:tblW w:type="pct" w:w="100%"/>
+        <w:tblW w:type="dxa" w:w="9360"/>
         <w:tblBorders>
           <w:top w:val="single" w:color="C7D2DD" w:sz="6"/>
           <w:left w:val="single" w:color="C7D2DD" w:sz="6"/>
           <w:bottom w:val="single" w:color="C7D2DD" w:sz="6"/>
           <w:right w:val="single" w:color="C7D2DD" w:sz="6"/>
-          <w:insideH w:val="single" w:color="auto" w:sz="4"/>
-          <w:insideV w:val="single" w:color="auto" w:sz="4"/>
+          <w:insideH w:val="single" w:color="C7D2DD" w:sz="6"/>
+          <w:insideV w:val="single" w:color="C7D2DD" w:sz="6"/>
         </w:tblBorders>
       </w:tblPr>
       <w:tblGrid>
-        <w:gridCol w:w="100"/>
+        <w:gridCol w:w="2800"/>
+        <w:gridCol w:w="3560"/>
+        <w:gridCol w:w="3000"/>
       </w:tblGrid>
       <w:tr>
-        <w:tc>
-          <w:tcPr>
+        <w:trPr>
+          <w:cantSplit/>
+          <w:tblHeader/>
+        </w:trPr>
+        <w:tc>
+          <w:tcPr>
+            <w:tcW w:type="dxa" w:w="2800"/>
+            <w:shd w:fill="EEF4F8" w:color="auto" w:val="clear"/>
+            <w:tcMar>
+              <w:top w:type="dxa" w:w="60"/>
+              <w:left w:type="dxa" w:w="100"/>
+              <w:bottom w:type="dxa" w:w="60"/>
+              <w:right w:type="dxa" w:w="100"/>
+            </w:tcMar>
+          </w:tcPr>
+          <w:p>
+            <w:pPr>
+              <w:spacing w:after="0"/>
+            </w:pPr>
+            <w:r>
+              <w:rPr>
+                <w:b/>
+                <w:bCs/>
+                <w:color w:val="12355B"/>
+                <w:sz w:val="16"/>
+                <w:szCs w:val="16"/>
+              </w:rPr>
+              <w:t xml:space="preserve">CORE PROBLEM / GIVEN REPRESENTATION</w:t>
+            </w:r>
+          </w:p>
+        </w:tc>
+        <w:tc>
+          <w:tcPr>
+            <w:tcW w:type="dxa" w:w="3560"/>
+            <w:shd w:fill="EEF4F8" w:color="auto" w:val="clear"/>
+            <w:tcMar>
+              <w:top w:type="dxa" w:w="60"/>
+              <w:left w:type="dxa" w:w="100"/>
+              <w:bottom w:type="dxa" w:w="60"/>
+              <w:right w:type="dxa" w:w="100"/>
+            </w:tcMar>
+          </w:tcPr>
+          <w:p>
+            <w:pPr>
+              <w:spacing w:after="0"/>
+            </w:pPr>
+            <w:r>
+              <w:rPr>
+                <w:b/>
+                <w:bCs/>
+                <w:color w:val="12355B"/>
+                <w:sz w:val="16"/>
+                <w:szCs w:val="16"/>
+              </w:rPr>
+              <w:t xml:space="preserve">WORKING SPACE / CALCULATION STEPS</w:t>
+            </w:r>
+          </w:p>
+        </w:tc>
+        <w:tc>
+          <w:tcPr>
+            <w:tcW w:type="dxa" w:w="3000"/>
             <w:shd w:fill="FBF3E2" w:color="auto" w:val="clear"/>
             <w:tcMar>
               <w:top w:type="dxa" w:w="60"/>
-              <w:left w:type="dxa" w:w="120"/>
+              <w:left w:type="dxa" w:w="100"/>
               <w:bottom w:type="dxa" w:w="60"/>
-              <w:right w:type="dxa" w:w="120"/>
-            </w:tcMar>
-          </w:tcPr>
-          <w:p>
-            <w:pPr>
-              <w:spacing w:after="0" w:line="320"/>
+              <w:right w:type="dxa" w:w="100"/>
+            </w:tcMar>
+          </w:tcPr>
+          <w:p>
+            <w:pPr>
+              <w:spacing w:after="0"/>
+            </w:pPr>
+            <w:r>
+              <w:rPr>
+                <w:b/>
+                <w:bCs/>
+                <w:color w:val="B97A12"/>
+                <w:sz w:val="16"/>
+                <w:szCs w:val="16"/>
+              </w:rPr>
+              <w:t xml:space="preserve">EXPLAIN YOUR REASONING</w:t>
+            </w:r>
+          </w:p>
+        </w:tc>
+      </w:tr>
+      <w:tr>
+        <w:trPr>
+          <w:cantSplit/>
+        </w:trPr>
+        <w:tc>
+          <w:tcPr>
+            <w:tcW w:type="dxa" w:w="2800"/>
+            <w:tcMar>
+              <w:top w:type="dxa" w:w="80"/>
+              <w:left w:type="dxa" w:w="100"/>
+              <w:bottom w:type="dxa" w:w="80"/>
+              <w:right w:type="dxa" w:w="100"/>
+            </w:tcMar>
+            <w:vAlign w:val="top"/>
+          </w:tcPr>
+          <w:p>
+            <w:pPr>
+              <w:spacing w:after="60"/>
+            </w:pPr>
+            <w:r>
+              <w:rPr>
+                <w:b/>
+                <w:bCs/>
+                <w:color w:val="12355B"/>
+                <w:sz w:val="21"/>
+                <w:szCs w:val="21"/>
+              </w:rPr>
+              <w:t xml:space="preserve">1.  </w:t>
+            </w:r>
+            <w:r>
+              <w:rPr>
+                <w:b/>
+                <w:bCs/>
+                <w:sz w:val="20"/>
+                <w:szCs w:val="20"/>
+              </w:rPr>
+              <w:t xml:space="preserve">Which pair of units comes from two DIFFERENT measurement systems?</w:t>
+            </w:r>
+          </w:p>
+          <w:p>
+            <w:pPr>
+              <w:spacing w:after="30"/>
+              <w:ind w:left="180"/>
+            </w:pPr>
+            <w:r>
+              <w:rPr>
+                <w:sz w:val="19"/>
+                <w:szCs w:val="19"/>
+              </w:rPr>
+              <w:t xml:space="preserve">A)  Inches and feet</w:t>
+            </w:r>
+          </w:p>
+          <w:p>
+            <w:pPr>
+              <w:spacing w:after="30"/>
+              <w:ind w:left="180"/>
+            </w:pPr>
+            <w:r>
+              <w:rPr>
+                <w:sz w:val="19"/>
+                <w:szCs w:val="19"/>
+              </w:rPr>
+              <w:t xml:space="preserve">B)  Cups and quarts</w:t>
+            </w:r>
+          </w:p>
+          <w:p>
+            <w:pPr>
+              <w:spacing w:after="30"/>
+              <w:ind w:left="180"/>
+            </w:pPr>
+            <w:r>
+              <w:rPr>
+                <w:sz w:val="19"/>
+                <w:szCs w:val="19"/>
+              </w:rPr>
+              <w:t xml:space="preserve">C)  Grams and kilograms</w:t>
+            </w:r>
+          </w:p>
+          <w:p>
+            <w:pPr>
+              <w:spacing w:after="30"/>
+              <w:ind w:left="180"/>
+            </w:pPr>
+            <w:r>
+              <w:rPr>
+                <w:sz w:val="19"/>
+                <w:szCs w:val="19"/>
+              </w:rPr>
+              <w:t xml:space="preserve">D)  Miles and kilometers</w:t>
+            </w:r>
+          </w:p>
+        </w:tc>
+        <w:tc>
+          <w:tcPr>
+            <w:tcW w:type="dxa" w:w="3560"/>
+            <w:tcMar>
+              <w:top w:type="dxa" w:w="80"/>
+              <w:left w:type="dxa" w:w="100"/>
+              <w:bottom w:type="dxa" w:w="80"/>
+              <w:right w:type="dxa" w:w="100"/>
+            </w:tcMar>
+            <w:vAlign w:val="top"/>
+          </w:tcPr>
+          <w:p>
+            <w:pPr>
+              <w:spacing w:after="40"/>
+            </w:pPr>
+            <w:r>
+              <w:rPr>
+                <w:b/>
+                <w:bCs/>
+                <w:color w:val="1FA6A2"/>
+                <w:sz w:val="19"/>
+                <w:szCs w:val="19"/>
+              </w:rPr>
+              <w:t xml:space="preserve">Solution:  </w:t>
+            </w:r>
+            <w:r>
+              <w:rPr>
+                <w:b/>
+                <w:bCs/>
+                <w:sz w:val="19"/>
+                <w:szCs w:val="19"/>
+              </w:rPr>
+              <w:t xml:space="preserve">D)  Miles and kilometers</w:t>
+            </w:r>
+          </w:p>
+          <w:p>
+            <w:pPr>
+              <w:spacing w:after="40"/>
+            </w:pPr>
+            <w:r>
+              <w:rPr>
+                <w:i/>
+                <w:iCs/>
+                <w:color w:val="5F6F80"/>
+                <w:sz w:val="18"/>
+                <w:szCs w:val="18"/>
+              </w:rPr>
+              <w:t xml:space="preserve">Miles are customary and kilometers are metric, so comparing them requires a between-systems conversion. The other pairs stay inside one system.</w:t>
+            </w:r>
+          </w:p>
+          <w:p>
+            <w:pPr>
+              <w:pBdr>
+                <w:bottom w:val="single" w:color="AFBECC" w:sz="6"/>
+              </w:pBdr>
+              <w:spacing w:after="30" w:before="150"/>
             </w:pPr>
             <w:r>
               <w:t xml:space="preserve"/>
@@ -4191,7 +4495,125 @@
           </w:p>
           <w:p>
             <w:pPr>
-              <w:spacing w:after="0" w:line="320"/>
+              <w:pBdr>
+                <w:bottom w:val="single" w:color="AFBECC" w:sz="6"/>
+              </w:pBdr>
+              <w:spacing w:after="30" w:before="150"/>
+            </w:pPr>
+            <w:r>
+              <w:t xml:space="preserve"/>
+            </w:r>
+          </w:p>
+        </w:tc>
+        <w:tc>
+          <w:tcPr>
+            <w:tcW w:type="dxa" w:w="3000"/>
+            <w:shd w:fill="FBF3E2" w:color="auto" w:val="clear"/>
+            <w:tcMar>
+              <w:top w:type="dxa" w:w="80"/>
+              <w:left w:type="dxa" w:w="100"/>
+              <w:bottom w:type="dxa" w:w="80"/>
+              <w:right w:type="dxa" w:w="100"/>
+            </w:tcMar>
+            <w:vAlign w:val="top"/>
+          </w:tcPr>
+          <w:p>
+            <w:pPr>
+              <w:spacing w:after="40"/>
+            </w:pPr>
+            <w:r>
+              <w:rPr>
+                <w:b/>
+                <w:bCs/>
+                <w:color w:val="12355B"/>
+                <w:sz w:val="19"/>
+                <w:szCs w:val="19"/>
+              </w:rPr>
+              <w:t xml:space="preserve">Because... </w:t>
+            </w:r>
+            <w:r>
+              <w:rPr>
+                <w:color w:val="AFBECC"/>
+                <w:sz w:val="19"/>
+                <w:szCs w:val="19"/>
+              </w:rPr>
+              <w:t xml:space="preserve">________________</w:t>
+            </w:r>
+          </w:p>
+          <w:p>
+            <w:pPr>
+              <w:pBdr>
+                <w:bottom w:val="single" w:color="AFBECC" w:sz="6"/>
+              </w:pBdr>
+              <w:spacing w:after="30" w:before="150"/>
+            </w:pPr>
+            <w:r>
+              <w:t xml:space="preserve"/>
+            </w:r>
+          </w:p>
+          <w:p>
+            <w:pPr>
+              <w:spacing w:after="40" w:before="80"/>
+            </w:pPr>
+            <w:r>
+              <w:rPr>
+                <w:b/>
+                <w:bCs/>
+                <w:color w:val="6B4FA0"/>
+                <w:sz w:val="19"/>
+                <w:szCs w:val="19"/>
+              </w:rPr>
+              <w:t xml:space="preserve">Although... </w:t>
+            </w:r>
+            <w:r>
+              <w:rPr>
+                <w:color w:val="AFBECC"/>
+                <w:sz w:val="19"/>
+                <w:szCs w:val="19"/>
+              </w:rPr>
+              <w:t xml:space="preserve">_______________</w:t>
+            </w:r>
+          </w:p>
+          <w:p>
+            <w:pPr>
+              <w:pBdr>
+                <w:bottom w:val="single" w:color="AFBECC" w:sz="6"/>
+              </w:pBdr>
+              <w:spacing w:after="30" w:before="150"/>
+            </w:pPr>
+            <w:r>
+              <w:t xml:space="preserve"/>
+            </w:r>
+          </w:p>
+          <w:p>
+            <w:pPr>
+              <w:spacing w:after="40" w:before="80"/>
+            </w:pPr>
+            <w:r>
+              <w:rPr>
+                <w:b/>
+                <w:bCs/>
+                <w:color w:val="1FA6A2"/>
+                <w:sz w:val="19"/>
+                <w:szCs w:val="19"/>
+              </w:rPr>
+              <w:t xml:space="preserve">Therefore... </w:t>
+            </w:r>
+            <w:r>
+              <w:rPr>
+                <w:color w:val="AFBECC"/>
+                <w:sz w:val="19"/>
+                <w:szCs w:val="19"/>
+              </w:rPr>
+              <w:t xml:space="preserve">______________</w:t>
+            </w:r>
+          </w:p>
+          <w:p>
+            <w:pPr>
+              <w:pBdr>
+                <w:bottom w:val="single" w:color="AFBECC" w:sz="6"/>
+              </w:pBdr>
+              <w:spacing w:after="30" w:before="150"/>
             </w:pPr>
             <w:r>
               <w:t xml:space="preserve"/>
@@ -4202,84 +4624,7 @@
     </w:tbl>
     <w:p>
       <w:pPr>
-        <w:keepNext/>
-        <w:spacing w:after="60" w:before="160"/>
-      </w:pPr>
-      <w:r>
-        <w:rPr>
-          <w:b/>
-          <w:bCs/>
-          <w:color w:val="12355B"/>
-          <w:sz w:val="22"/>
-          <w:szCs w:val="22"/>
-        </w:rPr>
-        <w:t xml:space="preserve">2.  </w:t>
-      </w:r>
-      <w:r>
-        <w:rPr>
-          <w:b/>
-          <w:bCs/>
-          <w:sz w:val="21"/>
-          <w:szCs w:val="21"/>
-        </w:rPr>
-        <w:t xml:space="preserve">A sign in Mexico gives a distance of 80 kilometers. Using 1 km ≈ 0.6 mi, about how far is that in miles?</w:t>
-      </w:r>
-    </w:p>
-    <w:p>
-      <w:pPr>
-        <w:spacing w:after="40"/>
-        <w:ind w:left="420"/>
-      </w:pPr>
-      <w:r>
-        <w:rPr>
-          <w:sz w:val="20"/>
-          <w:szCs w:val="20"/>
-        </w:rPr>
-        <w:t xml:space="preserve">A)  About 8 miles</w:t>
-      </w:r>
-    </w:p>
-    <w:p>
-      <w:pPr>
-        <w:spacing w:after="40"/>
-        <w:ind w:left="420"/>
-      </w:pPr>
-      <w:r>
-        <w:rPr>
-          <w:sz w:val="20"/>
-          <w:szCs w:val="20"/>
-        </w:rPr>
-        <w:t xml:space="preserve">B)  About 48 miles</w:t>
-      </w:r>
-    </w:p>
-    <w:p>
-      <w:pPr>
-        <w:spacing w:after="40"/>
-        <w:ind w:left="420"/>
-      </w:pPr>
-      <w:r>
-        <w:rPr>
-          <w:sz w:val="20"/>
-          <w:szCs w:val="20"/>
-        </w:rPr>
-        <w:t xml:space="preserve">C)  About 80 miles</w:t>
-      </w:r>
-    </w:p>
-    <w:p>
-      <w:pPr>
-        <w:spacing w:after="40"/>
-        <w:ind w:left="420"/>
-      </w:pPr>
-      <w:r>
-        <w:rPr>
-          <w:sz w:val="20"/>
-          <w:szCs w:val="20"/>
-        </w:rPr>
-        <w:t xml:space="preserve">D)  About 133 miles</w:t>
-      </w:r>
-    </w:p>
-    <w:p>
-      <w:pPr>
-        <w:spacing w:after="20"/>
+        <w:spacing w:after="80"/>
       </w:pPr>
       <w:r>
         <w:t xml:space="preserve"/>
@@ -4287,33 +4632,256 @@
     </w:p>
     <w:tbl>
       <w:tblPr>
-        <w:tblW w:type="pct" w:w="100%"/>
+        <w:tblW w:type="dxa" w:w="9360"/>
         <w:tblBorders>
           <w:top w:val="single" w:color="C7D2DD" w:sz="6"/>
           <w:left w:val="single" w:color="C7D2DD" w:sz="6"/>
           <w:bottom w:val="single" w:color="C7D2DD" w:sz="6"/>
           <w:right w:val="single" w:color="C7D2DD" w:sz="6"/>
-          <w:insideH w:val="single" w:color="auto" w:sz="4"/>
-          <w:insideV w:val="single" w:color="auto" w:sz="4"/>
+          <w:insideH w:val="single" w:color="C7D2DD" w:sz="6"/>
+          <w:insideV w:val="single" w:color="C7D2DD" w:sz="6"/>
         </w:tblBorders>
       </w:tblPr>
       <w:tblGrid>
-        <w:gridCol w:w="100"/>
+        <w:gridCol w:w="2800"/>
+        <w:gridCol w:w="3560"/>
+        <w:gridCol w:w="3000"/>
       </w:tblGrid>
       <w:tr>
-        <w:tc>
-          <w:tcPr>
+        <w:trPr>
+          <w:cantSplit/>
+          <w:tblHeader/>
+        </w:trPr>
+        <w:tc>
+          <w:tcPr>
+            <w:tcW w:type="dxa" w:w="2800"/>
+            <w:shd w:fill="EEF4F8" w:color="auto" w:val="clear"/>
+            <w:tcMar>
+              <w:top w:type="dxa" w:w="60"/>
+              <w:left w:type="dxa" w:w="100"/>
+              <w:bottom w:type="dxa" w:w="60"/>
+              <w:right w:type="dxa" w:w="100"/>
+            </w:tcMar>
+          </w:tcPr>
+          <w:p>
+            <w:pPr>
+              <w:spacing w:after="0"/>
+            </w:pPr>
+            <w:r>
+              <w:rPr>
+                <w:b/>
+                <w:bCs/>
+                <w:color w:val="12355B"/>
+                <w:sz w:val="16"/>
+                <w:szCs w:val="16"/>
+              </w:rPr>
+              <w:t xml:space="preserve">CORE PROBLEM / GIVEN REPRESENTATION</w:t>
+            </w:r>
+          </w:p>
+        </w:tc>
+        <w:tc>
+          <w:tcPr>
+            <w:tcW w:type="dxa" w:w="3560"/>
+            <w:shd w:fill="EEF4F8" w:color="auto" w:val="clear"/>
+            <w:tcMar>
+              <w:top w:type="dxa" w:w="60"/>
+              <w:left w:type="dxa" w:w="100"/>
+              <w:bottom w:type="dxa" w:w="60"/>
+              <w:right w:type="dxa" w:w="100"/>
+            </w:tcMar>
+          </w:tcPr>
+          <w:p>
+            <w:pPr>
+              <w:spacing w:after="0"/>
+            </w:pPr>
+            <w:r>
+              <w:rPr>
+                <w:b/>
+                <w:bCs/>
+                <w:color w:val="12355B"/>
+                <w:sz w:val="16"/>
+                <w:szCs w:val="16"/>
+              </w:rPr>
+              <w:t xml:space="preserve">WORKING SPACE / CALCULATION STEPS</w:t>
+            </w:r>
+          </w:p>
+        </w:tc>
+        <w:tc>
+          <w:tcPr>
+            <w:tcW w:type="dxa" w:w="3000"/>
             <w:shd w:fill="FBF3E2" w:color="auto" w:val="clear"/>
             <w:tcMar>
               <w:top w:type="dxa" w:w="60"/>
-              <w:left w:type="dxa" w:w="120"/>
+              <w:left w:type="dxa" w:w="100"/>
               <w:bottom w:type="dxa" w:w="60"/>
-              <w:right w:type="dxa" w:w="120"/>
-            </w:tcMar>
-          </w:tcPr>
-          <w:p>
-            <w:pPr>
-              <w:spacing w:after="0" w:line="320"/>
+              <w:right w:type="dxa" w:w="100"/>
+            </w:tcMar>
+          </w:tcPr>
+          <w:p>
+            <w:pPr>
+              <w:spacing w:after="0"/>
+            </w:pPr>
+            <w:r>
+              <w:rPr>
+                <w:b/>
+                <w:bCs/>
+                <w:color w:val="B97A12"/>
+                <w:sz w:val="16"/>
+                <w:szCs w:val="16"/>
+              </w:rPr>
+              <w:t xml:space="preserve">EXPLAIN YOUR REASONING</w:t>
+            </w:r>
+          </w:p>
+        </w:tc>
+      </w:tr>
+      <w:tr>
+        <w:trPr>
+          <w:cantSplit/>
+        </w:trPr>
+        <w:tc>
+          <w:tcPr>
+            <w:tcW w:type="dxa" w:w="2800"/>
+            <w:tcMar>
+              <w:top w:type="dxa" w:w="80"/>
+              <w:left w:type="dxa" w:w="100"/>
+              <w:bottom w:type="dxa" w:w="80"/>
+              <w:right w:type="dxa" w:w="100"/>
+            </w:tcMar>
+            <w:vAlign w:val="top"/>
+          </w:tcPr>
+          <w:p>
+            <w:pPr>
+              <w:spacing w:after="60"/>
+            </w:pPr>
+            <w:r>
+              <w:rPr>
+                <w:b/>
+                <w:bCs/>
+                <w:color w:val="12355B"/>
+                <w:sz w:val="21"/>
+                <w:szCs w:val="21"/>
+              </w:rPr>
+              <w:t xml:space="preserve">2.  </w:t>
+            </w:r>
+            <w:r>
+              <w:rPr>
+                <w:b/>
+                <w:bCs/>
+                <w:sz w:val="20"/>
+                <w:szCs w:val="20"/>
+              </w:rPr>
+              <w:t xml:space="preserve">A sign in Mexico gives a distance of 80 kilometers. Using 1 km ≈ 0.6 mi, about how far is that in miles?</w:t>
+            </w:r>
+          </w:p>
+          <w:p>
+            <w:pPr>
+              <w:spacing w:after="30"/>
+              <w:ind w:left="180"/>
+            </w:pPr>
+            <w:r>
+              <w:rPr>
+                <w:sz w:val="19"/>
+                <w:szCs w:val="19"/>
+              </w:rPr>
+              <w:t xml:space="preserve">A)  About 8 miles</w:t>
+            </w:r>
+          </w:p>
+          <w:p>
+            <w:pPr>
+              <w:spacing w:after="30"/>
+              <w:ind w:left="180"/>
+            </w:pPr>
+            <w:r>
+              <w:rPr>
+                <w:sz w:val="19"/>
+                <w:szCs w:val="19"/>
+              </w:rPr>
+              <w:t xml:space="preserve">B)  About 48 miles</w:t>
+            </w:r>
+          </w:p>
+          <w:p>
+            <w:pPr>
+              <w:spacing w:after="30"/>
+              <w:ind w:left="180"/>
+            </w:pPr>
+            <w:r>
+              <w:rPr>
+                <w:sz w:val="19"/>
+                <w:szCs w:val="19"/>
+              </w:rPr>
+              <w:t xml:space="preserve">C)  About 80 miles</w:t>
+            </w:r>
+          </w:p>
+          <w:p>
+            <w:pPr>
+              <w:spacing w:after="30"/>
+              <w:ind w:left="180"/>
+            </w:pPr>
+            <w:r>
+              <w:rPr>
+                <w:sz w:val="19"/>
+                <w:szCs w:val="19"/>
+              </w:rPr>
+              <w:t xml:space="preserve">D)  About 133 miles</w:t>
+            </w:r>
+          </w:p>
+        </w:tc>
+        <w:tc>
+          <w:tcPr>
+            <w:tcW w:type="dxa" w:w="3560"/>
+            <w:tcMar>
+              <w:top w:type="dxa" w:w="80"/>
+              <w:left w:type="dxa" w:w="100"/>
+              <w:bottom w:type="dxa" w:w="80"/>
+              <w:right w:type="dxa" w:w="100"/>
+            </w:tcMar>
+            <w:vAlign w:val="top"/>
+          </w:tcPr>
+          <w:p>
+            <w:pPr>
+              <w:spacing w:after="40"/>
+            </w:pPr>
+            <w:r>
+              <w:rPr>
+                <w:b/>
+                <w:bCs/>
+                <w:color w:val="1FA6A2"/>
+                <w:sz w:val="19"/>
+                <w:szCs w:val="19"/>
+              </w:rPr>
+              <w:t xml:space="preserve">Solution:  </w:t>
+            </w:r>
+            <w:r>
+              <w:rPr>
+                <w:b/>
+                <w:bCs/>
+                <w:sz w:val="19"/>
+                <w:szCs w:val="19"/>
+              </w:rPr>
+              <w:t xml:space="preserve">B)  About 48 miles</w:t>
+            </w:r>
+          </w:p>
+          <w:p>
+            <w:pPr>
+              <w:spacing w:after="40"/>
+            </w:pPr>
+            <w:r>
+              <w:rPr>
+                <w:i/>
+                <w:iCs/>
+                <w:color w:val="5F6F80"/>
+                <w:sz w:val="18"/>
+                <w:szCs w:val="18"/>
+              </w:rPr>
+              <w:t xml:space="preserve">0.6 × 80 = 48 miles. Because a kilometer is shorter than a mile, the number of miles is smaller than the number of kilometers.</w:t>
+            </w:r>
+          </w:p>
+          <w:p>
+            <w:pPr>
+              <w:pBdr>
+                <w:bottom w:val="single" w:color="AFBECC" w:sz="6"/>
+              </w:pBdr>
+              <w:spacing w:after="30" w:before="150"/>
             </w:pPr>
             <w:r>
               <w:t xml:space="preserve"/>
@@ -4321,7 +4889,125 @@
           </w:p>
           <w:p>
             <w:pPr>
-              <w:spacing w:after="0" w:line="320"/>
+              <w:pBdr>
+                <w:bottom w:val="single" w:color="AFBECC" w:sz="6"/>
+              </w:pBdr>
+              <w:spacing w:after="30" w:before="150"/>
+            </w:pPr>
+            <w:r>
+              <w:t xml:space="preserve"/>
+            </w:r>
+          </w:p>
+        </w:tc>
+        <w:tc>
+          <w:tcPr>
+            <w:tcW w:type="dxa" w:w="3000"/>
+            <w:shd w:fill="FBF3E2" w:color="auto" w:val="clear"/>
+            <w:tcMar>
+              <w:top w:type="dxa" w:w="80"/>
+              <w:left w:type="dxa" w:w="100"/>
+              <w:bottom w:type="dxa" w:w="80"/>
+              <w:right w:type="dxa" w:w="100"/>
+            </w:tcMar>
+            <w:vAlign w:val="top"/>
+          </w:tcPr>
+          <w:p>
+            <w:pPr>
+              <w:spacing w:after="40"/>
+            </w:pPr>
+            <w:r>
+              <w:rPr>
+                <w:b/>
+                <w:bCs/>
+                <w:color w:val="12355B"/>
+                <w:sz w:val="19"/>
+                <w:szCs w:val="19"/>
+              </w:rPr>
+              <w:t xml:space="preserve">Because... </w:t>
+            </w:r>
+            <w:r>
+              <w:rPr>
+                <w:color w:val="AFBECC"/>
+                <w:sz w:val="19"/>
+                <w:szCs w:val="19"/>
+              </w:rPr>
+              <w:t xml:space="preserve">________________</w:t>
+            </w:r>
+          </w:p>
+          <w:p>
+            <w:pPr>
+              <w:pBdr>
+                <w:bottom w:val="single" w:color="AFBECC" w:sz="6"/>
+              </w:pBdr>
+              <w:spacing w:after="30" w:before="150"/>
+            </w:pPr>
+            <w:r>
+              <w:t xml:space="preserve"/>
+            </w:r>
+          </w:p>
+          <w:p>
+            <w:pPr>
+              <w:spacing w:after="40" w:before="80"/>
+            </w:pPr>
+            <w:r>
+              <w:rPr>
+                <w:b/>
+                <w:bCs/>
+                <w:color w:val="6B4FA0"/>
+                <w:sz w:val="19"/>
+                <w:szCs w:val="19"/>
+              </w:rPr>
+              <w:t xml:space="preserve">Although... </w:t>
+            </w:r>
+            <w:r>
+              <w:rPr>
+                <w:color w:val="AFBECC"/>
+                <w:sz w:val="19"/>
+                <w:szCs w:val="19"/>
+              </w:rPr>
+              <w:t xml:space="preserve">_______________</w:t>
+            </w:r>
+          </w:p>
+          <w:p>
+            <w:pPr>
+              <w:pBdr>
+                <w:bottom w:val="single" w:color="AFBECC" w:sz="6"/>
+              </w:pBdr>
+              <w:spacing w:after="30" w:before="150"/>
+            </w:pPr>
+            <w:r>
+              <w:t xml:space="preserve"/>
+            </w:r>
+          </w:p>
+          <w:p>
+            <w:pPr>
+              <w:spacing w:after="40" w:before="80"/>
+            </w:pPr>
+            <w:r>
+              <w:rPr>
+                <w:b/>
+                <w:bCs/>
+                <w:color w:val="1FA6A2"/>
+                <w:sz w:val="19"/>
+                <w:szCs w:val="19"/>
+              </w:rPr>
+              <w:t xml:space="preserve">Therefore... </w:t>
+            </w:r>
+            <w:r>
+              <w:rPr>
+                <w:color w:val="AFBECC"/>
+                <w:sz w:val="19"/>
+                <w:szCs w:val="19"/>
+              </w:rPr>
+              <w:t xml:space="preserve">______________</w:t>
+            </w:r>
+          </w:p>
+          <w:p>
+            <w:pPr>
+              <w:pBdr>
+                <w:bottom w:val="single" w:color="AFBECC" w:sz="6"/>
+              </w:pBdr>
+              <w:spacing w:after="30" w:before="150"/>
             </w:pPr>
             <w:r>
               <w:t xml:space="preserve"/>
@@ -4330,6 +5016,14 @@
         </w:tc>
       </w:tr>
     </w:tbl>
+    <w:p>
+      <w:pPr>
+        <w:spacing w:after="80"/>
+      </w:pPr>
+      <w:r>
+        <w:t xml:space="preserve"/>
+      </w:r>
+    </w:p>
     <w:p>
       <w:pPr>
         <w:pStyle w:val="Heading2"/>
@@ -4356,120 +5050,258 @@
         <w:t xml:space="preserve">   grade-level practice</w:t>
       </w:r>
     </w:p>
-    <w:p>
-      <w:pPr>
-        <w:keepNext/>
-        <w:spacing w:after="60" w:before="160"/>
-      </w:pPr>
-      <w:r>
-        <w:rPr>
-          <w:b/>
-          <w:bCs/>
-          <w:color w:val="12355B"/>
-          <w:sz w:val="22"/>
-          <w:szCs w:val="22"/>
-        </w:rPr>
-        <w:t xml:space="preserve">3.  </w:t>
-      </w:r>
-      <w:r>
-        <w:rPr>
-          <w:b/>
-          <w:bCs/>
-          <w:sz w:val="21"/>
-          <w:szCs w:val="21"/>
-        </w:rPr>
-        <w:t xml:space="preserve">A dog weighs 31 pounds. Flea medicine comes in packages for 4–10 kg, 10–25 kg, and 25–40 kg. Which package is correct?</w:t>
-      </w:r>
-    </w:p>
-    <w:p>
-      <w:pPr>
-        <w:spacing w:after="40"/>
-        <w:ind w:left="420"/>
-      </w:pPr>
-      <w:r>
-        <w:rPr>
-          <w:sz w:val="20"/>
-          <w:szCs w:val="20"/>
-        </w:rPr>
-        <w:t xml:space="preserve">A)  The 4–10 kg package</w:t>
-      </w:r>
-    </w:p>
-    <w:p>
-      <w:pPr>
-        <w:spacing w:after="40"/>
-        <w:ind w:left="420"/>
-      </w:pPr>
-      <w:r>
-        <w:rPr>
-          <w:sz w:val="20"/>
-          <w:szCs w:val="20"/>
-        </w:rPr>
-        <w:t xml:space="preserve">B)  The 10–25 kg package</w:t>
-      </w:r>
-    </w:p>
-    <w:p>
-      <w:pPr>
-        <w:spacing w:after="40"/>
-        <w:ind w:left="420"/>
-      </w:pPr>
-      <w:r>
-        <w:rPr>
-          <w:sz w:val="20"/>
-          <w:szCs w:val="20"/>
-        </w:rPr>
-        <w:t xml:space="preserve">C)  The 25–40 kg package</w:t>
-      </w:r>
-    </w:p>
-    <w:p>
-      <w:pPr>
-        <w:spacing w:after="40"/>
-        <w:ind w:left="420"/>
-      </w:pPr>
-      <w:r>
-        <w:rPr>
-          <w:sz w:val="20"/>
-          <w:szCs w:val="20"/>
-        </w:rPr>
-        <w:t xml:space="preserve">D)  None — 31 is above every range</w:t>
-      </w:r>
-    </w:p>
-    <w:p>
-      <w:pPr>
-        <w:spacing w:after="20"/>
-      </w:pPr>
-      <w:r>
-        <w:t xml:space="preserve"/>
-      </w:r>
-    </w:p>
     <w:tbl>
       <w:tblPr>
-        <w:tblW w:type="pct" w:w="100%"/>
+        <w:tblW w:type="dxa" w:w="9360"/>
         <w:tblBorders>
           <w:top w:val="single" w:color="C7D2DD" w:sz="6"/>
           <w:left w:val="single" w:color="C7D2DD" w:sz="6"/>
           <w:bottom w:val="single" w:color="C7D2DD" w:sz="6"/>
           <w:right w:val="single" w:color="C7D2DD" w:sz="6"/>
-          <w:insideH w:val="single" w:color="auto" w:sz="4"/>
-          <w:insideV w:val="single" w:color="auto" w:sz="4"/>
+          <w:insideH w:val="single" w:color="C7D2DD" w:sz="6"/>
+          <w:insideV w:val="single" w:color="C7D2DD" w:sz="6"/>
         </w:tblBorders>
       </w:tblPr>
       <w:tblGrid>
-        <w:gridCol w:w="100"/>
+        <w:gridCol w:w="2800"/>
+        <w:gridCol w:w="3560"/>
+        <w:gridCol w:w="3000"/>
       </w:tblGrid>
       <w:tr>
-        <w:tc>
-          <w:tcPr>
+        <w:trPr>
+          <w:cantSplit/>
+          <w:tblHeader/>
+        </w:trPr>
+        <w:tc>
+          <w:tcPr>
+            <w:tcW w:type="dxa" w:w="2800"/>
+            <w:shd w:fill="EEF4F8" w:color="auto" w:val="clear"/>
+            <w:tcMar>
+              <w:top w:type="dxa" w:w="60"/>
+              <w:left w:type="dxa" w:w="100"/>
+              <w:bottom w:type="dxa" w:w="60"/>
+              <w:right w:type="dxa" w:w="100"/>
+            </w:tcMar>
+          </w:tcPr>
+          <w:p>
+            <w:pPr>
+              <w:spacing w:after="0"/>
+            </w:pPr>
+            <w:r>
+              <w:rPr>
+                <w:b/>
+                <w:bCs/>
+                <w:color w:val="12355B"/>
+                <w:sz w:val="16"/>
+                <w:szCs w:val="16"/>
+              </w:rPr>
+              <w:t xml:space="preserve">CORE PROBLEM / GIVEN REPRESENTATION</w:t>
+            </w:r>
+          </w:p>
+        </w:tc>
+        <w:tc>
+          <w:tcPr>
+            <w:tcW w:type="dxa" w:w="3560"/>
+            <w:shd w:fill="EEF4F8" w:color="auto" w:val="clear"/>
+            <w:tcMar>
+              <w:top w:type="dxa" w:w="60"/>
+              <w:left w:type="dxa" w:w="100"/>
+              <w:bottom w:type="dxa" w:w="60"/>
+              <w:right w:type="dxa" w:w="100"/>
+            </w:tcMar>
+          </w:tcPr>
+          <w:p>
+            <w:pPr>
+              <w:spacing w:after="0"/>
+            </w:pPr>
+            <w:r>
+              <w:rPr>
+                <w:b/>
+                <w:bCs/>
+                <w:color w:val="12355B"/>
+                <w:sz w:val="16"/>
+                <w:szCs w:val="16"/>
+              </w:rPr>
+              <w:t xml:space="preserve">WORKING SPACE / CALCULATION STEPS</w:t>
+            </w:r>
+          </w:p>
+        </w:tc>
+        <w:tc>
+          <w:tcPr>
+            <w:tcW w:type="dxa" w:w="3000"/>
             <w:shd w:fill="FBF3E2" w:color="auto" w:val="clear"/>
             <w:tcMar>
               <w:top w:type="dxa" w:w="60"/>
-              <w:left w:type="dxa" w:w="120"/>
+              <w:left w:type="dxa" w:w="100"/>
               <w:bottom w:type="dxa" w:w="60"/>
-              <w:right w:type="dxa" w:w="120"/>
-            </w:tcMar>
-          </w:tcPr>
-          <w:p>
-            <w:pPr>
-              <w:spacing w:after="0" w:line="320"/>
+              <w:right w:type="dxa" w:w="100"/>
+            </w:tcMar>
+          </w:tcPr>
+          <w:p>
+            <w:pPr>
+              <w:spacing w:after="0"/>
+            </w:pPr>
+            <w:r>
+              <w:rPr>
+                <w:b/>
+                <w:bCs/>
+                <w:color w:val="B97A12"/>
+                <w:sz w:val="16"/>
+                <w:szCs w:val="16"/>
+              </w:rPr>
+              <w:t xml:space="preserve">EXPLAIN YOUR REASONING</w:t>
+            </w:r>
+          </w:p>
+        </w:tc>
+      </w:tr>
+      <w:tr>
+        <w:trPr>
+          <w:cantSplit/>
+        </w:trPr>
+        <w:tc>
+          <w:tcPr>
+            <w:tcW w:type="dxa" w:w="2800"/>
+            <w:tcMar>
+              <w:top w:type="dxa" w:w="80"/>
+              <w:left w:type="dxa" w:w="100"/>
+              <w:bottom w:type="dxa" w:w="80"/>
+              <w:right w:type="dxa" w:w="100"/>
+            </w:tcMar>
+            <w:vAlign w:val="top"/>
+          </w:tcPr>
+          <w:p>
+            <w:pPr>
+              <w:spacing w:after="60"/>
+            </w:pPr>
+            <w:r>
+              <w:rPr>
+                <w:b/>
+                <w:bCs/>
+                <w:color w:val="12355B"/>
+                <w:sz w:val="21"/>
+                <w:szCs w:val="21"/>
+              </w:rPr>
+              <w:t xml:space="preserve">3.  </w:t>
+            </w:r>
+            <w:r>
+              <w:rPr>
+                <w:b/>
+                <w:bCs/>
+                <w:sz w:val="20"/>
+                <w:szCs w:val="20"/>
+              </w:rPr>
+              <w:t xml:space="preserve">A dog weighs 31 pounds. Flea medicine comes in packages for 4–10 kg, 10–25 kg, and 25–40 kg. Which package is correct?</w:t>
+            </w:r>
+          </w:p>
+          <w:p>
+            <w:pPr>
+              <w:spacing w:after="30"/>
+              <w:ind w:left="180"/>
+            </w:pPr>
+            <w:r>
+              <w:rPr>
+                <w:sz w:val="19"/>
+                <w:szCs w:val="19"/>
+              </w:rPr>
+              <w:t xml:space="preserve">A)  The 4–10 kg package</w:t>
+            </w:r>
+          </w:p>
+          <w:p>
+            <w:pPr>
+              <w:spacing w:after="30"/>
+              <w:ind w:left="180"/>
+            </w:pPr>
+            <w:r>
+              <w:rPr>
+                <w:sz w:val="19"/>
+                <w:szCs w:val="19"/>
+              </w:rPr>
+              <w:t xml:space="preserve">B)  The 10–25 kg package</w:t>
+            </w:r>
+          </w:p>
+          <w:p>
+            <w:pPr>
+              <w:spacing w:after="30"/>
+              <w:ind w:left="180"/>
+            </w:pPr>
+            <w:r>
+              <w:rPr>
+                <w:sz w:val="19"/>
+                <w:szCs w:val="19"/>
+              </w:rPr>
+              <w:t xml:space="preserve">C)  The 25–40 kg package</w:t>
+            </w:r>
+          </w:p>
+          <w:p>
+            <w:pPr>
+              <w:spacing w:after="30"/>
+              <w:ind w:left="180"/>
+            </w:pPr>
+            <w:r>
+              <w:rPr>
+                <w:sz w:val="19"/>
+                <w:szCs w:val="19"/>
+              </w:rPr>
+              <w:t xml:space="preserve">D)  None — 31 is above every range</w:t>
+            </w:r>
+          </w:p>
+        </w:tc>
+        <w:tc>
+          <w:tcPr>
+            <w:tcW w:type="dxa" w:w="3560"/>
+            <w:tcMar>
+              <w:top w:type="dxa" w:w="80"/>
+              <w:left w:type="dxa" w:w="100"/>
+              <w:bottom w:type="dxa" w:w="80"/>
+              <w:right w:type="dxa" w:w="100"/>
+            </w:tcMar>
+            <w:vAlign w:val="top"/>
+          </w:tcPr>
+          <w:p>
+            <w:pPr>
+              <w:spacing w:after="40"/>
+            </w:pPr>
+            <w:r>
+              <w:rPr>
+                <w:b/>
+                <w:bCs/>
+                <w:color w:val="1FA6A2"/>
+                <w:sz w:val="19"/>
+                <w:szCs w:val="19"/>
+              </w:rPr>
+              <w:t xml:space="preserve">Solution:  </w:t>
+            </w:r>
+            <w:r>
+              <w:rPr>
+                <w:b/>
+                <w:bCs/>
+                <w:sz w:val="19"/>
+                <w:szCs w:val="19"/>
+              </w:rPr>
+              <w:t xml:space="preserve">B)  The 10–25 kg package</w:t>
+            </w:r>
+          </w:p>
+          <w:p>
+            <w:pPr>
+              <w:spacing w:after="40"/>
+            </w:pPr>
+            <w:r>
+              <w:rPr>
+                <w:i/>
+                <w:iCs/>
+                <w:color w:val="5F6F80"/>
+                <w:sz w:val="18"/>
+                <w:szCs w:val="18"/>
+              </w:rPr>
+              <w:t xml:space="preserve">31 pounds ≈ 0.45 × 31 ≈ 14 kilograms, which falls inside the 10–25 kilogram package.</w:t>
+            </w:r>
+          </w:p>
+          <w:p>
+            <w:pPr>
+              <w:pBdr>
+                <w:bottom w:val="single" w:color="AFBECC" w:sz="6"/>
+              </w:pBdr>
+              <w:spacing w:after="30" w:before="150"/>
             </w:pPr>
             <w:r>
               <w:t xml:space="preserve"/>
@@ -4477,7 +5309,125 @@
           </w:p>
           <w:p>
             <w:pPr>
-              <w:spacing w:after="0" w:line="320"/>
+              <w:pBdr>
+                <w:bottom w:val="single" w:color="AFBECC" w:sz="6"/>
+              </w:pBdr>
+              <w:spacing w:after="30" w:before="150"/>
+            </w:pPr>
+            <w:r>
+              <w:t xml:space="preserve"/>
+            </w:r>
+          </w:p>
+        </w:tc>
+        <w:tc>
+          <w:tcPr>
+            <w:tcW w:type="dxa" w:w="3000"/>
+            <w:shd w:fill="FBF3E2" w:color="auto" w:val="clear"/>
+            <w:tcMar>
+              <w:top w:type="dxa" w:w="80"/>
+              <w:left w:type="dxa" w:w="100"/>
+              <w:bottom w:type="dxa" w:w="80"/>
+              <w:right w:type="dxa" w:w="100"/>
+            </w:tcMar>
+            <w:vAlign w:val="top"/>
+          </w:tcPr>
+          <w:p>
+            <w:pPr>
+              <w:spacing w:after="40"/>
+            </w:pPr>
+            <w:r>
+              <w:rPr>
+                <w:b/>
+                <w:bCs/>
+                <w:color w:val="12355B"/>
+                <w:sz w:val="19"/>
+                <w:szCs w:val="19"/>
+              </w:rPr>
+              <w:t xml:space="preserve">Because... </w:t>
+            </w:r>
+            <w:r>
+              <w:rPr>
+                <w:color w:val="AFBECC"/>
+                <w:sz w:val="19"/>
+                <w:szCs w:val="19"/>
+              </w:rPr>
+              <w:t xml:space="preserve">________________</w:t>
+            </w:r>
+          </w:p>
+          <w:p>
+            <w:pPr>
+              <w:pBdr>
+                <w:bottom w:val="single" w:color="AFBECC" w:sz="6"/>
+              </w:pBdr>
+              <w:spacing w:after="30" w:before="150"/>
+            </w:pPr>
+            <w:r>
+              <w:t xml:space="preserve"/>
+            </w:r>
+          </w:p>
+          <w:p>
+            <w:pPr>
+              <w:spacing w:after="40" w:before="80"/>
+            </w:pPr>
+            <w:r>
+              <w:rPr>
+                <w:b/>
+                <w:bCs/>
+                <w:color w:val="6B4FA0"/>
+                <w:sz w:val="19"/>
+                <w:szCs w:val="19"/>
+              </w:rPr>
+              <w:t xml:space="preserve">Although... </w:t>
+            </w:r>
+            <w:r>
+              <w:rPr>
+                <w:color w:val="AFBECC"/>
+                <w:sz w:val="19"/>
+                <w:szCs w:val="19"/>
+              </w:rPr>
+              <w:t xml:space="preserve">_______________</w:t>
+            </w:r>
+          </w:p>
+          <w:p>
+            <w:pPr>
+              <w:pBdr>
+                <w:bottom w:val="single" w:color="AFBECC" w:sz="6"/>
+              </w:pBdr>
+              <w:spacing w:after="30" w:before="150"/>
+            </w:pPr>
+            <w:r>
+              <w:t xml:space="preserve"/>
+            </w:r>
+          </w:p>
+          <w:p>
+            <w:pPr>
+              <w:spacing w:after="40" w:before="80"/>
+            </w:pPr>
+            <w:r>
+              <w:rPr>
+                <w:b/>
+                <w:bCs/>
+                <w:color w:val="1FA6A2"/>
+                <w:sz w:val="19"/>
+                <w:szCs w:val="19"/>
+              </w:rPr>
+              <w:t xml:space="preserve">Therefore... </w:t>
+            </w:r>
+            <w:r>
+              <w:rPr>
+                <w:color w:val="AFBECC"/>
+                <w:sz w:val="19"/>
+                <w:szCs w:val="19"/>
+              </w:rPr>
+              <w:t xml:space="preserve">______________</w:t>
+            </w:r>
+          </w:p>
+          <w:p>
+            <w:pPr>
+              <w:pBdr>
+                <w:bottom w:val="single" w:color="AFBECC" w:sz="6"/>
+              </w:pBdr>
+              <w:spacing w:after="30" w:before="150"/>
             </w:pPr>
             <w:r>
               <w:t xml:space="preserve"/>
@@ -4488,58 +5438,212 @@
     </w:tbl>
     <w:p>
       <w:pPr>
-        <w:keepNext/>
-        <w:spacing w:after="60" w:before="160"/>
-      </w:pPr>
-      <w:r>
-        <w:rPr>
-          <w:b/>
-          <w:bCs/>
-          <w:color w:val="12355B"/>
-          <w:sz w:val="22"/>
-          <w:szCs w:val="22"/>
-        </w:rPr>
-        <w:t xml:space="preserve">4.  </w:t>
-      </w:r>
-      <w:r>
-        <w:rPr>
-          <w:b/>
-          <w:bCs/>
-          <w:sz w:val="21"/>
-          <w:szCs w:val="21"/>
-        </w:rPr>
-        <w:t xml:space="preserve">Converting between systems: sort each conversion by what happens to the number.</w:t>
+        <w:spacing w:after="80"/>
+      </w:pPr>
+      <w:r>
+        <w:t xml:space="preserve"/>
       </w:r>
     </w:p>
     <w:tbl>
       <w:tblPr>
-        <w:tblW w:type="pct" w:w="100%"/>
+        <w:tblW w:type="dxa" w:w="9360"/>
         <w:tblBorders>
           <w:top w:val="single" w:color="C7D2DD" w:sz="6"/>
           <w:left w:val="single" w:color="C7D2DD" w:sz="6"/>
           <w:bottom w:val="single" w:color="C7D2DD" w:sz="6"/>
           <w:right w:val="single" w:color="C7D2DD" w:sz="6"/>
-          <w:insideH w:val="single" w:color="auto" w:sz="4"/>
-          <w:insideV w:val="single" w:color="auto" w:sz="4"/>
+          <w:insideH w:val="single" w:color="C7D2DD" w:sz="6"/>
+          <w:insideV w:val="single" w:color="C7D2DD" w:sz="6"/>
         </w:tblBorders>
       </w:tblPr>
       <w:tblGrid>
-        <w:gridCol w:w="100"/>
+        <w:gridCol w:w="2800"/>
+        <w:gridCol w:w="3560"/>
+        <w:gridCol w:w="3000"/>
       </w:tblGrid>
       <w:tr>
-        <w:tc>
-          <w:tcPr>
+        <w:trPr>
+          <w:cantSplit/>
+          <w:tblHeader/>
+        </w:trPr>
+        <w:tc>
+          <w:tcPr>
+            <w:tcW w:type="dxa" w:w="2800"/>
+            <w:shd w:fill="EEF4F8" w:color="auto" w:val="clear"/>
+            <w:tcMar>
+              <w:top w:type="dxa" w:w="60"/>
+              <w:left w:type="dxa" w:w="100"/>
+              <w:bottom w:type="dxa" w:w="60"/>
+              <w:right w:type="dxa" w:w="100"/>
+            </w:tcMar>
+          </w:tcPr>
+          <w:p>
+            <w:pPr>
+              <w:spacing w:after="0"/>
+            </w:pPr>
+            <w:r>
+              <w:rPr>
+                <w:b/>
+                <w:bCs/>
+                <w:color w:val="12355B"/>
+                <w:sz w:val="16"/>
+                <w:szCs w:val="16"/>
+              </w:rPr>
+              <w:t xml:space="preserve">CORE PROBLEM / GIVEN REPRESENTATION</w:t>
+            </w:r>
+          </w:p>
+        </w:tc>
+        <w:tc>
+          <w:tcPr>
+            <w:tcW w:type="dxa" w:w="3560"/>
+            <w:shd w:fill="EEF4F8" w:color="auto" w:val="clear"/>
+            <w:tcMar>
+              <w:top w:type="dxa" w:w="60"/>
+              <w:left w:type="dxa" w:w="100"/>
+              <w:bottom w:type="dxa" w:w="60"/>
+              <w:right w:type="dxa" w:w="100"/>
+            </w:tcMar>
+          </w:tcPr>
+          <w:p>
+            <w:pPr>
+              <w:spacing w:after="0"/>
+            </w:pPr>
+            <w:r>
+              <w:rPr>
+                <w:b/>
+                <w:bCs/>
+                <w:color w:val="12355B"/>
+                <w:sz w:val="16"/>
+                <w:szCs w:val="16"/>
+              </w:rPr>
+              <w:t xml:space="preserve">WORKING SPACE / CALCULATION STEPS</w:t>
+            </w:r>
+          </w:p>
+        </w:tc>
+        <w:tc>
+          <w:tcPr>
+            <w:tcW w:type="dxa" w:w="3000"/>
             <w:shd w:fill="FBF3E2" w:color="auto" w:val="clear"/>
             <w:tcMar>
               <w:top w:type="dxa" w:w="60"/>
-              <w:left w:type="dxa" w:w="120"/>
+              <w:left w:type="dxa" w:w="100"/>
               <w:bottom w:type="dxa" w:w="60"/>
-              <w:right w:type="dxa" w:w="120"/>
-            </w:tcMar>
-          </w:tcPr>
-          <w:p>
-            <w:pPr>
-              <w:spacing w:after="0" w:line="320"/>
+              <w:right w:type="dxa" w:w="100"/>
+            </w:tcMar>
+          </w:tcPr>
+          <w:p>
+            <w:pPr>
+              <w:spacing w:after="0"/>
+            </w:pPr>
+            <w:r>
+              <w:rPr>
+                <w:b/>
+                <w:bCs/>
+                <w:color w:val="B97A12"/>
+                <w:sz w:val="16"/>
+                <w:szCs w:val="16"/>
+              </w:rPr>
+              <w:t xml:space="preserve">EXPLAIN YOUR REASONING</w:t>
+            </w:r>
+          </w:p>
+        </w:tc>
+      </w:tr>
+      <w:tr>
+        <w:trPr>
+          <w:cantSplit/>
+        </w:trPr>
+        <w:tc>
+          <w:tcPr>
+            <w:tcW w:type="dxa" w:w="2800"/>
+            <w:tcMar>
+              <w:top w:type="dxa" w:w="80"/>
+              <w:left w:type="dxa" w:w="100"/>
+              <w:bottom w:type="dxa" w:w="80"/>
+              <w:right w:type="dxa" w:w="100"/>
+            </w:tcMar>
+            <w:vAlign w:val="top"/>
+          </w:tcPr>
+          <w:p>
+            <w:pPr>
+              <w:spacing w:after="60"/>
+            </w:pPr>
+            <w:r>
+              <w:rPr>
+                <w:b/>
+                <w:bCs/>
+                <w:color w:val="12355B"/>
+                <w:sz w:val="21"/>
+                <w:szCs w:val="21"/>
+              </w:rPr>
+              <w:t xml:space="preserve">4.  </w:t>
+            </w:r>
+            <w:r>
+              <w:rPr>
+                <w:b/>
+                <w:bCs/>
+                <w:sz w:val="20"/>
+                <w:szCs w:val="20"/>
+              </w:rPr>
+              <w:t xml:space="preserve">Converting between systems: sort each conversion by what happens to the number.</w:t>
+            </w:r>
+          </w:p>
+        </w:tc>
+        <w:tc>
+          <w:tcPr>
+            <w:tcW w:type="dxa" w:w="3560"/>
+            <w:tcMar>
+              <w:top w:type="dxa" w:w="80"/>
+              <w:left w:type="dxa" w:w="100"/>
+              <w:bottom w:type="dxa" w:w="80"/>
+              <w:right w:type="dxa" w:w="100"/>
+            </w:tcMar>
+            <w:vAlign w:val="top"/>
+          </w:tcPr>
+          <w:p>
+            <w:pPr>
+              <w:spacing w:after="40"/>
+            </w:pPr>
+            <w:r>
+              <w:rPr>
+                <w:b/>
+                <w:bCs/>
+                <w:color w:val="1FA6A2"/>
+                <w:sz w:val="19"/>
+                <w:szCs w:val="19"/>
+              </w:rPr>
+              <w:t xml:space="preserve">Solution:  </w:t>
+            </w:r>
+            <w:r>
+              <w:rPr>
+                <w:b/>
+                <w:bCs/>
+                <w:sz w:val="19"/>
+                <w:szCs w:val="19"/>
+              </w:rPr>
+              <w:t xml:space="preserve">Answers vary.</w:t>
+            </w:r>
+          </w:p>
+          <w:p>
+            <w:pPr>
+              <w:spacing w:after="40"/>
+            </w:pPr>
+            <w:r>
+              <w:rPr>
+                <w:i/>
+                <w:iCs/>
+                <w:color w:val="5F6F80"/>
+                <w:sz w:val="18"/>
+                <w:szCs w:val="18"/>
+              </w:rPr>
+              <w:t xml:space="preserve">Compare the size of the two units. Converting to a LARGER unit needs fewer of them, so the number shrinks; converting to a smaller unit needs more, so it grows.</w:t>
+            </w:r>
+          </w:p>
+          <w:p>
+            <w:pPr>
+              <w:pBdr>
+                <w:bottom w:val="single" w:color="AFBECC" w:sz="6"/>
+              </w:pBdr>
+              <w:spacing w:after="30" w:before="150"/>
             </w:pPr>
             <w:r>
               <w:t xml:space="preserve"/>
@@ -4547,15 +5651,57 @@
           </w:p>
           <w:p>
             <w:pPr>
-              <w:spacing w:after="0" w:line="320"/>
+              <w:pBdr>
+                <w:bottom w:val="single" w:color="AFBECC" w:sz="6"/>
+              </w:pBdr>
+              <w:spacing w:after="30" w:before="150"/>
             </w:pPr>
             <w:r>
               <w:t xml:space="preserve"/>
             </w:r>
           </w:p>
-          <w:p>
-            <w:pPr>
-              <w:spacing w:after="0" w:line="320"/>
+        </w:tc>
+        <w:tc>
+          <w:tcPr>
+            <w:tcW w:type="dxa" w:w="3000"/>
+            <w:shd w:fill="FBF3E2" w:color="auto" w:val="clear"/>
+            <w:tcMar>
+              <w:top w:type="dxa" w:w="80"/>
+              <w:left w:type="dxa" w:w="100"/>
+              <w:bottom w:type="dxa" w:w="80"/>
+              <w:right w:type="dxa" w:w="100"/>
+            </w:tcMar>
+            <w:vAlign w:val="top"/>
+          </w:tcPr>
+          <w:p>
+            <w:pPr>
+              <w:spacing w:after="40"/>
+            </w:pPr>
+            <w:r>
+              <w:rPr>
+                <w:b/>
+                <w:bCs/>
+                <w:color w:val="12355B"/>
+                <w:sz w:val="19"/>
+                <w:szCs w:val="19"/>
+              </w:rPr>
+              <w:t xml:space="preserve">Because... </w:t>
+            </w:r>
+            <w:r>
+              <w:rPr>
+                <w:color w:val="AFBECC"/>
+                <w:sz w:val="19"/>
+                <w:szCs w:val="19"/>
+              </w:rPr>
+              <w:t xml:space="preserve">________________</w:t>
+            </w:r>
+          </w:p>
+          <w:p>
+            <w:pPr>
+              <w:pBdr>
+                <w:bottom w:val="single" w:color="AFBECC" w:sz="6"/>
+              </w:pBdr>
+              <w:spacing w:after="30" w:before="150"/>
             </w:pPr>
             <w:r>
               <w:t xml:space="preserve"/>
@@ -4563,7 +5709,67 @@
           </w:p>
           <w:p>
             <w:pPr>
-              <w:spacing w:after="0" w:line="320"/>
+              <w:spacing w:after="40" w:before="80"/>
+            </w:pPr>
+            <w:r>
+              <w:rPr>
+                <w:b/>
+                <w:bCs/>
+                <w:color w:val="6B4FA0"/>
+                <w:sz w:val="19"/>
+                <w:szCs w:val="19"/>
+              </w:rPr>
+              <w:t xml:space="preserve">Although... </w:t>
+            </w:r>
+            <w:r>
+              <w:rPr>
+                <w:color w:val="AFBECC"/>
+                <w:sz w:val="19"/>
+                <w:szCs w:val="19"/>
+              </w:rPr>
+              <w:t xml:space="preserve">_______________</w:t>
+            </w:r>
+          </w:p>
+          <w:p>
+            <w:pPr>
+              <w:pBdr>
+                <w:bottom w:val="single" w:color="AFBECC" w:sz="6"/>
+              </w:pBdr>
+              <w:spacing w:after="30" w:before="150"/>
+            </w:pPr>
+            <w:r>
+              <w:t xml:space="preserve"/>
+            </w:r>
+          </w:p>
+          <w:p>
+            <w:pPr>
+              <w:spacing w:after="40" w:before="80"/>
+            </w:pPr>
+            <w:r>
+              <w:rPr>
+                <w:b/>
+                <w:bCs/>
+                <w:color w:val="1FA6A2"/>
+                <w:sz w:val="19"/>
+                <w:szCs w:val="19"/>
+              </w:rPr>
+              <w:t xml:space="preserve">Therefore... </w:t>
+            </w:r>
+            <w:r>
+              <w:rPr>
+                <w:color w:val="AFBECC"/>
+                <w:sz w:val="19"/>
+                <w:szCs w:val="19"/>
+              </w:rPr>
+              <w:t xml:space="preserve">______________</w:t>
+            </w:r>
+          </w:p>
+          <w:p>
+            <w:pPr>
+              <w:pBdr>
+                <w:bottom w:val="single" w:color="AFBECC" w:sz="6"/>
+              </w:pBdr>
+              <w:spacing w:after="30" w:before="150"/>
             </w:pPr>
             <w:r>
               <w:t xml:space="preserve"/>
@@ -4574,84 +5780,264 @@
     </w:tbl>
     <w:p>
       <w:pPr>
-        <w:pStyle w:val="Heading2"/>
-        <w:spacing w:after="80" w:before="180"/>
-      </w:pPr>
-      <w:r>
-        <w:rPr>
-          <w:b/>
-          <w:bCs/>
-          <w:color w:val="12355B"/>
-          <w:sz w:val="24"/>
-          <w:szCs w:val="24"/>
-        </w:rPr>
-        <w:t xml:space="preserve">Level 2 Enrichment</w:t>
-      </w:r>
-      <w:r>
-        <w:rPr>
-          <w:i/>
-          <w:iCs/>
-          <w:color w:val="6B4FA0"/>
-          <w:sz w:val="19"/>
-          <w:szCs w:val="19"/>
-        </w:rPr>
-        <w:t xml:space="preserve">   stretch your thinking</w:t>
-      </w:r>
-    </w:p>
-    <w:p>
-      <w:pPr>
-        <w:keepNext/>
-        <w:spacing w:after="60" w:before="160"/>
-      </w:pPr>
-      <w:r>
-        <w:rPr>
-          <w:b/>
-          <w:bCs/>
-          <w:color w:val="12355B"/>
-          <w:sz w:val="22"/>
-          <w:szCs w:val="22"/>
-        </w:rPr>
-        <w:t xml:space="preserve">5.  </w:t>
-      </w:r>
-      <w:r>
-        <w:rPr>
-          <w:b/>
-          <w:bCs/>
-          <w:sz w:val="21"/>
-          <w:szCs w:val="21"/>
-        </w:rPr>
-        <w:t xml:space="preserve">The Golden Gate Bridge can hold about 35,924,000 pounds. An average midsize car weighs about 1,524 kilograms. Using 1 kilogram ≈ 2.2 pounds, about how many midsize cars could be on the bridge at one time? Explain each step, and say why your answer is an estimate.</w:t>
+        <w:spacing w:after="80"/>
+      </w:pPr>
+      <w:r>
+        <w:t xml:space="preserve"/>
       </w:r>
     </w:p>
     <w:tbl>
       <w:tblPr>
-        <w:tblW w:type="pct" w:w="100%"/>
+        <w:tblW w:type="dxa" w:w="9360"/>
         <w:tblBorders>
           <w:top w:val="single" w:color="C7D2DD" w:sz="6"/>
           <w:left w:val="single" w:color="C7D2DD" w:sz="6"/>
           <w:bottom w:val="single" w:color="C7D2DD" w:sz="6"/>
           <w:right w:val="single" w:color="C7D2DD" w:sz="6"/>
-          <w:insideH w:val="single" w:color="auto" w:sz="4"/>
-          <w:insideV w:val="single" w:color="auto" w:sz="4"/>
+          <w:insideH w:val="single" w:color="C7D2DD" w:sz="6"/>
+          <w:insideV w:val="single" w:color="C7D2DD" w:sz="6"/>
         </w:tblBorders>
       </w:tblPr>
       <w:tblGrid>
-        <w:gridCol w:w="100"/>
+        <w:gridCol w:w="2800"/>
+        <w:gridCol w:w="3560"/>
+        <w:gridCol w:w="3000"/>
       </w:tblGrid>
       <w:tr>
-        <w:tc>
-          <w:tcPr>
+        <w:trPr>
+          <w:cantSplit/>
+          <w:tblHeader/>
+        </w:trPr>
+        <w:tc>
+          <w:tcPr>
+            <w:tcW w:type="dxa" w:w="2800"/>
+            <w:shd w:fill="EEF4F8" w:color="auto" w:val="clear"/>
+            <w:tcMar>
+              <w:top w:type="dxa" w:w="60"/>
+              <w:left w:type="dxa" w:w="100"/>
+              <w:bottom w:type="dxa" w:w="60"/>
+              <w:right w:type="dxa" w:w="100"/>
+            </w:tcMar>
+          </w:tcPr>
+          <w:p>
+            <w:pPr>
+              <w:spacing w:after="0"/>
+            </w:pPr>
+            <w:r>
+              <w:rPr>
+                <w:b/>
+                <w:bCs/>
+                <w:color w:val="12355B"/>
+                <w:sz w:val="16"/>
+                <w:szCs w:val="16"/>
+              </w:rPr>
+              <w:t xml:space="preserve">CORE PROBLEM / GIVEN REPRESENTATION</w:t>
+            </w:r>
+          </w:p>
+        </w:tc>
+        <w:tc>
+          <w:tcPr>
+            <w:tcW w:type="dxa" w:w="3560"/>
+            <w:shd w:fill="EEF4F8" w:color="auto" w:val="clear"/>
+            <w:tcMar>
+              <w:top w:type="dxa" w:w="60"/>
+              <w:left w:type="dxa" w:w="100"/>
+              <w:bottom w:type="dxa" w:w="60"/>
+              <w:right w:type="dxa" w:w="100"/>
+            </w:tcMar>
+          </w:tcPr>
+          <w:p>
+            <w:pPr>
+              <w:spacing w:after="0"/>
+            </w:pPr>
+            <w:r>
+              <w:rPr>
+                <w:b/>
+                <w:bCs/>
+                <w:color w:val="12355B"/>
+                <w:sz w:val="16"/>
+                <w:szCs w:val="16"/>
+              </w:rPr>
+              <w:t xml:space="preserve">WORKING SPACE / CALCULATION STEPS</w:t>
+            </w:r>
+          </w:p>
+        </w:tc>
+        <w:tc>
+          <w:tcPr>
+            <w:tcW w:type="dxa" w:w="3000"/>
             <w:shd w:fill="FBF3E2" w:color="auto" w:val="clear"/>
             <w:tcMar>
               <w:top w:type="dxa" w:w="60"/>
-              <w:left w:type="dxa" w:w="120"/>
+              <w:left w:type="dxa" w:w="100"/>
               <w:bottom w:type="dxa" w:w="60"/>
-              <w:right w:type="dxa" w:w="120"/>
-            </w:tcMar>
-          </w:tcPr>
-          <w:p>
-            <w:pPr>
-              <w:spacing w:after="0" w:line="320"/>
+              <w:right w:type="dxa" w:w="100"/>
+            </w:tcMar>
+          </w:tcPr>
+          <w:p>
+            <w:pPr>
+              <w:spacing w:after="0"/>
+            </w:pPr>
+            <w:r>
+              <w:rPr>
+                <w:b/>
+                <w:bCs/>
+                <w:color w:val="B97A12"/>
+                <w:sz w:val="16"/>
+                <w:szCs w:val="16"/>
+              </w:rPr>
+              <w:t xml:space="preserve">EXPLAIN YOUR REASONING</w:t>
+            </w:r>
+          </w:p>
+        </w:tc>
+      </w:tr>
+      <w:tr>
+        <w:trPr>
+          <w:cantSplit/>
+        </w:trPr>
+        <w:tc>
+          <w:tcPr>
+            <w:tcW w:type="dxa" w:w="2800"/>
+            <w:tcMar>
+              <w:top w:type="dxa" w:w="80"/>
+              <w:left w:type="dxa" w:w="100"/>
+              <w:bottom w:type="dxa" w:w="80"/>
+              <w:right w:type="dxa" w:w="100"/>
+            </w:tcMar>
+            <w:vAlign w:val="top"/>
+          </w:tcPr>
+          <w:p>
+            <w:pPr>
+              <w:spacing w:after="60"/>
+            </w:pPr>
+            <w:r>
+              <w:rPr>
+                <w:b/>
+                <w:bCs/>
+                <w:color w:val="12355B"/>
+                <w:sz w:val="21"/>
+                <w:szCs w:val="21"/>
+              </w:rPr>
+              <w:t xml:space="preserve">5.  </w:t>
+            </w:r>
+            <w:r>
+              <w:rPr>
+                <w:b/>
+                <w:bCs/>
+                <w:sz w:val="20"/>
+                <w:szCs w:val="20"/>
+              </w:rPr>
+              <w:t xml:space="preserve">One of the academy's suppliers ships olive oil in 4-liter tins. Using 1 liter ≈ 1.06 quarts, about how many quarts of oil are in one tin?</w:t>
+            </w:r>
+          </w:p>
+          <w:p>
+            <w:pPr>
+              <w:spacing w:after="30"/>
+              <w:ind w:left="180"/>
+            </w:pPr>
+            <w:r>
+              <w:rPr>
+                <w:sz w:val="19"/>
+                <w:szCs w:val="19"/>
+              </w:rPr>
+              <w:t xml:space="preserve">A)  About 3.77 quarts</w:t>
+            </w:r>
+          </w:p>
+          <w:p>
+            <w:pPr>
+              <w:spacing w:after="30"/>
+              <w:ind w:left="180"/>
+            </w:pPr>
+            <w:r>
+              <w:rPr>
+                <w:sz w:val="19"/>
+                <w:szCs w:val="19"/>
+              </w:rPr>
+              <w:t xml:space="preserve">B)  About 4.24 quarts</w:t>
+            </w:r>
+          </w:p>
+          <w:p>
+            <w:pPr>
+              <w:spacing w:after="30"/>
+              <w:ind w:left="180"/>
+            </w:pPr>
+            <w:r>
+              <w:rPr>
+                <w:sz w:val="19"/>
+                <w:szCs w:val="19"/>
+              </w:rPr>
+              <w:t xml:space="preserve">C)  About 5.06 quarts</w:t>
+            </w:r>
+          </w:p>
+          <w:p>
+            <w:pPr>
+              <w:spacing w:after="30"/>
+              <w:ind w:left="180"/>
+            </w:pPr>
+            <w:r>
+              <w:rPr>
+                <w:sz w:val="19"/>
+                <w:szCs w:val="19"/>
+              </w:rPr>
+              <w:t xml:space="preserve">D)  About 42.4 quarts</w:t>
+            </w:r>
+          </w:p>
+        </w:tc>
+        <w:tc>
+          <w:tcPr>
+            <w:tcW w:type="dxa" w:w="3560"/>
+            <w:tcMar>
+              <w:top w:type="dxa" w:w="80"/>
+              <w:left w:type="dxa" w:w="100"/>
+              <w:bottom w:type="dxa" w:w="80"/>
+              <w:right w:type="dxa" w:w="100"/>
+            </w:tcMar>
+            <w:vAlign w:val="top"/>
+          </w:tcPr>
+          <w:p>
+            <w:pPr>
+              <w:spacing w:after="40"/>
+            </w:pPr>
+            <w:r>
+              <w:rPr>
+                <w:b/>
+                <w:bCs/>
+                <w:color w:val="1FA6A2"/>
+                <w:sz w:val="19"/>
+                <w:szCs w:val="19"/>
+              </w:rPr>
+              <w:t xml:space="preserve">Solution:  </w:t>
+            </w:r>
+            <w:r>
+              <w:rPr>
+                <w:b/>
+                <w:bCs/>
+                <w:sz w:val="19"/>
+                <w:szCs w:val="19"/>
+              </w:rPr>
+              <w:t xml:space="preserve">B)  About 4.24 quarts</w:t>
+            </w:r>
+          </w:p>
+          <w:p>
+            <w:pPr>
+              <w:spacing w:after="40"/>
+            </w:pPr>
+            <w:r>
+              <w:rPr>
+                <w:i/>
+                <w:iCs/>
+                <w:color w:val="5F6F80"/>
+                <w:sz w:val="18"/>
+                <w:szCs w:val="18"/>
+              </w:rPr>
+              <w:t xml:space="preserve">Use the ratio 1 liter : 1.06 quarts and scale it by 4: 4 × 1.06 = 4.24 quarts. A liter is a little more than a quart, so the number of quarts should be a little more than 4.</w:t>
+            </w:r>
+          </w:p>
+          <w:p>
+            <w:pPr>
+              <w:pBdr>
+                <w:bottom w:val="single" w:color="AFBECC" w:sz="6"/>
+              </w:pBdr>
+              <w:spacing w:after="30" w:before="150"/>
             </w:pPr>
             <w:r>
               <w:t xml:space="preserve"/>
@@ -4659,15 +6045,57 @@
           </w:p>
           <w:p>
             <w:pPr>
-              <w:spacing w:after="0" w:line="320"/>
+              <w:pBdr>
+                <w:bottom w:val="single" w:color="AFBECC" w:sz="6"/>
+              </w:pBdr>
+              <w:spacing w:after="30" w:before="150"/>
             </w:pPr>
             <w:r>
               <w:t xml:space="preserve"/>
             </w:r>
           </w:p>
-          <w:p>
-            <w:pPr>
-              <w:spacing w:after="0" w:line="320"/>
+        </w:tc>
+        <w:tc>
+          <w:tcPr>
+            <w:tcW w:type="dxa" w:w="3000"/>
+            <w:shd w:fill="FBF3E2" w:color="auto" w:val="clear"/>
+            <w:tcMar>
+              <w:top w:type="dxa" w:w="80"/>
+              <w:left w:type="dxa" w:w="100"/>
+              <w:bottom w:type="dxa" w:w="80"/>
+              <w:right w:type="dxa" w:w="100"/>
+            </w:tcMar>
+            <w:vAlign w:val="top"/>
+          </w:tcPr>
+          <w:p>
+            <w:pPr>
+              <w:spacing w:after="40"/>
+            </w:pPr>
+            <w:r>
+              <w:rPr>
+                <w:b/>
+                <w:bCs/>
+                <w:color w:val="12355B"/>
+                <w:sz w:val="19"/>
+                <w:szCs w:val="19"/>
+              </w:rPr>
+              <w:t xml:space="preserve">Because... </w:t>
+            </w:r>
+            <w:r>
+              <w:rPr>
+                <w:color w:val="AFBECC"/>
+                <w:sz w:val="19"/>
+                <w:szCs w:val="19"/>
+              </w:rPr>
+              <w:t xml:space="preserve">________________</w:t>
+            </w:r>
+          </w:p>
+          <w:p>
+            <w:pPr>
+              <w:pBdr>
+                <w:bottom w:val="single" w:color="AFBECC" w:sz="6"/>
+              </w:pBdr>
+              <w:spacing w:after="30" w:before="150"/>
             </w:pPr>
             <w:r>
               <w:t xml:space="preserve"/>
@@ -4675,7 +6103,67 @@
           </w:p>
           <w:p>
             <w:pPr>
-              <w:spacing w:after="0" w:line="320"/>
+              <w:spacing w:after="40" w:before="80"/>
+            </w:pPr>
+            <w:r>
+              <w:rPr>
+                <w:b/>
+                <w:bCs/>
+                <w:color w:val="6B4FA0"/>
+                <w:sz w:val="19"/>
+                <w:szCs w:val="19"/>
+              </w:rPr>
+              <w:t xml:space="preserve">Although... </w:t>
+            </w:r>
+            <w:r>
+              <w:rPr>
+                <w:color w:val="AFBECC"/>
+                <w:sz w:val="19"/>
+                <w:szCs w:val="19"/>
+              </w:rPr>
+              <w:t xml:space="preserve">_______________</w:t>
+            </w:r>
+          </w:p>
+          <w:p>
+            <w:pPr>
+              <w:pBdr>
+                <w:bottom w:val="single" w:color="AFBECC" w:sz="6"/>
+              </w:pBdr>
+              <w:spacing w:after="30" w:before="150"/>
+            </w:pPr>
+            <w:r>
+              <w:t xml:space="preserve"/>
+            </w:r>
+          </w:p>
+          <w:p>
+            <w:pPr>
+              <w:spacing w:after="40" w:before="80"/>
+            </w:pPr>
+            <w:r>
+              <w:rPr>
+                <w:b/>
+                <w:bCs/>
+                <w:color w:val="1FA6A2"/>
+                <w:sz w:val="19"/>
+                <w:szCs w:val="19"/>
+              </w:rPr>
+              <w:t xml:space="preserve">Therefore... </w:t>
+            </w:r>
+            <w:r>
+              <w:rPr>
+                <w:color w:val="AFBECC"/>
+                <w:sz w:val="19"/>
+                <w:szCs w:val="19"/>
+              </w:rPr>
+              <w:t xml:space="preserve">______________</w:t>
+            </w:r>
+          </w:p>
+          <w:p>
+            <w:pPr>
+              <w:pBdr>
+                <w:bottom w:val="single" w:color="AFBECC" w:sz="6"/>
+              </w:pBdr>
+              <w:spacing w:after="30" w:before="150"/>
             </w:pPr>
             <w:r>
               <w:t xml:space="preserve"/>
@@ -4684,6 +6172,408 @@
         </w:tc>
       </w:tr>
     </w:tbl>
+    <w:p>
+      <w:pPr>
+        <w:spacing w:after="80"/>
+      </w:pPr>
+      <w:r>
+        <w:t xml:space="preserve"/>
+      </w:r>
+    </w:p>
+    <w:tbl>
+      <w:tblPr>
+        <w:tblW w:type="dxa" w:w="9360"/>
+        <w:tblBorders>
+          <w:top w:val="single" w:color="C7D2DD" w:sz="6"/>
+          <w:left w:val="single" w:color="C7D2DD" w:sz="6"/>
+          <w:bottom w:val="single" w:color="C7D2DD" w:sz="6"/>
+          <w:right w:val="single" w:color="C7D2DD" w:sz="6"/>
+          <w:insideH w:val="single" w:color="C7D2DD" w:sz="6"/>
+          <w:insideV w:val="single" w:color="C7D2DD" w:sz="6"/>
+        </w:tblBorders>
+      </w:tblPr>
+      <w:tblGrid>
+        <w:gridCol w:w="2800"/>
+        <w:gridCol w:w="3560"/>
+        <w:gridCol w:w="3000"/>
+      </w:tblGrid>
+      <w:tr>
+        <w:trPr>
+          <w:cantSplit/>
+          <w:tblHeader/>
+        </w:trPr>
+        <w:tc>
+          <w:tcPr>
+            <w:tcW w:type="dxa" w:w="2800"/>
+            <w:shd w:fill="EEF4F8" w:color="auto" w:val="clear"/>
+            <w:tcMar>
+              <w:top w:type="dxa" w:w="60"/>
+              <w:left w:type="dxa" w:w="100"/>
+              <w:bottom w:type="dxa" w:w="60"/>
+              <w:right w:type="dxa" w:w="100"/>
+            </w:tcMar>
+          </w:tcPr>
+          <w:p>
+            <w:pPr>
+              <w:spacing w:after="0"/>
+            </w:pPr>
+            <w:r>
+              <w:rPr>
+                <w:b/>
+                <w:bCs/>
+                <w:color w:val="12355B"/>
+                <w:sz w:val="16"/>
+                <w:szCs w:val="16"/>
+              </w:rPr>
+              <w:t xml:space="preserve">CORE PROBLEM / GIVEN REPRESENTATION</w:t>
+            </w:r>
+          </w:p>
+        </w:tc>
+        <w:tc>
+          <w:tcPr>
+            <w:tcW w:type="dxa" w:w="3560"/>
+            <w:shd w:fill="EEF4F8" w:color="auto" w:val="clear"/>
+            <w:tcMar>
+              <w:top w:type="dxa" w:w="60"/>
+              <w:left w:type="dxa" w:w="100"/>
+              <w:bottom w:type="dxa" w:w="60"/>
+              <w:right w:type="dxa" w:w="100"/>
+            </w:tcMar>
+          </w:tcPr>
+          <w:p>
+            <w:pPr>
+              <w:spacing w:after="0"/>
+            </w:pPr>
+            <w:r>
+              <w:rPr>
+                <w:b/>
+                <w:bCs/>
+                <w:color w:val="12355B"/>
+                <w:sz w:val="16"/>
+                <w:szCs w:val="16"/>
+              </w:rPr>
+              <w:t xml:space="preserve">WORKING SPACE / CALCULATION STEPS</w:t>
+            </w:r>
+          </w:p>
+        </w:tc>
+        <w:tc>
+          <w:tcPr>
+            <w:tcW w:type="dxa" w:w="3000"/>
+            <w:shd w:fill="FBF3E2" w:color="auto" w:val="clear"/>
+            <w:tcMar>
+              <w:top w:type="dxa" w:w="60"/>
+              <w:left w:type="dxa" w:w="100"/>
+              <w:bottom w:type="dxa" w:w="60"/>
+              <w:right w:type="dxa" w:w="100"/>
+            </w:tcMar>
+          </w:tcPr>
+          <w:p>
+            <w:pPr>
+              <w:spacing w:after="0"/>
+            </w:pPr>
+            <w:r>
+              <w:rPr>
+                <w:b/>
+                <w:bCs/>
+                <w:color w:val="B97A12"/>
+                <w:sz w:val="16"/>
+                <w:szCs w:val="16"/>
+              </w:rPr>
+              <w:t xml:space="preserve">EXPLAIN YOUR REASONING</w:t>
+            </w:r>
+          </w:p>
+        </w:tc>
+      </w:tr>
+      <w:tr>
+        <w:trPr>
+          <w:cantSplit/>
+        </w:trPr>
+        <w:tc>
+          <w:tcPr>
+            <w:tcW w:type="dxa" w:w="2800"/>
+            <w:tcMar>
+              <w:top w:type="dxa" w:w="80"/>
+              <w:left w:type="dxa" w:w="100"/>
+              <w:bottom w:type="dxa" w:w="80"/>
+              <w:right w:type="dxa" w:w="100"/>
+            </w:tcMar>
+            <w:vAlign w:val="top"/>
+          </w:tcPr>
+          <w:p>
+            <w:pPr>
+              <w:spacing w:after="60"/>
+            </w:pPr>
+            <w:r>
+              <w:rPr>
+                <w:b/>
+                <w:bCs/>
+                <w:color w:val="12355B"/>
+                <w:sz w:val="21"/>
+                <w:szCs w:val="21"/>
+              </w:rPr>
+              <w:t xml:space="preserve">6.  </w:t>
+            </w:r>
+            <w:r>
+              <w:rPr>
+                <w:b/>
+                <w:bCs/>
+                <w:sz w:val="20"/>
+                <w:szCs w:val="20"/>
+              </w:rPr>
+              <w:t xml:space="preserve">The other supplier sells flour by the kilogram. The academy kitchen needs 22 pounds of flour. Using 1 kg ≈ 2.2 lb, about how many kilograms should it order?</w:t>
+            </w:r>
+          </w:p>
+          <w:p>
+            <w:pPr>
+              <w:spacing w:after="30"/>
+              <w:ind w:left="180"/>
+            </w:pPr>
+            <w:r>
+              <w:rPr>
+                <w:sz w:val="19"/>
+                <w:szCs w:val="19"/>
+              </w:rPr>
+              <w:t xml:space="preserve">A)  About 48.4 kg</w:t>
+            </w:r>
+          </w:p>
+          <w:p>
+            <w:pPr>
+              <w:spacing w:after="30"/>
+              <w:ind w:left="180"/>
+            </w:pPr>
+            <w:r>
+              <w:rPr>
+                <w:sz w:val="19"/>
+                <w:szCs w:val="19"/>
+              </w:rPr>
+              <w:t xml:space="preserve">B)  About 19.8 kg</w:t>
+            </w:r>
+          </w:p>
+          <w:p>
+            <w:pPr>
+              <w:spacing w:after="30"/>
+              <w:ind w:left="180"/>
+            </w:pPr>
+            <w:r>
+              <w:rPr>
+                <w:sz w:val="19"/>
+                <w:szCs w:val="19"/>
+              </w:rPr>
+              <w:t xml:space="preserve">C)  About 100 kg</w:t>
+            </w:r>
+          </w:p>
+          <w:p>
+            <w:pPr>
+              <w:spacing w:after="30"/>
+              <w:ind w:left="180"/>
+            </w:pPr>
+            <w:r>
+              <w:rPr>
+                <w:sz w:val="19"/>
+                <w:szCs w:val="19"/>
+              </w:rPr>
+              <w:t xml:space="preserve">D)  About 10 kg</w:t>
+            </w:r>
+          </w:p>
+        </w:tc>
+        <w:tc>
+          <w:tcPr>
+            <w:tcW w:type="dxa" w:w="3560"/>
+            <w:tcMar>
+              <w:top w:type="dxa" w:w="80"/>
+              <w:left w:type="dxa" w:w="100"/>
+              <w:bottom w:type="dxa" w:w="80"/>
+              <w:right w:type="dxa" w:w="100"/>
+            </w:tcMar>
+            <w:vAlign w:val="top"/>
+          </w:tcPr>
+          <w:p>
+            <w:pPr>
+              <w:spacing w:after="40"/>
+            </w:pPr>
+            <w:r>
+              <w:rPr>
+                <w:b/>
+                <w:bCs/>
+                <w:color w:val="1FA6A2"/>
+                <w:sz w:val="19"/>
+                <w:szCs w:val="19"/>
+              </w:rPr>
+              <w:t xml:space="preserve">Solution:  </w:t>
+            </w:r>
+            <w:r>
+              <w:rPr>
+                <w:b/>
+                <w:bCs/>
+                <w:sz w:val="19"/>
+                <w:szCs w:val="19"/>
+              </w:rPr>
+              <w:t xml:space="preserve">D)  About 10 kg</w:t>
+            </w:r>
+          </w:p>
+          <w:p>
+            <w:pPr>
+              <w:spacing w:after="40"/>
+            </w:pPr>
+            <w:r>
+              <w:rPr>
+                <w:i/>
+                <w:iCs/>
+                <w:color w:val="5F6F80"/>
+                <w:sz w:val="18"/>
+                <w:szCs w:val="18"/>
+              </w:rPr>
+              <w:t xml:space="preserve">Use the ratio 1 kg : 2.2 lb. 22 pounds is 10 groups of 2.2 pounds, so it is about 10 kg: 22 ÷ 2.2 = 10. A kilogram is heavier than a pound, so the number of kilograms is smaller.</w:t>
+            </w:r>
+          </w:p>
+          <w:p>
+            <w:pPr>
+              <w:pBdr>
+                <w:bottom w:val="single" w:color="AFBECC" w:sz="6"/>
+              </w:pBdr>
+              <w:spacing w:after="30" w:before="150"/>
+            </w:pPr>
+            <w:r>
+              <w:t xml:space="preserve"/>
+            </w:r>
+          </w:p>
+          <w:p>
+            <w:pPr>
+              <w:pBdr>
+                <w:bottom w:val="single" w:color="AFBECC" w:sz="6"/>
+              </w:pBdr>
+              <w:spacing w:after="30" w:before="150"/>
+            </w:pPr>
+            <w:r>
+              <w:t xml:space="preserve"/>
+            </w:r>
+          </w:p>
+        </w:tc>
+        <w:tc>
+          <w:tcPr>
+            <w:tcW w:type="dxa" w:w="3000"/>
+            <w:shd w:fill="FBF3E2" w:color="auto" w:val="clear"/>
+            <w:tcMar>
+              <w:top w:type="dxa" w:w="80"/>
+              <w:left w:type="dxa" w:w="100"/>
+              <w:bottom w:type="dxa" w:w="80"/>
+              <w:right w:type="dxa" w:w="100"/>
+            </w:tcMar>
+            <w:vAlign w:val="top"/>
+          </w:tcPr>
+          <w:p>
+            <w:pPr>
+              <w:spacing w:after="40"/>
+            </w:pPr>
+            <w:r>
+              <w:rPr>
+                <w:b/>
+                <w:bCs/>
+                <w:color w:val="12355B"/>
+                <w:sz w:val="19"/>
+                <w:szCs w:val="19"/>
+              </w:rPr>
+              <w:t xml:space="preserve">Because... </w:t>
+            </w:r>
+            <w:r>
+              <w:rPr>
+                <w:color w:val="AFBECC"/>
+                <w:sz w:val="19"/>
+                <w:szCs w:val="19"/>
+              </w:rPr>
+              <w:t xml:space="preserve">________________</w:t>
+            </w:r>
+          </w:p>
+          <w:p>
+            <w:pPr>
+              <w:pBdr>
+                <w:bottom w:val="single" w:color="AFBECC" w:sz="6"/>
+              </w:pBdr>
+              <w:spacing w:after="30" w:before="150"/>
+            </w:pPr>
+            <w:r>
+              <w:t xml:space="preserve"/>
+            </w:r>
+          </w:p>
+          <w:p>
+            <w:pPr>
+              <w:spacing w:after="40" w:before="80"/>
+            </w:pPr>
+            <w:r>
+              <w:rPr>
+                <w:b/>
+                <w:bCs/>
+                <w:color w:val="6B4FA0"/>
+                <w:sz w:val="19"/>
+                <w:szCs w:val="19"/>
+              </w:rPr>
+              <w:t xml:space="preserve">Although... </w:t>
+            </w:r>
+            <w:r>
+              <w:rPr>
+                <w:color w:val="AFBECC"/>
+                <w:sz w:val="19"/>
+                <w:szCs w:val="19"/>
+              </w:rPr>
+              <w:t xml:space="preserve">_______________</w:t>
+            </w:r>
+          </w:p>
+          <w:p>
+            <w:pPr>
+              <w:pBdr>
+                <w:bottom w:val="single" w:color="AFBECC" w:sz="6"/>
+              </w:pBdr>
+              <w:spacing w:after="30" w:before="150"/>
+            </w:pPr>
+            <w:r>
+              <w:t xml:space="preserve"/>
+            </w:r>
+          </w:p>
+          <w:p>
+            <w:pPr>
+              <w:spacing w:after="40" w:before="80"/>
+            </w:pPr>
+            <w:r>
+              <w:rPr>
+                <w:b/>
+                <w:bCs/>
+                <w:color w:val="1FA6A2"/>
+                <w:sz w:val="19"/>
+                <w:szCs w:val="19"/>
+              </w:rPr>
+              <w:t xml:space="preserve">Therefore... </w:t>
+            </w:r>
+            <w:r>
+              <w:rPr>
+                <w:color w:val="AFBECC"/>
+                <w:sz w:val="19"/>
+                <w:szCs w:val="19"/>
+              </w:rPr>
+              <w:t xml:space="preserve">______________</w:t>
+            </w:r>
+          </w:p>
+          <w:p>
+            <w:pPr>
+              <w:pBdr>
+                <w:bottom w:val="single" w:color="AFBECC" w:sz="6"/>
+              </w:pBdr>
+              <w:spacing w:after="30" w:before="150"/>
+            </w:pPr>
+            <w:r>
+              <w:t xml:space="preserve"/>
+            </w:r>
+          </w:p>
+        </w:tc>
+      </w:tr>
+    </w:tbl>
+    <w:p>
+      <w:pPr>
+        <w:spacing w:after="80"/>
+      </w:pPr>
+      <w:r>
+        <w:t xml:space="preserve"/>
+      </w:r>
+    </w:p>
     <w:p>
       <w:pPr>
         <w:pStyle w:val="Heading1"/>
@@ -4802,6 +6692,149 @@
         <w:t xml:space="preserve"/>
       </w:r>
     </w:p>
+    <w:p>
+      <w:pPr>
+        <w:spacing w:after="60"/>
+      </w:pPr>
+      <w:r>
+        <w:t xml:space="preserve"/>
+      </w:r>
+    </w:p>
+    <w:tbl>
+      <w:tblPr>
+        <w:tblW w:type="dxa" w:w="9360"/>
+        <w:tblBorders>
+          <w:top w:val="single" w:color="C7D2DD" w:sz="6"/>
+          <w:left w:val="single" w:color="C7D2DD" w:sz="6"/>
+          <w:bottom w:val="single" w:color="C7D2DD" w:sz="6"/>
+          <w:right w:val="single" w:color="C7D2DD" w:sz="6"/>
+          <w:insideH w:val="single" w:color="C7D2DD" w:sz="6"/>
+          <w:insideV w:val="single" w:color="C7D2DD" w:sz="6"/>
+        </w:tblBorders>
+      </w:tblPr>
+      <w:tblGrid>
+        <w:gridCol w:w="3120"/>
+        <w:gridCol w:w="3120"/>
+        <w:gridCol w:w="3120"/>
+      </w:tblGrid>
+      <w:tr>
+        <w:trPr>
+          <w:cantSplit/>
+          <w:tblHeader/>
+        </w:trPr>
+        <w:tc>
+          <w:tcPr>
+            <w:tcW w:type="dxa" w:w="9360"/>
+            <w:gridSpan w:val="3"/>
+            <w:shd w:fill="EEF4F8" w:color="auto" w:val="clear"/>
+            <w:tcMar>
+              <w:top w:type="dxa" w:w="60"/>
+              <w:left w:type="dxa" w:w="100"/>
+              <w:bottom w:type="dxa" w:w="60"/>
+              <w:right w:type="dxa" w:w="100"/>
+            </w:tcMar>
+          </w:tcPr>
+          <w:p>
+            <w:pPr>
+              <w:spacing w:after="0"/>
+            </w:pPr>
+            <w:r>
+              <w:rPr>
+                <w:b/>
+                <w:bCs/>
+                <w:color w:val="12355B"/>
+                <w:sz w:val="18"/>
+                <w:szCs w:val="18"/>
+              </w:rPr>
+              <w:t xml:space="preserve">EXIT CHECK · 3-POINT SELF-ASSESSMENT CHECKLIST</w:t>
+            </w:r>
+          </w:p>
+        </w:tc>
+      </w:tr>
+      <w:tr>
+        <w:trPr>
+          <w:cantSplit/>
+        </w:trPr>
+        <w:tc>
+          <w:tcPr>
+            <w:tcW w:type="dxa" w:w="3120"/>
+            <w:tcMar>
+              <w:top w:type="dxa" w:w="80"/>
+              <w:left w:type="dxa" w:w="100"/>
+              <w:bottom w:type="dxa" w:w="80"/>
+              <w:right w:type="dxa" w:w="100"/>
+            </w:tcMar>
+          </w:tcPr>
+          <w:p>
+            <w:pPr>
+              <w:spacing w:after="0"/>
+            </w:pPr>
+            <w:r>
+              <w:rPr>
+                <w:b/>
+                <w:bCs/>
+                <w:color w:val="1A2733"/>
+                <w:sz w:val="18"/>
+                <w:szCs w:val="18"/>
+              </w:rPr>
+              <w:t xml:space="preserve">☐ 1. Units &amp; Labels Verified</w:t>
+            </w:r>
+          </w:p>
+        </w:tc>
+        <w:tc>
+          <w:tcPr>
+            <w:tcW w:type="dxa" w:w="3120"/>
+            <w:tcMar>
+              <w:top w:type="dxa" w:w="80"/>
+              <w:left w:type="dxa" w:w="100"/>
+              <w:bottom w:type="dxa" w:w="80"/>
+              <w:right w:type="dxa" w:w="100"/>
+            </w:tcMar>
+          </w:tcPr>
+          <w:p>
+            <w:pPr>
+              <w:spacing w:after="0"/>
+            </w:pPr>
+            <w:r>
+              <w:rPr>
+                <w:b/>
+                <w:bCs/>
+                <w:color w:val="1A2733"/>
+                <w:sz w:val="18"/>
+                <w:szCs w:val="18"/>
+              </w:rPr>
+              <w:t xml:space="preserve">☐ 2. Reasoning Stated (Because / Although / Therefore)</w:t>
+            </w:r>
+          </w:p>
+        </w:tc>
+        <w:tc>
+          <w:tcPr>
+            <w:tcW w:type="dxa" w:w="3120"/>
+            <w:tcMar>
+              <w:top w:type="dxa" w:w="80"/>
+              <w:left w:type="dxa" w:w="100"/>
+              <w:bottom w:type="dxa" w:w="80"/>
+              <w:right w:type="dxa" w:w="100"/>
+            </w:tcMar>
+          </w:tcPr>
+          <w:p>
+            <w:pPr>
+              <w:spacing w:after="0"/>
+            </w:pPr>
+            <w:r>
+              <w:rPr>
+                <w:b/>
+                <w:bCs/>
+                <w:color w:val="1A2733"/>
+                <w:sz w:val="18"/>
+                <w:szCs w:val="18"/>
+              </w:rPr>
+              <w:t xml:space="preserve">☐ 3. Calculations Double-Checked</w:t>
+            </w:r>
+          </w:p>
+        </w:tc>
+      </w:tr>
+    </w:tbl>
     <w:p>
       <w:pPr>
         <w:pStyle w:val="Heading1"/>
@@ -5025,27 +7058,6 @@
     </w:p>
     <w:p>
       <w:pPr>
-        <w:spacing w:after="80"/>
-      </w:pPr>
-      <w:r>
-        <w:rPr>
-          <w:b/>
-          <w:bCs/>
-          <w:sz w:val="21"/>
-          <w:szCs w:val="21"/>
-        </w:rPr>
-        <w:t xml:space="preserve">Notes 9:  </w:t>
-      </w:r>
-      <w:r>
-        <w:rPr>
-          <w:sz w:val="21"/>
-          <w:szCs w:val="21"/>
-        </w:rPr>
-        <w:t xml:space="preserve">Dose</w:t>
-      </w:r>
-    </w:p>
-    <w:p>
-      <w:pPr>
         <w:pStyle w:val="Heading2"/>
         <w:spacing w:after="80" w:before="180"/>
       </w:pPr>
@@ -5140,7 +7152,7 @@
           <w:sz w:val="19"/>
           <w:szCs w:val="19"/>
         </w:rPr>
-        <w:t xml:space="preserve">A common mistake converting between systems is comparing the bare numbers without converting at all — deciding that 5 kilometers and 5 miles are the same distance because both say 5. They are not: 5 kilometers ≈ 3 miles. A second mistake is writing = instead of ≈. Conversion factors between systems are rounded (1 mile is about 1.609344 kilometers), so the result is approximate no matter how carefully you multiply.</w:t>
+        <w:t xml:space="preserve">Compare measurements only after converting to a common unit. Also check whether the conversion factor is exact or rounded: 1 inch = 2.54 cm and 1 international mile = 1.609344 km are exact; 1 mile ≈ 1.609 km is rounded. Use ≈ when the factor or the result has been rounded.</w:t>
       </w:r>
     </w:p>
     <w:p>
@@ -5301,22 +7313,6 @@
     </w:p>
     <w:p>
       <w:pPr>
-        <w:pStyle w:val="Heading2"/>
-        <w:spacing w:after="80" w:before="180"/>
-      </w:pPr>
-      <w:r>
-        <w:rPr>
-          <w:b/>
-          <w:bCs/>
-          <w:color w:val="12355B"/>
-          <w:sz w:val="24"/>
-          <w:szCs w:val="24"/>
-        </w:rPr>
-        <w:t xml:space="preserve">Level 2 Enrichment</w:t>
-      </w:r>
-    </w:p>
-    <w:p>
-      <w:pPr>
         <w:spacing w:after="80"/>
       </w:pPr>
       <w:r>
@@ -5333,10 +7329,48 @@
           <w:sz w:val="21"/>
           <w:szCs w:val="21"/>
         </w:rPr>
-        <w:t xml:space="preserve">First convert one car's mass into pounds so both amounts share a unit: 1,524 × 2.2 ≈ 3,353 pounds per car. Then divide the bridge's capacity by the weight of one car: 35,924,000 ÷ 3,353 ≈ 10,700 cars. The answer is an estimate for two reasons: the conversion factor 2.2 is rounded (1 kilogram is about 2.2046 pounds), and 1,524 kilograms is itself an average car mass, not an exact one. Reporting 'about 10,700 cars' is honest; reporting 10,714.6 cars would claim precision the inputs never had.</w:t>
-      </w:r>
-      <w:r>
-        <w:t xml:space="preserve"/>
+        <w:t xml:space="preserve">B)  About 4.24 quarts</w:t>
+      </w:r>
+      <w:r>
+        <w:rPr>
+          <w:i/>
+          <w:iCs/>
+          <w:color w:val="5F6F80"/>
+          <w:sz w:val="19"/>
+          <w:szCs w:val="19"/>
+        </w:rPr>
+        <w:t xml:space="preserve">  — Use the ratio 1 liter : 1.06 quarts and scale it by 4: 4 × 1.06 = 4.24 quarts. A liter is a little more than a quart, so the number of quarts should be a little more than 4.</w:t>
+      </w:r>
+    </w:p>
+    <w:p>
+      <w:pPr>
+        <w:spacing w:after="80"/>
+      </w:pPr>
+      <w:r>
+        <w:rPr>
+          <w:b/>
+          <w:bCs/>
+          <w:sz w:val="21"/>
+          <w:szCs w:val="21"/>
+        </w:rPr>
+        <w:t xml:space="preserve">6.  </w:t>
+      </w:r>
+      <w:r>
+        <w:rPr>
+          <w:sz w:val="21"/>
+          <w:szCs w:val="21"/>
+        </w:rPr>
+        <w:t xml:space="preserve">D)  About 10 kg</w:t>
+      </w:r>
+      <w:r>
+        <w:rPr>
+          <w:i/>
+          <w:iCs/>
+          <w:color w:val="5F6F80"/>
+          <w:sz w:val="19"/>
+          <w:szCs w:val="19"/>
+        </w:rPr>
+        <w:t xml:space="preserve">  — Use the ratio 1 kg : 2.2 lb. 22 pounds is 10 groups of 2.2 pounds, so it is about 10 kg: 22 ÷ 2.2 = 10. A kilogram is heavier than a pound, so the number of kilograms is smaller.</w:t>
       </w:r>
     </w:p>
     <w:p>
